--- a/labs/lab5/lab5-Report-unfinished.docx
+++ b/labs/lab5/lab5-Report-unfinished.docx
@@ -6,7 +6,7 @@
       <w:pPr>
         <w:pStyle w:val="13"/>
         <w:spacing w:lineRule="auto" w:line="216" w:before="0" w:after="179"/>
-        <w:ind w:end="1" w:hanging="0"/>
+        <w:ind w:right="1" w:hanging="0"/>
         <w:jc w:val="center"/>
         <w:rPr/>
       </w:pPr>
@@ -22,7 +22,7 @@
       <w:pPr>
         <w:pStyle w:val="13"/>
         <w:spacing w:lineRule="auto" w:line="216" w:before="0" w:after="17"/>
-        <w:ind w:end="0" w:hanging="0"/>
+        <w:ind w:right="0" w:hanging="0"/>
         <w:jc w:val="center"/>
         <w:rPr/>
       </w:pPr>
@@ -37,8 +37,8 @@
     <w:p>
       <w:pPr>
         <w:pStyle w:val="13"/>
-        <w:spacing w:lineRule="auto" w:line="254" w:before="0" w:after="0"/>
-        <w:ind w:end="1" w:hanging="0"/>
+        <w:spacing w:lineRule="auto" w:line="252" w:before="0" w:after="0"/>
+        <w:ind w:right="1" w:hanging="0"/>
         <w:jc w:val="center"/>
         <w:rPr/>
       </w:pPr>
@@ -53,8 +53,8 @@
     <w:p>
       <w:pPr>
         <w:pStyle w:val="13"/>
-        <w:spacing w:lineRule="auto" w:line="254"/>
-        <w:ind w:end="1" w:hanging="0"/>
+        <w:spacing w:lineRule="auto" w:line="252"/>
+        <w:ind w:right="1" w:hanging="0"/>
         <w:jc w:val="center"/>
         <w:rPr/>
       </w:pPr>
@@ -93,8 +93,8 @@
     <w:p>
       <w:pPr>
         <w:pStyle w:val="13"/>
-        <w:spacing w:lineRule="auto" w:line="254" w:before="0" w:after="0"/>
-        <w:ind w:end="1" w:hanging="0"/>
+        <w:spacing w:lineRule="auto" w:line="252" w:before="0" w:after="0"/>
+        <w:ind w:right="1" w:hanging="0"/>
         <w:jc w:val="center"/>
         <w:rPr/>
       </w:pPr>
@@ -109,7 +109,7 @@
     <w:p>
       <w:pPr>
         <w:pStyle w:val="13"/>
-        <w:spacing w:lineRule="auto" w:line="254" w:before="0" w:after="119"/>
+        <w:spacing w:lineRule="auto" w:line="252" w:before="0" w:after="119"/>
         <w:jc w:val="center"/>
         <w:rPr/>
       </w:pPr>
@@ -117,15 +117,16 @@
         <w:rPr>
           <w:rStyle w:val="1"/>
           <w:sz w:val="48"/>
-        </w:rPr>
-        <w:t>ПО ЛАБОРАТОРНОЙ РАБОТЕ №4</w:t>
+          <w:szCs w:val="48"/>
+        </w:rPr>
+        <w:t>ПО ЛАБОРАТОРНОЙ РАБОТЕ №5</w:t>
       </w:r>
     </w:p>
     <w:p>
       <w:pPr>
         <w:pStyle w:val="13"/>
         <w:spacing w:before="0" w:after="0"/>
-        <w:ind w:end="1" w:hanging="0"/>
+        <w:ind w:right="1" w:hanging="0"/>
         <w:jc w:val="center"/>
         <w:rPr/>
       </w:pPr>
@@ -141,7 +142,7 @@
       <w:pPr>
         <w:pStyle w:val="13"/>
         <w:spacing w:before="0" w:after="2488"/>
-        <w:ind w:end="0" w:hanging="0"/>
+        <w:ind w:right="0" w:hanging="0"/>
         <w:jc w:val="center"/>
         <w:rPr/>
       </w:pPr>
@@ -161,9 +162,9 @@
         <w:tblInd w:w="0" w:type="dxa"/>
         <w:tblCellMar>
           <w:top w:w="0" w:type="dxa"/>
-          <w:start w:w="0" w:type="dxa"/>
+          <w:left w:w="0" w:type="dxa"/>
           <w:bottom w:w="0" w:type="dxa"/>
-          <w:end w:w="0" w:type="dxa"/>
+          <w:right w:w="0" w:type="dxa"/>
         </w:tblCellMar>
       </w:tblPr>
       <w:tblGrid>
@@ -179,13 +180,14 @@
           <w:tcPr>
             <w:tcW w:w="1560" w:type="dxa"/>
             <w:tcBorders/>
+            <w:shd w:fill="auto" w:val="clear"/>
           </w:tcPr>
           <w:p>
             <w:pPr>
               <w:pStyle w:val="13"/>
               <w:spacing w:lineRule="auto" w:line="240" w:before="0" w:after="0"/>
-              <w:ind w:start="11" w:end="0" w:hanging="11"/>
-              <w:jc w:val="start"/>
+              <w:ind w:left="11" w:right="0" w:hanging="11"/>
+              <w:jc w:val="left"/>
               <w:rPr/>
             </w:pPr>
             <w:r>
@@ -197,8 +199,8 @@
             <w:pPr>
               <w:pStyle w:val="13"/>
               <w:spacing w:lineRule="auto" w:line="240" w:before="0" w:after="0"/>
-              <w:ind w:start="11" w:end="0" w:hanging="11"/>
-              <w:jc w:val="start"/>
+              <w:ind w:left="11" w:right="0" w:hanging="11"/>
+              <w:jc w:val="left"/>
               <w:rPr/>
             </w:pPr>
             <w:r>
@@ -213,17 +215,18 @@
             <w:tcBorders>
               <w:bottom w:val="single" w:sz="4" w:space="0" w:color="000000"/>
             </w:tcBorders>
+            <w:shd w:fill="auto" w:val="clear"/>
             <w:tcMar>
-              <w:start w:w="10" w:type="dxa"/>
-              <w:end w:w="10" w:type="dxa"/>
+              <w:left w:w="10" w:type="dxa"/>
+              <w:right w:w="10" w:type="dxa"/>
             </w:tcMar>
           </w:tcPr>
           <w:p>
             <w:pPr>
               <w:pStyle w:val="13"/>
               <w:spacing w:lineRule="auto" w:line="240" w:before="0" w:after="0"/>
-              <w:ind w:start="11" w:end="0" w:hanging="11"/>
-              <w:jc w:val="start"/>
+              <w:ind w:left="11" w:right="0" w:hanging="11"/>
+              <w:jc w:val="left"/>
               <w:rPr/>
             </w:pPr>
             <w:r>
@@ -235,14 +238,15 @@
           <w:tcPr>
             <w:tcW w:w="2130" w:type="dxa"/>
             <w:tcBorders/>
+            <w:shd w:fill="auto" w:val="clear"/>
             <w:vAlign w:val="bottom"/>
           </w:tcPr>
           <w:p>
             <w:pPr>
               <w:pStyle w:val="13"/>
               <w:spacing w:lineRule="auto" w:line="240" w:before="0" w:after="0"/>
-              <w:ind w:start="11" w:end="0" w:hanging="11"/>
-              <w:jc w:val="start"/>
+              <w:ind w:left="11" w:right="0" w:hanging="11"/>
+              <w:jc w:val="left"/>
               <w:rPr/>
             </w:pPr>
             <w:r>
@@ -260,13 +264,14 @@
           <w:tcPr>
             <w:tcW w:w="1560" w:type="dxa"/>
             <w:tcBorders/>
+            <w:shd w:fill="auto" w:val="clear"/>
           </w:tcPr>
           <w:p>
             <w:pPr>
               <w:pStyle w:val="13"/>
               <w:spacing w:lineRule="auto" w:line="240" w:before="0" w:after="0"/>
-              <w:ind w:start="11" w:end="0" w:hanging="11"/>
-              <w:jc w:val="start"/>
+              <w:ind w:left="11" w:right="0" w:hanging="11"/>
+              <w:jc w:val="left"/>
               <w:rPr/>
             </w:pPr>
             <w:r>
@@ -278,8 +283,8 @@
             <w:pPr>
               <w:pStyle w:val="13"/>
               <w:spacing w:lineRule="auto" w:line="240" w:before="0" w:after="0"/>
-              <w:ind w:start="11" w:end="0" w:hanging="11"/>
-              <w:jc w:val="start"/>
+              <w:ind w:left="11" w:right="0" w:hanging="11"/>
+              <w:jc w:val="left"/>
               <w:rPr/>
             </w:pPr>
             <w:r>
@@ -295,17 +300,18 @@
               <w:top w:val="single" w:sz="4" w:space="0" w:color="000000"/>
               <w:bottom w:val="single" w:sz="4" w:space="0" w:color="000000"/>
             </w:tcBorders>
+            <w:shd w:fill="auto" w:val="clear"/>
             <w:tcMar>
-              <w:start w:w="10" w:type="dxa"/>
-              <w:end w:w="10" w:type="dxa"/>
+              <w:left w:w="10" w:type="dxa"/>
+              <w:right w:w="10" w:type="dxa"/>
             </w:tcMar>
           </w:tcPr>
           <w:p>
             <w:pPr>
               <w:pStyle w:val="13"/>
               <w:spacing w:lineRule="auto" w:line="240" w:before="0" w:after="0"/>
-              <w:ind w:start="11" w:end="0" w:hanging="11"/>
-              <w:jc w:val="start"/>
+              <w:ind w:left="11" w:right="0" w:hanging="11"/>
+              <w:jc w:val="left"/>
               <w:rPr/>
             </w:pPr>
             <w:r>
@@ -317,14 +323,15 @@
           <w:tcPr>
             <w:tcW w:w="2130" w:type="dxa"/>
             <w:tcBorders/>
+            <w:shd w:fill="auto" w:val="clear"/>
             <w:vAlign w:val="bottom"/>
           </w:tcPr>
           <w:p>
             <w:pPr>
               <w:pStyle w:val="13"/>
               <w:spacing w:lineRule="auto" w:line="240" w:before="0" w:after="0"/>
-              <w:ind w:start="11" w:end="0" w:hanging="11"/>
-              <w:jc w:val="start"/>
+              <w:ind w:left="11" w:right="0" w:hanging="11"/>
+              <w:jc w:val="left"/>
               <w:rPr/>
             </w:pPr>
             <w:r>
@@ -338,8 +345,8 @@
     <w:p>
       <w:pPr>
         <w:pStyle w:val="13"/>
-        <w:spacing w:lineRule="auto" w:line="254" w:before="0" w:after="221"/>
-        <w:ind w:end="1" w:hanging="0"/>
+        <w:spacing w:lineRule="auto" w:line="252" w:before="0" w:after="221"/>
+        <w:ind w:right="1" w:hanging="0"/>
         <w:jc w:val="center"/>
         <w:rPr/>
       </w:pPr>
@@ -350,8 +357,8 @@
     <w:p>
       <w:pPr>
         <w:pStyle w:val="13"/>
-        <w:spacing w:lineRule="auto" w:line="254" w:before="0" w:after="221"/>
-        <w:ind w:end="1" w:hanging="0"/>
+        <w:spacing w:lineRule="auto" w:line="252" w:before="0" w:after="221"/>
+        <w:ind w:right="1" w:hanging="0"/>
         <w:jc w:val="center"/>
         <w:rPr/>
       </w:pPr>
@@ -362,8 +369,8 @@
     <w:p>
       <w:pPr>
         <w:pStyle w:val="13"/>
-        <w:spacing w:lineRule="auto" w:line="254" w:before="0" w:after="221"/>
-        <w:ind w:end="1" w:hanging="0"/>
+        <w:spacing w:lineRule="auto" w:line="252" w:before="0" w:after="221"/>
+        <w:ind w:right="1" w:hanging="0"/>
         <w:jc w:val="center"/>
         <w:rPr/>
       </w:pPr>
@@ -374,8 +381,8 @@
     <w:p>
       <w:pPr>
         <w:pStyle w:val="13"/>
-        <w:spacing w:lineRule="auto" w:line="254" w:before="0" w:after="221"/>
-        <w:ind w:end="1" w:hanging="0"/>
+        <w:spacing w:lineRule="auto" w:line="252" w:before="0" w:after="221"/>
+        <w:ind w:right="1" w:hanging="0"/>
         <w:jc w:val="center"/>
         <w:rPr/>
       </w:pPr>
@@ -386,8 +393,8 @@
     <w:p>
       <w:pPr>
         <w:pStyle w:val="13"/>
-        <w:spacing w:lineRule="auto" w:line="254" w:before="0" w:after="221"/>
-        <w:ind w:start="0" w:end="1" w:hanging="0"/>
+        <w:spacing w:lineRule="auto" w:line="252" w:before="0" w:after="221"/>
+        <w:ind w:left="0" w:right="1" w:hanging="0"/>
         <w:rPr/>
       </w:pPr>
       <w:r>
@@ -397,8 +404,8 @@
     <w:p>
       <w:pPr>
         <w:pStyle w:val="13"/>
-        <w:spacing w:lineRule="auto" w:line="254" w:before="0" w:after="221"/>
-        <w:ind w:start="0" w:end="1" w:hanging="0"/>
+        <w:spacing w:lineRule="auto" w:line="252" w:before="0" w:after="221"/>
+        <w:ind w:left="0" w:right="1" w:hanging="0"/>
         <w:jc w:val="center"/>
         <w:rPr/>
       </w:pPr>
@@ -416,8 +423,8 @@
       <w:pPr>
         <w:pStyle w:val="13"/>
         <w:spacing w:lineRule="auto" w:line="360" w:before="0" w:after="0"/>
-        <w:ind w:start="704" w:end="0" w:hanging="0"/>
-        <w:jc w:val="start"/>
+        <w:ind w:left="704" w:right="0" w:hanging="0"/>
+        <w:jc w:val="left"/>
         <w:rPr/>
       </w:pPr>
       <w:r>
@@ -429,8 +436,8 @@
       <w:pPr>
         <w:pStyle w:val="13"/>
         <w:spacing w:lineRule="auto" w:line="360" w:before="0" w:after="0"/>
-        <w:ind w:start="0" w:end="0" w:firstLine="709"/>
-        <w:jc w:val="start"/>
+        <w:ind w:left="0" w:right="0" w:firstLine="709"/>
+        <w:jc w:val="left"/>
         <w:rPr/>
       </w:pPr>
       <w:r>
@@ -456,8 +463,8 @@
       <w:pPr>
         <w:pStyle w:val="13"/>
         <w:spacing w:lineRule="auto" w:line="360" w:before="0" w:after="0"/>
-        <w:ind w:start="0" w:end="0" w:firstLine="709"/>
-        <w:jc w:val="start"/>
+        <w:ind w:left="0" w:right="0" w:firstLine="709"/>
+        <w:jc w:val="left"/>
         <w:rPr/>
       </w:pPr>
       <w:r>
@@ -587,8 +594,8 @@
       <w:pPr>
         <w:pStyle w:val="13"/>
         <w:spacing w:lineRule="auto" w:line="360" w:before="0" w:after="0"/>
-        <w:ind w:start="0" w:end="0" w:firstLine="709"/>
-        <w:jc w:val="start"/>
+        <w:ind w:left="0" w:right="0" w:firstLine="709"/>
+        <w:jc w:val="left"/>
         <w:rPr/>
       </w:pPr>
       <w:r>
@@ -615,8 +622,8 @@
         <w:pStyle w:val="13"/>
         <w:shd w:fill="FFFFFF" w:val="clear"/>
         <w:spacing w:lineRule="auto" w:line="360" w:before="0" w:after="0"/>
-        <w:ind w:start="0" w:firstLine="720"/>
-        <w:jc w:val="start"/>
+        <w:ind w:left="0" w:firstLine="720"/>
+        <w:jc w:val="left"/>
         <w:rPr/>
       </w:pPr>
       <w:r>
@@ -640,7 +647,7 @@
     </w:p>
     <w:p>
       <w:pPr>
-        <w:pStyle w:val="Style18"/>
+        <w:pStyle w:val="Style20"/>
         <w:shd w:fill="FFFFFF" w:val="clear"/>
         <w:spacing w:lineRule="auto" w:line="360" w:before="0" w:after="0"/>
         <w:rPr>
@@ -662,7 +669,7 @@
     </w:p>
     <w:p>
       <w:pPr>
-        <w:pStyle w:val="Style22"/>
+        <w:pStyle w:val="Style24"/>
         <w:numPr>
           <w:ilvl w:val="0"/>
           <w:numId w:val="2"/>
@@ -688,7 +695,7 @@
     </w:p>
     <w:p>
       <w:pPr>
-        <w:pStyle w:val="Style22"/>
+        <w:pStyle w:val="Style24"/>
         <w:numPr>
           <w:ilvl w:val="0"/>
           <w:numId w:val="2"/>
@@ -714,7 +721,7 @@
     </w:p>
     <w:p>
       <w:pPr>
-        <w:pStyle w:val="Style22"/>
+        <w:pStyle w:val="Style24"/>
         <w:numPr>
           <w:ilvl w:val="0"/>
           <w:numId w:val="2"/>
@@ -740,7 +747,7 @@
     </w:p>
     <w:p>
       <w:pPr>
-        <w:pStyle w:val="Style22"/>
+        <w:pStyle w:val="Style24"/>
         <w:numPr>
           <w:ilvl w:val="0"/>
           <w:numId w:val="2"/>
@@ -766,7 +773,7 @@
     </w:p>
     <w:p>
       <w:pPr>
-        <w:pStyle w:val="Style22"/>
+        <w:pStyle w:val="Style24"/>
         <w:numPr>
           <w:ilvl w:val="0"/>
           <w:numId w:val="2"/>
@@ -792,7 +799,7 @@
     </w:p>
     <w:p>
       <w:pPr>
-        <w:pStyle w:val="Style22"/>
+        <w:pStyle w:val="Style24"/>
         <w:numPr>
           <w:ilvl w:val="0"/>
           <w:numId w:val="2"/>
@@ -818,7 +825,7 @@
     </w:p>
     <w:p>
       <w:pPr>
-        <w:pStyle w:val="Style22"/>
+        <w:pStyle w:val="Style24"/>
         <w:numPr>
           <w:ilvl w:val="0"/>
           <w:numId w:val="2"/>
@@ -844,7 +851,7 @@
     </w:p>
     <w:p>
       <w:pPr>
-        <w:pStyle w:val="Style22"/>
+        <w:pStyle w:val="Style24"/>
         <w:numPr>
           <w:ilvl w:val="0"/>
           <w:numId w:val="2"/>
@@ -870,7 +877,7 @@
     </w:p>
     <w:p>
       <w:pPr>
-        <w:pStyle w:val="Style22"/>
+        <w:pStyle w:val="Style24"/>
         <w:numPr>
           <w:ilvl w:val="0"/>
           <w:numId w:val="2"/>
@@ -896,7 +903,7 @@
     </w:p>
     <w:p>
       <w:pPr>
-        <w:pStyle w:val="Style22"/>
+        <w:pStyle w:val="Style24"/>
         <w:numPr>
           <w:ilvl w:val="0"/>
           <w:numId w:val="2"/>
@@ -922,7 +929,7 @@
     </w:p>
     <w:p>
       <w:pPr>
-        <w:pStyle w:val="Style18"/>
+        <w:pStyle w:val="Style20"/>
         <w:shd w:fill="FFFFFF" w:val="clear"/>
         <w:spacing w:lineRule="auto" w:line="360" w:before="0" w:after="0"/>
         <w:rPr/>
@@ -935,7 +942,7 @@
       <w:pPr>
         <w:pStyle w:val="13"/>
         <w:spacing w:lineRule="auto" w:line="360"/>
-        <w:ind w:start="0" w:end="0" w:firstLine="709"/>
+        <w:ind w:left="0" w:right="0" w:firstLine="709"/>
         <w:rPr/>
       </w:pPr>
       <w:r>
@@ -947,8 +954,8 @@
         <w:pStyle w:val="13"/>
         <w:shd w:fill="FFFFFF" w:val="clear"/>
         <w:spacing w:lineRule="auto" w:line="360" w:before="0" w:after="0"/>
-        <w:ind w:start="0" w:firstLine="720"/>
-        <w:jc w:val="start"/>
+        <w:ind w:left="0" w:firstLine="720"/>
+        <w:jc w:val="left"/>
         <w:rPr/>
       </w:pPr>
       <w:r>
@@ -972,7 +979,7 @@
     </w:p>
     <w:p>
       <w:pPr>
-        <w:pStyle w:val="Style18"/>
+        <w:pStyle w:val="Style20"/>
         <w:shd w:fill="FFFFFF" w:val="clear"/>
         <w:spacing w:lineRule="auto" w:line="360" w:before="0" w:after="0"/>
         <w:rPr/>
@@ -990,7 +997,7 @@
     </w:p>
     <w:p>
       <w:pPr>
-        <w:pStyle w:val="Style18"/>
+        <w:pStyle w:val="Style20"/>
         <w:shd w:fill="FFFFFF" w:val="clear"/>
         <w:spacing w:lineRule="auto" w:line="360" w:before="0" w:after="0"/>
         <w:rPr>
@@ -1012,7 +1019,7 @@
     </w:p>
     <w:p>
       <w:pPr>
-        <w:pStyle w:val="Style22"/>
+        <w:pStyle w:val="Style24"/>
         <w:numPr>
           <w:ilvl w:val="0"/>
           <w:numId w:val="3"/>
@@ -1038,7 +1045,7 @@
     </w:p>
     <w:p>
       <w:pPr>
-        <w:pStyle w:val="Style22"/>
+        <w:pStyle w:val="Style24"/>
         <w:numPr>
           <w:ilvl w:val="0"/>
           <w:numId w:val="3"/>
@@ -1064,7 +1071,7 @@
     </w:p>
     <w:p>
       <w:pPr>
-        <w:pStyle w:val="Style18"/>
+        <w:pStyle w:val="Style20"/>
         <w:shd w:fill="FFFFFF" w:val="clear"/>
         <w:spacing w:lineRule="auto" w:line="360" w:before="0" w:after="0"/>
         <w:rPr>
@@ -1086,7 +1093,7 @@
     </w:p>
     <w:p>
       <w:pPr>
-        <w:pStyle w:val="Style18"/>
+        <w:pStyle w:val="Style20"/>
         <w:shd w:fill="F6F8FA" w:val="clear"/>
         <w:spacing w:lineRule="auto" w:line="360" w:before="0" w:after="0"/>
         <w:rPr/>
@@ -1327,8 +1334,8 @@
         <w:pStyle w:val="13"/>
         <w:shd w:fill="FFFFFF" w:val="clear"/>
         <w:spacing w:lineRule="auto" w:line="360" w:before="0" w:after="0"/>
-        <w:ind w:start="0" w:firstLine="720"/>
-        <w:jc w:val="start"/>
+        <w:ind w:left="0" w:firstLine="720"/>
+        <w:jc w:val="left"/>
         <w:rPr/>
       </w:pPr>
       <w:r>
@@ -1352,7 +1359,7 @@
     </w:p>
     <w:p>
       <w:pPr>
-        <w:pStyle w:val="Style18"/>
+        <w:pStyle w:val="Style20"/>
         <w:shd w:fill="F6F8FA" w:val="clear"/>
         <w:spacing w:lineRule="auto" w:line="360" w:before="0" w:after="0"/>
         <w:rPr/>
@@ -1610,7 +1617,7 @@
     </w:p>
     <w:p>
       <w:pPr>
-        <w:pStyle w:val="Style18"/>
+        <w:pStyle w:val="Style20"/>
         <w:shd w:fill="FFFFFF" w:val="clear"/>
         <w:spacing w:lineRule="auto" w:line="360" w:before="0" w:after="0"/>
         <w:rPr>
@@ -1632,7 +1639,7 @@
     </w:p>
     <w:p>
       <w:pPr>
-        <w:pStyle w:val="Style22"/>
+        <w:pStyle w:val="Style24"/>
         <w:numPr>
           <w:ilvl w:val="0"/>
           <w:numId w:val="4"/>
@@ -1658,7 +1665,7 @@
     </w:p>
     <w:p>
       <w:pPr>
-        <w:pStyle w:val="Style22"/>
+        <w:pStyle w:val="Style24"/>
         <w:numPr>
           <w:ilvl w:val="0"/>
           <w:numId w:val="4"/>
@@ -1684,7 +1691,7 @@
     </w:p>
     <w:p>
       <w:pPr>
-        <w:pStyle w:val="Style18"/>
+        <w:pStyle w:val="Style20"/>
         <w:shd w:fill="FFFFFF" w:val="clear"/>
         <w:spacing w:lineRule="auto" w:line="360" w:before="0" w:after="0"/>
         <w:rPr>
@@ -1720,7 +1727,7 @@
           <w:textDirection w:val="lrTb"/>
           <w:docGrid w:type="default" w:linePitch="600" w:charSpace="36864"/>
         </w:sectPr>
-        <w:pStyle w:val="Style18"/>
+        <w:pStyle w:val="Style20"/>
         <w:shd w:fill="F6F8FA" w:val="clear"/>
         <w:spacing w:lineRule="auto" w:line="360" w:before="0" w:after="0"/>
         <w:rPr/>
@@ -1739,8 +1746,8 @@
     <w:p>
       <w:pPr>
         <w:pStyle w:val="13"/>
-        <w:spacing w:lineRule="auto" w:line="254" w:before="0" w:after="0"/>
-        <w:ind w:end="1" w:hanging="0"/>
+        <w:spacing w:lineRule="auto" w:line="252" w:before="0" w:after="0"/>
+        <w:ind w:right="1" w:hanging="0"/>
         <w:jc w:val="center"/>
         <w:rPr/>
       </w:pPr>
@@ -1775,13 +1782,13 @@
           </w:r>
           <w:r>
             <w:rPr>
-              <w:rStyle w:val="InternetLink"/>
+              <w:rStyle w:val="Style18"/>
             </w:rPr>
-            <w:instrText> TOC \t "Заголовок 21,2,Заголовок 11,1" \h</w:instrText>
+            <w:instrText> TOC \t "Заголовок 11,1,Заголовок 21,2" \h</w:instrText>
           </w:r>
           <w:r>
             <w:rPr>
-              <w:rStyle w:val="InternetLink"/>
+              <w:rStyle w:val="Style18"/>
             </w:rPr>
             <w:fldChar w:fldCharType="separate"/>
           </w:r>
@@ -1806,7 +1813,7 @@
             </w:r>
             <w:r>
               <w:rPr>
-                <w:rStyle w:val="InternetLink"/>
+                <w:rStyle w:val="Style18"/>
               </w:rPr>
               <w:t xml:space="preserve">1 </w:t>
               <w:tab/>
@@ -1852,7 +1859,7 @@
             </w:r>
             <w:r>
               <w:rPr>
-                <w:rStyle w:val="InternetLink"/>
+                <w:rStyle w:val="Style18"/>
               </w:rPr>
               <w:t xml:space="preserve">1.1 </w:t>
               <w:tab/>
@@ -1898,7 +1905,7 @@
             </w:r>
             <w:r>
               <w:rPr>
-                <w:rStyle w:val="InternetLink"/>
+                <w:rStyle w:val="Style18"/>
               </w:rPr>
               <w:t xml:space="preserve">1.2 </w:t>
               <w:tab/>
@@ -1944,7 +1951,7 @@
             </w:r>
             <w:r>
               <w:rPr>
-                <w:rStyle w:val="InternetLink"/>
+                <w:rStyle w:val="Style18"/>
               </w:rPr>
               <w:t xml:space="preserve">1.3 </w:t>
               <w:tab/>
@@ -1990,7 +1997,7 @@
             </w:r>
             <w:r>
               <w:rPr>
-                <w:rStyle w:val="InternetLink"/>
+                <w:rStyle w:val="Style18"/>
               </w:rPr>
               <w:t xml:space="preserve">1.4 </w:t>
               <w:tab/>
@@ -2036,7 +2043,7 @@
             </w:r>
             <w:r>
               <w:rPr>
-                <w:rStyle w:val="InternetLink"/>
+                <w:rStyle w:val="Style18"/>
               </w:rPr>
               <w:t xml:space="preserve">1.5 </w:t>
               <w:tab/>
@@ -2082,7 +2089,7 @@
             </w:r>
             <w:r>
               <w:rPr>
-                <w:rStyle w:val="InternetLink"/>
+                <w:rStyle w:val="Style18"/>
               </w:rPr>
               <w:t xml:space="preserve">1.6 </w:t>
               <w:tab/>
@@ -2128,7 +2135,7 @@
             </w:r>
             <w:r>
               <w:rPr>
-                <w:rStyle w:val="InternetLink"/>
+                <w:rStyle w:val="Style18"/>
               </w:rPr>
               <w:t xml:space="preserve">1.7 </w:t>
               <w:tab/>
@@ -2174,7 +2181,7 @@
             </w:r>
             <w:r>
               <w:rPr>
-                <w:rStyle w:val="InternetLink"/>
+                <w:rStyle w:val="Style18"/>
               </w:rPr>
               <w:t xml:space="preserve">1.8 </w:t>
               <w:tab/>
@@ -2220,7 +2227,7 @@
             </w:r>
             <w:r>
               <w:rPr>
-                <w:rStyle w:val="InternetLink"/>
+                <w:rStyle w:val="Style18"/>
               </w:rPr>
               <w:t xml:space="preserve">1.9 </w:t>
               <w:tab/>
@@ -2266,7 +2273,7 @@
             </w:r>
             <w:r>
               <w:rPr>
-                <w:rStyle w:val="InternetLink"/>
+                <w:rStyle w:val="Style18"/>
               </w:rPr>
               <w:t xml:space="preserve">1.10 </w:t>
               <w:tab/>
@@ -2283,7 +2290,7 @@
           </w:hyperlink>
           <w:r>
             <w:rPr>
-              <w:rStyle w:val="InternetLink"/>
+              <w:rStyle w:val="Style18"/>
             </w:rPr>
             <w:fldChar w:fldCharType="end"/>
           </w:r>
@@ -2292,21 +2299,34 @@
     </w:sdt>
     <w:p>
       <w:pPr>
+        <w:pStyle w:val="211"/>
+        <w:tabs>
+          <w:tab w:val="right" w:pos="660" w:leader="dot"/>
+          <w:tab w:val="right" w:pos="9629" w:leader="dot"/>
+        </w:tabs>
+        <w:rPr/>
+      </w:pPr>
+      <w:r>
+        <w:rPr/>
+      </w:r>
+      <w:r>
+        <w:br w:type="page"/>
+      </w:r>
+    </w:p>
+    <w:p>
+      <w:pPr>
         <w:pStyle w:val="13"/>
         <w:spacing w:before="0" w:after="238"/>
-        <w:ind w:start="0" w:hanging="0"/>
-        <w:rPr/>
-      </w:pPr>
-      <w:r>
-        <w:rPr/>
-      </w:r>
-      <w:r>
-        <w:br w:type="page"/>
-      </w:r>
-    </w:p>
-    <w:p>
-      <w:pPr>
-        <w:pStyle w:val="Style18"/>
+        <w:ind w:left="0" w:hanging="0"/>
+        <w:rPr/>
+      </w:pPr>
+      <w:r>
+        <w:rPr/>
+      </w:r>
+    </w:p>
+    <w:p>
+      <w:pPr>
+        <w:pStyle w:val="Style20"/>
         <w:rPr/>
       </w:pPr>
       <w:r>
@@ -2317,7 +2337,7 @@
       <w:pPr>
         <w:pStyle w:val="111"/>
         <w:spacing w:lineRule="auto" w:line="360" w:before="0" w:after="0"/>
-        <w:ind w:end="1" w:hanging="0"/>
+        <w:ind w:right="1" w:hanging="0"/>
         <w:jc w:val="both"/>
         <w:rPr/>
       </w:pPr>
@@ -2333,7 +2353,7 @@
         <w:pStyle w:val="21"/>
         <w:tabs>
           <w:tab w:val="clear" w:pos="708"/>
-          <w:tab w:val="left" w:pos="426" w:leader="none"/>
+          <w:tab w:val="left" w:pos="1" w:leader="none"/>
         </w:tabs>
         <w:spacing w:lineRule="auto" w:line="360" w:before="0" w:after="0"/>
         <w:jc w:val="both"/>
@@ -2350,7 +2370,7 @@
       <w:pPr>
         <w:pStyle w:val="13"/>
         <w:spacing w:lineRule="auto" w:line="360" w:before="0" w:after="0"/>
-        <w:ind w:start="0" w:end="0" w:firstLine="465"/>
+        <w:ind w:left="0" w:right="0" w:firstLine="465"/>
         <w:rPr/>
       </w:pPr>
       <w:r>
@@ -2362,17 +2382,17 @@
       <w:pPr>
         <w:pStyle w:val="13"/>
         <w:spacing w:before="0" w:after="221"/>
-        <w:ind w:end="121" w:hanging="0"/>
+        <w:ind w:right="121" w:hanging="0"/>
         <w:jc w:val="center"/>
         <w:rPr/>
       </w:pPr>
       <w:r>
         <w:rPr/>
         <w:drawing>
-          <wp:inline distT="0" distB="101600" distL="0" distR="0">
+          <wp:inline distT="0" distB="0" distL="0" distR="0">
             <wp:extent cx="4582160" cy="1447800"/>
             <wp:effectExtent l="0" t="0" r="0" b="0"/>
-            <wp:docPr id="1" name="drawing" descr="" title=""/>
+            <wp:docPr id="1" name="drawing" descr=""/>
             <wp:cNvGraphicFramePr>
               <a:graphicFrameLocks xmlns:a="http://schemas.openxmlformats.org/drawingml/2006/main" noChangeAspect="1"/>
             </wp:cNvGraphicFramePr>
@@ -2380,7 +2400,7 @@
               <a:graphicData uri="http://schemas.openxmlformats.org/drawingml/2006/picture">
                 <pic:pic xmlns:pic="http://schemas.openxmlformats.org/drawingml/2006/picture">
                   <pic:nvPicPr>
-                    <pic:cNvPr id="1" name="drawing" descr="" title=""/>
+                    <pic:cNvPr id="1" name="drawing" descr=""/>
                     <pic:cNvPicPr>
                       <a:picLocks noChangeAspect="1" noChangeArrowheads="1"/>
                     </pic:cNvPicPr>
@@ -2411,7 +2431,7 @@
       <w:pPr>
         <w:pStyle w:val="13"/>
         <w:spacing w:lineRule="auto" w:line="360" w:before="0" w:after="0"/>
-        <w:ind w:end="121" w:hanging="0"/>
+        <w:ind w:right="121" w:hanging="0"/>
         <w:jc w:val="center"/>
         <w:rPr/>
       </w:pPr>
@@ -2424,7 +2444,7 @@
       <w:pPr>
         <w:pStyle w:val="13"/>
         <w:spacing w:lineRule="auto" w:line="360" w:before="0" w:after="0"/>
-        <w:ind w:start="704" w:end="0" w:hanging="0"/>
+        <w:ind w:left="704" w:right="0" w:hanging="0"/>
         <w:rPr/>
       </w:pPr>
       <w:r>
@@ -2443,7 +2463,7 @@
           <w:tab w:val="left" w:pos="1134" w:leader="none"/>
         </w:tabs>
         <w:spacing w:lineRule="auto" w:line="360" w:before="0" w:after="0"/>
-        <w:ind w:start="113" w:end="0" w:firstLine="709"/>
+        <w:ind w:left="113" w:right="0" w:firstLine="709"/>
         <w:rPr/>
       </w:pPr>
       <w:r>
@@ -2462,7 +2482,7 @@
           <w:tab w:val="left" w:pos="1134" w:leader="none"/>
         </w:tabs>
         <w:spacing w:lineRule="auto" w:line="360" w:before="0" w:after="0"/>
-        <w:ind w:start="113" w:end="0" w:firstLine="709"/>
+        <w:ind w:left="113" w:right="0" w:firstLine="709"/>
         <w:rPr/>
       </w:pPr>
       <w:r>
@@ -2481,7 +2501,7 @@
           <w:tab w:val="left" w:pos="1134" w:leader="none"/>
         </w:tabs>
         <w:spacing w:lineRule="auto" w:line="360" w:before="0" w:after="0"/>
-        <w:ind w:start="113" w:end="0" w:firstLine="709"/>
+        <w:ind w:left="113" w:right="0" w:firstLine="709"/>
         <w:rPr/>
       </w:pPr>
       <w:r>
@@ -2500,7 +2520,7 @@
           <w:tab w:val="left" w:pos="1134" w:leader="none"/>
         </w:tabs>
         <w:spacing w:lineRule="auto" w:line="360" w:before="0" w:after="0"/>
-        <w:ind w:start="113" w:end="0" w:firstLine="709"/>
+        <w:ind w:left="113" w:right="0" w:firstLine="709"/>
         <w:rPr/>
       </w:pPr>
       <w:r>
@@ -2513,7 +2533,7 @@
         <w:pStyle w:val="21"/>
         <w:tabs>
           <w:tab w:val="clear" w:pos="708"/>
-          <w:tab w:val="left" w:pos="426" w:leader="none"/>
+          <w:tab w:val="left" w:pos="1" w:leader="none"/>
         </w:tabs>
         <w:spacing w:lineRule="auto" w:line="360" w:before="0" w:after="0"/>
         <w:jc w:val="both"/>
@@ -2530,7 +2550,7 @@
       <w:pPr>
         <w:pStyle w:val="13"/>
         <w:spacing w:lineRule="auto" w:line="360" w:before="0" w:after="0"/>
-        <w:ind w:start="0" w:end="0" w:firstLine="465"/>
+        <w:ind w:left="0" w:right="0" w:firstLine="465"/>
         <w:rPr/>
       </w:pPr>
       <w:r>
@@ -2542,17 +2562,17 @@
       <w:pPr>
         <w:pStyle w:val="13"/>
         <w:spacing w:lineRule="auto" w:line="360" w:before="0" w:after="0"/>
-        <w:ind w:end="121" w:hanging="0"/>
+        <w:ind w:right="121" w:hanging="0"/>
         <w:jc w:val="center"/>
         <w:rPr/>
       </w:pPr>
       <w:r>
         <w:rPr/>
         <w:drawing>
-          <wp:inline distT="0" distB="101600" distL="0" distR="0">
+          <wp:inline distT="0" distB="0" distL="0" distR="0">
             <wp:extent cx="2553335" cy="1257300"/>
             <wp:effectExtent l="0" t="0" r="0" b="0"/>
-            <wp:docPr id="2" name="Image1" descr="" title=""/>
+            <wp:docPr id="2" name="Image1" descr=""/>
             <wp:cNvGraphicFramePr>
               <a:graphicFrameLocks xmlns:a="http://schemas.openxmlformats.org/drawingml/2006/main" noChangeAspect="1"/>
             </wp:cNvGraphicFramePr>
@@ -2560,7 +2580,7 @@
               <a:graphicData uri="http://schemas.openxmlformats.org/drawingml/2006/picture">
                 <pic:pic xmlns:pic="http://schemas.openxmlformats.org/drawingml/2006/picture">
                   <pic:nvPicPr>
-                    <pic:cNvPr id="2" name="Image1" descr="" title=""/>
+                    <pic:cNvPr id="2" name="Image1" descr=""/>
                     <pic:cNvPicPr>
                       <a:picLocks noChangeAspect="1" noChangeArrowheads="1"/>
                     </pic:cNvPicPr>
@@ -2591,7 +2611,7 @@
       <w:pPr>
         <w:pStyle w:val="13"/>
         <w:spacing w:lineRule="auto" w:line="360" w:before="0" w:after="0"/>
-        <w:ind w:end="121" w:hanging="0"/>
+        <w:ind w:right="121" w:hanging="0"/>
         <w:jc w:val="center"/>
         <w:rPr/>
       </w:pPr>
@@ -2604,7 +2624,7 @@
       <w:pPr>
         <w:pStyle w:val="13"/>
         <w:spacing w:lineRule="auto" w:line="360" w:before="0" w:after="0"/>
-        <w:ind w:start="704" w:end="0" w:hanging="0"/>
+        <w:ind w:left="704" w:right="0" w:hanging="0"/>
         <w:rPr/>
       </w:pPr>
       <w:r>
@@ -2623,7 +2643,7 @@
           <w:tab w:val="left" w:pos="1134" w:leader="none"/>
         </w:tabs>
         <w:spacing w:lineRule="auto" w:line="360" w:before="0" w:after="0"/>
-        <w:ind w:start="113" w:end="0" w:firstLine="709"/>
+        <w:ind w:left="113" w:right="0" w:firstLine="709"/>
         <w:rPr/>
       </w:pPr>
       <w:r>
@@ -2643,12 +2663,12 @@
           <w:tab w:val="left" w:pos="1276" w:leader="none"/>
         </w:tabs>
         <w:spacing w:lineRule="auto" w:line="360" w:before="0" w:after="0"/>
-        <w:ind w:start="113" w:end="0" w:firstLine="709"/>
-        <w:rPr/>
-      </w:pPr>
-      <w:r>
-        <w:rPr/>
-        <w:t>Вводим пустой массив otvet2, в который будем добавлять квадраты чисел из массива task2.</w:t>
+        <w:ind w:left="113" w:right="0" w:firstLine="709"/>
+        <w:rPr/>
+      </w:pPr>
+      <w:r>
+        <w:rPr/>
+        <w:t>Вводим пустой массив otvet2, в который будем добавлять квадраты чисел из массива task2;</w:t>
       </w:r>
     </w:p>
     <w:p>
@@ -2662,12 +2682,12 @@
           <w:tab w:val="left" w:pos="1134" w:leader="none"/>
         </w:tabs>
         <w:spacing w:lineRule="auto" w:line="360" w:before="0" w:after="0"/>
-        <w:ind w:start="113" w:end="0" w:firstLine="709"/>
-        <w:rPr/>
-      </w:pPr>
-      <w:r>
-        <w:rPr/>
-        <w:t>Через цикл for перебираем значения массива task2, присваиваем им значение квадрата данного числа через оператор возведения в степень.</w:t>
+        <w:ind w:left="113" w:right="0" w:firstLine="709"/>
+        <w:rPr/>
+      </w:pPr>
+      <w:r>
+        <w:rPr/>
+        <w:t>Через цикл for перебираем значения массива task2, присваиваем им значение квадрата данного числа через оператор возведения в степень;</w:t>
       </w:r>
     </w:p>
     <w:p>
@@ -2681,7 +2701,7 @@
           <w:tab w:val="left" w:pos="1134" w:leader="none"/>
         </w:tabs>
         <w:spacing w:lineRule="auto" w:line="360" w:before="0" w:after="0"/>
-        <w:ind w:start="113" w:end="0" w:firstLine="709"/>
+        <w:ind w:left="113" w:right="0" w:firstLine="709"/>
         <w:rPr/>
       </w:pPr>
       <w:r>
@@ -2694,7 +2714,7 @@
         <w:pStyle w:val="21"/>
         <w:tabs>
           <w:tab w:val="clear" w:pos="708"/>
-          <w:tab w:val="left" w:pos="426" w:leader="none"/>
+          <w:tab w:val="left" w:pos="1" w:leader="none"/>
         </w:tabs>
         <w:spacing w:lineRule="auto" w:line="360" w:before="0" w:after="0"/>
         <w:jc w:val="both"/>
@@ -2711,7 +2731,7 @@
       <w:pPr>
         <w:pStyle w:val="13"/>
         <w:spacing w:lineRule="auto" w:line="360" w:before="0" w:after="0"/>
-        <w:ind w:start="0" w:end="0" w:firstLine="465"/>
+        <w:ind w:left="0" w:right="0" w:firstLine="465"/>
         <w:rPr/>
       </w:pPr>
       <w:r>
@@ -2723,17 +2743,17 @@
       <w:pPr>
         <w:pStyle w:val="13"/>
         <w:spacing w:lineRule="auto" w:line="360" w:before="0" w:after="0"/>
-        <w:ind w:end="121" w:hanging="0"/>
+        <w:ind w:right="121" w:hanging="0"/>
         <w:jc w:val="center"/>
         <w:rPr/>
       </w:pPr>
       <w:r>
         <w:rPr/>
         <w:drawing>
-          <wp:inline distT="0" distB="101600" distL="0" distR="0">
+          <wp:inline distT="0" distB="0" distL="0" distR="0">
             <wp:extent cx="4477385" cy="1066800"/>
             <wp:effectExtent l="0" t="0" r="0" b="0"/>
-            <wp:docPr id="3" name="Image2" descr="" title=""/>
+            <wp:docPr id="3" name="Image2" descr=""/>
             <wp:cNvGraphicFramePr>
               <a:graphicFrameLocks xmlns:a="http://schemas.openxmlformats.org/drawingml/2006/main" noChangeAspect="1"/>
             </wp:cNvGraphicFramePr>
@@ -2741,7 +2761,7 @@
               <a:graphicData uri="http://schemas.openxmlformats.org/drawingml/2006/picture">
                 <pic:pic xmlns:pic="http://schemas.openxmlformats.org/drawingml/2006/picture">
                   <pic:nvPicPr>
-                    <pic:cNvPr id="3" name="Image2" descr="" title=""/>
+                    <pic:cNvPr id="3" name="Image2" descr=""/>
                     <pic:cNvPicPr>
                       <a:picLocks noChangeAspect="1" noChangeArrowheads="1"/>
                     </pic:cNvPicPr>
@@ -2772,7 +2792,7 @@
       <w:pPr>
         <w:pStyle w:val="13"/>
         <w:spacing w:lineRule="auto" w:line="360" w:before="0" w:after="0"/>
-        <w:ind w:end="121" w:hanging="0"/>
+        <w:ind w:right="121" w:hanging="0"/>
         <w:jc w:val="center"/>
         <w:rPr/>
       </w:pPr>
@@ -2785,7 +2805,7 @@
       <w:pPr>
         <w:pStyle w:val="13"/>
         <w:spacing w:lineRule="auto" w:line="360" w:before="0" w:after="0"/>
-        <w:ind w:start="704" w:end="0" w:hanging="0"/>
+        <w:ind w:left="704" w:right="0" w:hanging="0"/>
         <w:rPr/>
       </w:pPr>
       <w:r>
@@ -2804,7 +2824,7 @@
           <w:tab w:val="left" w:pos="1134" w:leader="none"/>
         </w:tabs>
         <w:spacing w:lineRule="auto" w:line="360" w:before="0" w:after="0"/>
-        <w:ind w:start="113" w:end="0" w:firstLine="709"/>
+        <w:ind w:left="113" w:right="0" w:firstLine="709"/>
         <w:rPr/>
       </w:pPr>
       <w:r>
@@ -2823,7 +2843,7 @@
           <w:tab w:val="left" w:pos="1134" w:leader="none"/>
         </w:tabs>
         <w:spacing w:lineRule="auto" w:line="360" w:before="0" w:after="0"/>
-        <w:ind w:start="113" w:end="0" w:firstLine="709"/>
+        <w:ind w:left="113" w:right="0" w:firstLine="709"/>
         <w:rPr/>
       </w:pPr>
       <w:r>
@@ -2842,7 +2862,7 @@
           <w:tab w:val="left" w:pos="1134" w:leader="none"/>
         </w:tabs>
         <w:spacing w:lineRule="auto" w:line="360" w:before="0" w:after="0"/>
-        <w:ind w:start="113" w:end="0" w:firstLine="709"/>
+        <w:ind w:left="113" w:right="0" w:firstLine="709"/>
         <w:rPr/>
       </w:pPr>
       <w:r>
@@ -2861,7 +2881,7 @@
           <w:tab w:val="left" w:pos="1134" w:leader="none"/>
         </w:tabs>
         <w:spacing w:lineRule="auto" w:line="360" w:before="0" w:after="0"/>
-        <w:ind w:start="113" w:end="0" w:firstLine="709"/>
+        <w:ind w:left="113" w:right="0" w:firstLine="709"/>
         <w:rPr/>
       </w:pPr>
       <w:r>
@@ -2874,7 +2894,7 @@
         <w:pStyle w:val="21"/>
         <w:tabs>
           <w:tab w:val="clear" w:pos="708"/>
-          <w:tab w:val="left" w:pos="426" w:leader="none"/>
+          <w:tab w:val="left" w:pos="1" w:leader="none"/>
         </w:tabs>
         <w:spacing w:lineRule="auto" w:line="360" w:before="0" w:after="0"/>
         <w:jc w:val="both"/>
@@ -2891,7 +2911,7 @@
       <w:pPr>
         <w:pStyle w:val="13"/>
         <w:spacing w:lineRule="auto" w:line="360" w:before="0" w:after="0"/>
-        <w:ind w:start="0" w:end="0" w:firstLine="465"/>
+        <w:ind w:left="0" w:right="0" w:firstLine="465"/>
         <w:rPr/>
       </w:pPr>
       <w:r>
@@ -2903,17 +2923,17 @@
       <w:pPr>
         <w:pStyle w:val="13"/>
         <w:spacing w:lineRule="auto" w:line="360" w:before="0" w:after="0"/>
-        <w:ind w:end="121" w:hanging="0"/>
+        <w:ind w:right="121" w:hanging="0"/>
         <w:jc w:val="center"/>
         <w:rPr/>
       </w:pPr>
       <w:r>
         <w:rPr/>
         <w:drawing>
-          <wp:inline distT="0" distB="101600" distL="0" distR="0">
+          <wp:inline distT="0" distB="0" distL="0" distR="0">
             <wp:extent cx="2705100" cy="1057275"/>
             <wp:effectExtent l="0" t="0" r="0" b="0"/>
-            <wp:docPr id="4" name="Image3" descr="" title=""/>
+            <wp:docPr id="4" name="Image3" descr=""/>
             <wp:cNvGraphicFramePr>
               <a:graphicFrameLocks xmlns:a="http://schemas.openxmlformats.org/drawingml/2006/main" noChangeAspect="1"/>
             </wp:cNvGraphicFramePr>
@@ -2921,7 +2941,7 @@
               <a:graphicData uri="http://schemas.openxmlformats.org/drawingml/2006/picture">
                 <pic:pic xmlns:pic="http://schemas.openxmlformats.org/drawingml/2006/picture">
                   <pic:nvPicPr>
-                    <pic:cNvPr id="4" name="Image3" descr="" title=""/>
+                    <pic:cNvPr id="4" name="Image3" descr=""/>
                     <pic:cNvPicPr>
                       <a:picLocks noChangeAspect="1" noChangeArrowheads="1"/>
                     </pic:cNvPicPr>
@@ -2952,7 +2972,7 @@
       <w:pPr>
         <w:pStyle w:val="13"/>
         <w:spacing w:lineRule="auto" w:line="360" w:before="0" w:after="0"/>
-        <w:ind w:end="121" w:hanging="0"/>
+        <w:ind w:right="121" w:hanging="0"/>
         <w:jc w:val="center"/>
         <w:rPr/>
       </w:pPr>
@@ -2965,7 +2985,7 @@
       <w:pPr>
         <w:pStyle w:val="13"/>
         <w:spacing w:lineRule="auto" w:line="360" w:before="0" w:after="0"/>
-        <w:ind w:start="704" w:end="0" w:hanging="0"/>
+        <w:ind w:left="704" w:right="0" w:hanging="0"/>
         <w:rPr/>
       </w:pPr>
       <w:r>
@@ -2984,7 +3004,7 @@
           <w:tab w:val="left" w:pos="1134" w:leader="none"/>
         </w:tabs>
         <w:spacing w:lineRule="auto" w:line="360" w:before="0" w:after="0"/>
-        <w:ind w:start="113" w:end="0" w:firstLine="709"/>
+        <w:ind w:left="113" w:right="0" w:firstLine="709"/>
         <w:rPr/>
       </w:pPr>
       <w:r>
@@ -3003,7 +3023,7 @@
           <w:tab w:val="left" w:pos="1134" w:leader="none"/>
         </w:tabs>
         <w:spacing w:lineRule="auto" w:line="360" w:before="0" w:after="0"/>
-        <w:ind w:start="113" w:end="0" w:firstLine="709"/>
+        <w:ind w:left="113" w:right="0" w:firstLine="709"/>
         <w:rPr/>
       </w:pPr>
       <w:r>
@@ -3022,7 +3042,7 @@
           <w:tab w:val="left" w:pos="1134" w:leader="none"/>
         </w:tabs>
         <w:spacing w:lineRule="auto" w:line="360" w:before="0" w:after="0"/>
-        <w:ind w:start="113" w:end="0" w:firstLine="709"/>
+        <w:ind w:left="113" w:right="0" w:firstLine="709"/>
         <w:rPr/>
       </w:pPr>
       <w:r>
@@ -3035,7 +3055,7 @@
         <w:pStyle w:val="21"/>
         <w:tabs>
           <w:tab w:val="clear" w:pos="708"/>
-          <w:tab w:val="left" w:pos="426" w:leader="none"/>
+          <w:tab w:val="left" w:pos="1" w:leader="none"/>
         </w:tabs>
         <w:spacing w:lineRule="auto" w:line="360" w:before="0" w:after="0"/>
         <w:jc w:val="both"/>
@@ -3052,7 +3072,7 @@
       <w:pPr>
         <w:pStyle w:val="13"/>
         <w:spacing w:lineRule="auto" w:line="360" w:before="0" w:after="0"/>
-        <w:ind w:start="0" w:end="0" w:firstLine="465"/>
+        <w:ind w:left="0" w:right="0" w:firstLine="465"/>
         <w:rPr/>
       </w:pPr>
       <w:r>
@@ -3064,17 +3084,17 @@
       <w:pPr>
         <w:pStyle w:val="13"/>
         <w:spacing w:lineRule="auto" w:line="360" w:before="0" w:after="0"/>
-        <w:ind w:end="121" w:hanging="0"/>
+        <w:ind w:right="121" w:hanging="0"/>
         <w:jc w:val="center"/>
         <w:rPr/>
       </w:pPr>
       <w:r>
         <w:rPr/>
         <w:drawing>
-          <wp:inline distT="0" distB="101600" distL="0" distR="0">
+          <wp:inline distT="0" distB="0" distL="0" distR="0">
             <wp:extent cx="4629785" cy="1438275"/>
             <wp:effectExtent l="0" t="0" r="0" b="0"/>
-            <wp:docPr id="5" name="Image4" descr="" title=""/>
+            <wp:docPr id="5" name="Image4" descr=""/>
             <wp:cNvGraphicFramePr>
               <a:graphicFrameLocks xmlns:a="http://schemas.openxmlformats.org/drawingml/2006/main" noChangeAspect="1"/>
             </wp:cNvGraphicFramePr>
@@ -3082,7 +3102,7 @@
               <a:graphicData uri="http://schemas.openxmlformats.org/drawingml/2006/picture">
                 <pic:pic xmlns:pic="http://schemas.openxmlformats.org/drawingml/2006/picture">
                   <pic:nvPicPr>
-                    <pic:cNvPr id="5" name="Image4" descr="" title=""/>
+                    <pic:cNvPr id="5" name="Image4" descr=""/>
                     <pic:cNvPicPr>
                       <a:picLocks noChangeAspect="1" noChangeArrowheads="1"/>
                     </pic:cNvPicPr>
@@ -3113,7 +3133,7 @@
       <w:pPr>
         <w:pStyle w:val="13"/>
         <w:spacing w:lineRule="auto" w:line="360" w:before="0" w:after="0"/>
-        <w:ind w:end="121" w:hanging="0"/>
+        <w:ind w:right="121" w:hanging="0"/>
         <w:jc w:val="center"/>
         <w:rPr/>
       </w:pPr>
@@ -3126,7 +3146,7 @@
       <w:pPr>
         <w:pStyle w:val="13"/>
         <w:spacing w:lineRule="auto" w:line="360" w:before="0" w:after="0"/>
-        <w:ind w:start="704" w:end="0" w:hanging="0"/>
+        <w:ind w:left="704" w:right="0" w:hanging="0"/>
         <w:rPr/>
       </w:pPr>
       <w:r>
@@ -3145,7 +3165,7 @@
           <w:tab w:val="left" w:pos="1134" w:leader="none"/>
         </w:tabs>
         <w:spacing w:lineRule="auto" w:line="360" w:before="0" w:after="0"/>
-        <w:ind w:start="113" w:end="0" w:firstLine="709"/>
+        <w:ind w:left="113" w:right="0" w:firstLine="709"/>
         <w:rPr/>
       </w:pPr>
       <w:r>
@@ -3164,7 +3184,7 @@
           <w:tab w:val="left" w:pos="1134" w:leader="none"/>
         </w:tabs>
         <w:spacing w:lineRule="auto" w:line="360" w:before="0" w:after="0"/>
-        <w:ind w:start="113" w:end="0" w:firstLine="709"/>
+        <w:ind w:left="113" w:right="0" w:firstLine="709"/>
         <w:rPr/>
       </w:pPr>
       <w:r>
@@ -3183,7 +3203,7 @@
           <w:tab w:val="left" w:pos="1134" w:leader="none"/>
         </w:tabs>
         <w:spacing w:lineRule="auto" w:line="360" w:before="0" w:after="0"/>
-        <w:ind w:start="113" w:end="0" w:firstLine="709"/>
+        <w:ind w:left="113" w:right="0" w:firstLine="709"/>
         <w:rPr/>
       </w:pPr>
       <w:r>
@@ -3202,7 +3222,7 @@
           <w:tab w:val="left" w:pos="1134" w:leader="none"/>
         </w:tabs>
         <w:spacing w:lineRule="auto" w:line="360" w:before="0" w:after="0"/>
-        <w:ind w:start="113" w:end="0" w:firstLine="709"/>
+        <w:ind w:left="113" w:right="0" w:firstLine="709"/>
         <w:rPr/>
       </w:pPr>
       <w:r>
@@ -3215,7 +3235,7 @@
         <w:pStyle w:val="21"/>
         <w:tabs>
           <w:tab w:val="clear" w:pos="708"/>
-          <w:tab w:val="left" w:pos="426" w:leader="none"/>
+          <w:tab w:val="left" w:pos="1" w:leader="none"/>
         </w:tabs>
         <w:spacing w:lineRule="auto" w:line="360" w:before="0" w:after="0"/>
         <w:jc w:val="both"/>
@@ -3232,29 +3252,29 @@
       <w:pPr>
         <w:pStyle w:val="13"/>
         <w:spacing w:lineRule="auto" w:line="360" w:before="0" w:after="0"/>
-        <w:ind w:start="0" w:end="0" w:firstLine="465"/>
-        <w:rPr/>
-      </w:pPr>
-      <w:r>
-        <w:rPr/>
-        <w:t>В данном задании необходимо было написать программу, определяющую, является ли введённый пользователем год високосным. На рисунке 6 представлен код программы.</w:t>
+        <w:ind w:left="0" w:right="0" w:firstLine="465"/>
+        <w:rPr/>
+      </w:pPr>
+      <w:r>
+        <w:rPr/>
+        <w:t>В данном задании необходимо было написать программу, которая каждый элемент произвольного списка представляла бы в виде словаря, где каждый элемент списка является и ключом, и значением. Код решения задачи представлен на рисунке 6.</w:t>
       </w:r>
     </w:p>
     <w:p>
       <w:pPr>
         <w:pStyle w:val="13"/>
         <w:spacing w:before="0" w:after="221"/>
-        <w:ind w:end="121" w:hanging="0"/>
+        <w:ind w:right="121" w:hanging="0"/>
         <w:jc w:val="center"/>
         <w:rPr/>
       </w:pPr>
       <w:r>
         <w:rPr/>
         <w:drawing>
-          <wp:inline distT="0" distB="101600" distL="0" distR="0">
+          <wp:inline distT="0" distB="0" distL="0" distR="0">
             <wp:extent cx="4315460" cy="1143000"/>
             <wp:effectExtent l="0" t="0" r="0" b="0"/>
-            <wp:docPr id="6" name="Image5" descr="" title=""/>
+            <wp:docPr id="6" name="Image5" descr=""/>
             <wp:cNvGraphicFramePr>
               <a:graphicFrameLocks xmlns:a="http://schemas.openxmlformats.org/drawingml/2006/main" noChangeAspect="1"/>
             </wp:cNvGraphicFramePr>
@@ -3262,7 +3282,7 @@
               <a:graphicData uri="http://schemas.openxmlformats.org/drawingml/2006/picture">
                 <pic:pic xmlns:pic="http://schemas.openxmlformats.org/drawingml/2006/picture">
                   <pic:nvPicPr>
-                    <pic:cNvPr id="6" name="Image5" descr="" title=""/>
+                    <pic:cNvPr id="6" name="Image5" descr=""/>
                     <pic:cNvPicPr>
                       <a:picLocks noChangeAspect="1" noChangeArrowheads="1"/>
                     </pic:cNvPicPr>
@@ -3293,7 +3313,7 @@
       <w:pPr>
         <w:pStyle w:val="13"/>
         <w:spacing w:before="0" w:after="221"/>
-        <w:ind w:end="121" w:hanging="0"/>
+        <w:ind w:right="121" w:hanging="0"/>
         <w:jc w:val="center"/>
         <w:rPr/>
       </w:pPr>
@@ -3306,7 +3326,7 @@
       <w:pPr>
         <w:pStyle w:val="13"/>
         <w:spacing w:lineRule="auto" w:line="360" w:before="0" w:after="0"/>
-        <w:ind w:start="704" w:end="0" w:hanging="0"/>
+        <w:ind w:left="704" w:right="0" w:hanging="0"/>
         <w:rPr/>
       </w:pPr>
       <w:r>
@@ -3325,12 +3345,12 @@
           <w:tab w:val="left" w:pos="1134" w:leader="none"/>
         </w:tabs>
         <w:spacing w:lineRule="auto" w:line="360" w:before="0" w:after="0"/>
-        <w:ind w:start="113" w:end="0" w:firstLine="709"/>
-        <w:rPr/>
-      </w:pPr>
-      <w:r>
-        <w:rPr/>
-        <w:t>Переменная inp6 принимает значение, введённое пользователем, и преобразует его в тип int.</w:t>
+        <w:ind w:left="113" w:right="0" w:firstLine="709"/>
+        <w:rPr/>
+      </w:pPr>
+      <w:r>
+        <w:rPr/>
+        <w:t>Переменная inp6 принимает значение, введённое пользователем, и преобразует его в тип int;</w:t>
       </w:r>
     </w:p>
     <w:p>
@@ -3344,12 +3364,12 @@
           <w:tab w:val="left" w:pos="1134" w:leader="none"/>
         </w:tabs>
         <w:spacing w:lineRule="auto" w:line="360" w:before="0" w:after="0"/>
-        <w:ind w:start="113" w:end="0" w:firstLine="709"/>
-        <w:rPr/>
-      </w:pPr>
-      <w:r>
-        <w:rPr/>
-        <w:t>При помощи условия if, логического оператора or, операторов %, ==, != определяем, делится ли год нацело на 4 и делится ли год с остатком на 100 или делится ли год нацело на 400.</w:t>
+        <w:ind w:left="113" w:right="0" w:firstLine="709"/>
+        <w:rPr/>
+      </w:pPr>
+      <w:r>
+        <w:rPr/>
+        <w:t>При помощи условия if, логического оператора or, операторов %, ==, != определяем, делится ли год нацело на 4 и делится ли год с остатком на 100 или делится ли год нацело на 400;</w:t>
       </w:r>
     </w:p>
     <w:p>
@@ -3363,7 +3383,7 @@
           <w:tab w:val="left" w:pos="1134" w:leader="none"/>
         </w:tabs>
         <w:spacing w:lineRule="auto" w:line="360" w:before="0" w:after="0"/>
-        <w:ind w:start="113" w:end="0" w:firstLine="709"/>
+        <w:ind w:left="113" w:right="0" w:firstLine="709"/>
         <w:rPr/>
       </w:pPr>
       <w:r>
@@ -3376,7 +3396,7 @@
         <w:pStyle w:val="21"/>
         <w:tabs>
           <w:tab w:val="clear" w:pos="708"/>
-          <w:tab w:val="left" w:pos="426" w:leader="none"/>
+          <w:tab w:val="left" w:pos="1" w:leader="none"/>
         </w:tabs>
         <w:spacing w:lineRule="auto" w:line="360" w:before="0" w:after="0"/>
         <w:jc w:val="both"/>
@@ -3393,29 +3413,29 @@
       <w:pPr>
         <w:pStyle w:val="13"/>
         <w:spacing w:lineRule="auto" w:line="360" w:before="0" w:after="0"/>
-        <w:ind w:start="0" w:end="0" w:firstLine="465"/>
-        <w:rPr/>
-      </w:pPr>
-      <w:r>
-        <w:rPr/>
-        <w:t>По задаче необходимо было написать программу, запрашивающую у пользователя ввод трёх чисел. Без использования функций min() и max() необходимо было, чтобы программа определила наименьшее число и вывела его на экран. Код решения задачи представлен на рисунке 7.</w:t>
+        <w:ind w:left="0" w:right="0" w:firstLine="465"/>
+        <w:rPr/>
+      </w:pPr>
+      <w:r>
+        <w:rPr/>
+        <w:t>По задаче необходимо было написать программу, которая с помощью имеющегося заготовленного словаря переводила бы введённое пользователем слово. Код решения задачи представлен на рисунке 7.</w:t>
       </w:r>
     </w:p>
     <w:p>
       <w:pPr>
         <w:pStyle w:val="13"/>
         <w:spacing w:before="0" w:after="221"/>
-        <w:ind w:end="121" w:hanging="0"/>
+        <w:ind w:right="121" w:hanging="0"/>
         <w:jc w:val="center"/>
         <w:rPr/>
       </w:pPr>
       <w:r>
         <w:rPr/>
         <w:drawing>
-          <wp:inline distT="0" distB="101600" distL="0" distR="0">
+          <wp:inline distT="0" distB="0" distL="0" distR="0">
             <wp:extent cx="5191760" cy="1705610"/>
             <wp:effectExtent l="0" t="0" r="0" b="0"/>
-            <wp:docPr id="7" name="Image6" descr="" title=""/>
+            <wp:docPr id="7" name="Image6" descr=""/>
             <wp:cNvGraphicFramePr>
               <a:graphicFrameLocks xmlns:a="http://schemas.openxmlformats.org/drawingml/2006/main" noChangeAspect="1"/>
             </wp:cNvGraphicFramePr>
@@ -3423,7 +3443,7 @@
               <a:graphicData uri="http://schemas.openxmlformats.org/drawingml/2006/picture">
                 <pic:pic xmlns:pic="http://schemas.openxmlformats.org/drawingml/2006/picture">
                   <pic:nvPicPr>
-                    <pic:cNvPr id="7" name="Image6" descr="" title=""/>
+                    <pic:cNvPr id="7" name="Image6" descr=""/>
                     <pic:cNvPicPr>
                       <a:picLocks noChangeAspect="1" noChangeArrowheads="1"/>
                     </pic:cNvPicPr>
@@ -3454,7 +3474,7 @@
       <w:pPr>
         <w:pStyle w:val="13"/>
         <w:spacing w:before="0" w:after="221"/>
-        <w:ind w:end="121" w:hanging="0"/>
+        <w:ind w:right="121" w:hanging="0"/>
         <w:jc w:val="center"/>
         <w:rPr/>
       </w:pPr>
@@ -3467,7 +3487,7 @@
       <w:pPr>
         <w:pStyle w:val="13"/>
         <w:spacing w:lineRule="auto" w:line="360" w:before="0" w:after="0"/>
-        <w:ind w:start="704" w:end="0" w:hanging="0"/>
+        <w:ind w:left="704" w:right="0" w:hanging="0"/>
         <w:rPr/>
       </w:pPr>
       <w:r>
@@ -3486,12 +3506,12 @@
           <w:tab w:val="left" w:pos="1134" w:leader="none"/>
         </w:tabs>
         <w:spacing w:lineRule="auto" w:line="360" w:before="0" w:after="0"/>
-        <w:ind w:start="113" w:end="0" w:firstLine="709"/>
-        <w:rPr/>
-      </w:pPr>
-      <w:r>
-        <w:rPr/>
-        <w:t xml:space="preserve">Переменным chislo1, chislo2, chislo3 при помощи функции map, функции input, а также при помощи метода строк split() присваиваются три числа типа int. </w:t>
+        <w:ind w:left="113" w:right="0" w:firstLine="709"/>
+        <w:rPr/>
+      </w:pPr>
+      <w:r>
+        <w:rPr/>
+        <w:t>Переменным chislo1, chislo2, chislo3 при помощи функции map, функции input, а также при помощи метода строк split() присваиваются три числа типа int;</w:t>
       </w:r>
     </w:p>
     <w:p>
@@ -3505,12 +3525,12 @@
           <w:tab w:val="left" w:pos="1134" w:leader="none"/>
         </w:tabs>
         <w:spacing w:lineRule="auto" w:line="360" w:before="0" w:after="0"/>
-        <w:ind w:start="113" w:end="0" w:firstLine="709"/>
-        <w:rPr/>
-      </w:pPr>
-      <w:r>
-        <w:rPr/>
-        <w:t>При помощи условий if и оператора &lt;= определяем наименьшее число, сравнивая одно с двумя другими.</w:t>
+        <w:ind w:left="113" w:right="0" w:firstLine="709"/>
+        <w:rPr/>
+      </w:pPr>
+      <w:r>
+        <w:rPr/>
+        <w:t>При помощи условий if и оператора &lt;= определяем наименьшее число, сравнивая одно с двумя другими;</w:t>
       </w:r>
     </w:p>
     <w:p>
@@ -3524,12 +3544,12 @@
           <w:tab w:val="left" w:pos="1134" w:leader="none"/>
         </w:tabs>
         <w:spacing w:lineRule="auto" w:line="360" w:before="0" w:after="0"/>
-        <w:ind w:start="113" w:end="0" w:firstLine="709"/>
-        <w:rPr/>
-      </w:pPr>
-      <w:r>
-        <w:rPr/>
-        <w:t>Если одно из условий if окажется верным, то переменной menshee будет присвоено значение chislo1, chislo2 или chislo3.</w:t>
+        <w:ind w:left="113" w:right="0" w:firstLine="709"/>
+        <w:rPr/>
+      </w:pPr>
+      <w:r>
+        <w:rPr/>
+        <w:t>Если одно из условий if окажется верным, то переменной menshee будет присвоено значение chislo1, chislo2 или chislo3;</w:t>
       </w:r>
     </w:p>
     <w:p>
@@ -3543,7 +3563,7 @@
           <w:tab w:val="left" w:pos="1134" w:leader="none"/>
         </w:tabs>
         <w:spacing w:lineRule="auto" w:line="360" w:before="0" w:after="0"/>
-        <w:ind w:start="113" w:end="0" w:firstLine="709"/>
+        <w:ind w:left="113" w:right="0" w:firstLine="709"/>
         <w:rPr/>
       </w:pPr>
       <w:r>
@@ -3556,7 +3576,7 @@
         <w:pStyle w:val="21"/>
         <w:tabs>
           <w:tab w:val="clear" w:pos="708"/>
-          <w:tab w:val="left" w:pos="426" w:leader="none"/>
+          <w:tab w:val="left" w:pos="1" w:leader="none"/>
         </w:tabs>
         <w:spacing w:lineRule="auto" w:line="360" w:before="0" w:after="0"/>
         <w:jc w:val="both"/>
@@ -3573,29 +3593,29 @@
       <w:pPr>
         <w:pStyle w:val="13"/>
         <w:spacing w:lineRule="auto" w:line="360" w:before="0" w:after="0"/>
-        <w:ind w:start="0" w:end="0" w:firstLine="465"/>
-        <w:rPr/>
-      </w:pPr>
-      <w:r>
-        <w:rPr/>
-        <w:t>В этом задании необходимо было написать программу, которая, при введении пользователем суммы покупок, на основании акции вывела бы размер скидки и итоговую сумму к оплате. На рисунке 9 представлен код решения задачи.</w:t>
+        <w:ind w:left="0" w:right="0" w:firstLine="465"/>
+        <w:rPr/>
+      </w:pPr>
+      <w:r>
+        <w:rPr/>
+        <w:t>В этом задании необходимо было написать программу, которая представляла бы собой игру Камень-Ножницы-Бумага-Ящерица-Спок. На рисунке 9 представлен код решения задачи.</w:t>
       </w:r>
     </w:p>
     <w:p>
       <w:pPr>
         <w:pStyle w:val="13"/>
         <w:spacing w:before="0" w:after="221"/>
-        <w:ind w:end="121" w:hanging="0"/>
+        <w:ind w:right="121" w:hanging="0"/>
         <w:jc w:val="center"/>
         <w:rPr/>
       </w:pPr>
       <w:r>
         <w:rPr/>
         <w:drawing>
-          <wp:inline distT="0" distB="101600" distL="0" distR="0">
-            <wp:extent cx="3362960" cy="2667000"/>
+          <wp:inline distT="0" distB="0" distL="0" distR="0">
+            <wp:extent cx="5963285" cy="3601085"/>
             <wp:effectExtent l="0" t="0" r="0" b="0"/>
-            <wp:docPr id="8" name="Image7" descr="" title=""/>
+            <wp:docPr id="8" name="Изображение1" descr=""/>
             <wp:cNvGraphicFramePr>
               <a:graphicFrameLocks xmlns:a="http://schemas.openxmlformats.org/drawingml/2006/main" noChangeAspect="1"/>
             </wp:cNvGraphicFramePr>
@@ -3603,7 +3623,7 @@
               <a:graphicData uri="http://schemas.openxmlformats.org/drawingml/2006/picture">
                 <pic:pic xmlns:pic="http://schemas.openxmlformats.org/drawingml/2006/picture">
                   <pic:nvPicPr>
-                    <pic:cNvPr id="8" name="Image7" descr="" title=""/>
+                    <pic:cNvPr id="8" name="Изображение1" descr=""/>
                     <pic:cNvPicPr>
                       <a:picLocks noChangeAspect="1" noChangeArrowheads="1"/>
                     </pic:cNvPicPr>
@@ -3617,7 +3637,7 @@
                   <pic:spPr bwMode="auto">
                     <a:xfrm>
                       <a:off x="0" y="0"/>
-                      <a:ext cx="3362960" cy="2667000"/>
+                      <a:ext cx="5963285" cy="3601085"/>
                     </a:xfrm>
                     <a:prstGeom prst="rect">
                       <a:avLst/>
@@ -3634,7 +3654,7 @@
       <w:pPr>
         <w:pStyle w:val="13"/>
         <w:spacing w:before="0" w:after="221"/>
-        <w:ind w:end="121" w:hanging="0"/>
+        <w:ind w:right="121" w:hanging="0"/>
         <w:jc w:val="center"/>
         <w:rPr/>
       </w:pPr>
@@ -3647,7 +3667,7 @@
       <w:pPr>
         <w:pStyle w:val="13"/>
         <w:spacing w:lineRule="auto" w:line="360" w:before="0" w:after="0"/>
-        <w:ind w:start="704" w:end="0" w:hanging="0"/>
+        <w:ind w:left="704" w:right="0" w:hanging="0"/>
         <w:rPr/>
       </w:pPr>
       <w:r>
@@ -3666,12 +3686,12 @@
           <w:tab w:val="left" w:pos="1134" w:leader="none"/>
         </w:tabs>
         <w:spacing w:lineRule="auto" w:line="360" w:before="0" w:after="0"/>
-        <w:ind w:start="113" w:end="0" w:firstLine="709"/>
-        <w:rPr/>
-      </w:pPr>
-      <w:r>
-        <w:rPr/>
-        <w:t>Переменная inp8 принимает значение, введённое пользователем, и преобразует его в тип int.</w:t>
+        <w:ind w:left="113" w:right="0" w:firstLine="709"/>
+        <w:rPr/>
+      </w:pPr>
+      <w:r>
+        <w:rPr/>
+        <w:t>С помощью команды import импортируем встроенный в Python модуль random, позволяющий генерировать числа случайным образом;</w:t>
       </w:r>
     </w:p>
     <w:p>
@@ -3685,12 +3705,12 @@
           <w:tab w:val="left" w:pos="1134" w:leader="none"/>
         </w:tabs>
         <w:spacing w:lineRule="auto" w:line="360" w:before="0" w:after="0"/>
-        <w:ind w:start="113" w:end="0" w:firstLine="709"/>
-        <w:rPr/>
-      </w:pPr>
-      <w:r>
-        <w:rPr/>
-        <w:t>При помощи условий if и операторов &lt;, &gt;=, &lt;= и &gt; определяем, к какому промежутку относится сумма покупок.</w:t>
+        <w:ind w:left="113" w:right="0" w:firstLine="709"/>
+        <w:rPr/>
+      </w:pPr>
+      <w:r>
+        <w:rPr/>
+        <w:t>Переменной inp8list задаём массив допустимых вариантов выбора для компьютера и пользователя;</w:t>
       </w:r>
     </w:p>
     <w:p>
@@ -3704,12 +3724,69 @@
           <w:tab w:val="left" w:pos="1134" w:leader="none"/>
         </w:tabs>
         <w:spacing w:lineRule="auto" w:line="360" w:before="0" w:after="0"/>
-        <w:ind w:start="113" w:end="0" w:firstLine="709"/>
-        <w:rPr/>
-      </w:pPr>
-      <w:r>
-        <w:rPr/>
-        <w:t>В зависимости от того, какое из условий if оказывается верным, с помощью команд print выводим, какова получается скидка, а также выводим итоговую сумму к оплате путем умножения суммы на нецелое число, прямо характеризующее фактическую скидку.</w:t>
+        <w:ind w:left="113" w:right="0" w:firstLine="709"/>
+        <w:rPr/>
+      </w:pPr>
+      <w:r>
+        <w:rPr/>
+        <w:t>Переменной rules8 вводим словарь, в котором ключом является один из вариантов выбора, а значением к этому ключу является список тех значений, которые этот выбор побеждает;</w:t>
+      </w:r>
+    </w:p>
+    <w:p>
+      <w:pPr>
+        <w:pStyle w:val="13"/>
+        <w:numPr>
+          <w:ilvl w:val="0"/>
+          <w:numId w:val="12"/>
+        </w:numPr>
+        <w:tabs>
+          <w:tab w:val="left" w:pos="122" w:leader="none"/>
+        </w:tabs>
+        <w:spacing w:lineRule="auto" w:line="360" w:before="0" w:after="0"/>
+        <w:ind w:firstLine="709"/>
+        <w:rPr/>
+      </w:pPr>
+      <w:r>
+        <w:rPr/>
+        <w:t>Переменная inp8 с помощью input будет принимать значения, введённые пользователем;</w:t>
+      </w:r>
+    </w:p>
+    <w:p>
+      <w:pPr>
+        <w:pStyle w:val="13"/>
+        <w:numPr>
+          <w:ilvl w:val="0"/>
+          <w:numId w:val="12"/>
+        </w:numPr>
+        <w:tabs>
+          <w:tab w:val="left" w:pos="122" w:leader="none"/>
+        </w:tabs>
+        <w:spacing w:lineRule="auto" w:line="360" w:before="0" w:after="0"/>
+        <w:ind w:firstLine="709"/>
+        <w:rPr/>
+      </w:pPr>
+      <w:r>
+        <w:rPr/>
+        <w:t>Переменная randinp8 будет принимать случайные значения из inp8list, благодаря функции random.choice;</w:t>
+      </w:r>
+    </w:p>
+    <w:p>
+      <w:pPr>
+        <w:pStyle w:val="13"/>
+        <w:numPr>
+          <w:ilvl w:val="0"/>
+          <w:numId w:val="12"/>
+        </w:numPr>
+        <w:tabs>
+          <w:tab w:val="left" w:pos="122" w:leader="none"/>
+        </w:tabs>
+        <w:spacing w:lineRule="auto" w:line="360" w:before="0" w:after="0"/>
+        <w:ind w:firstLine="709"/>
+        <w:rPr/>
+      </w:pPr>
+      <w:r>
+        <w:rPr/>
+        <w:t>С помощью if, elif и else определяем условия ничьей, победы и поражения, выводя на экран соответствующее уведомление командой print.</w:t>
       </w:r>
     </w:p>
     <w:p>
@@ -3717,7 +3794,7 @@
         <w:pStyle w:val="21"/>
         <w:tabs>
           <w:tab w:val="clear" w:pos="708"/>
-          <w:tab w:val="left" w:pos="426" w:leader="none"/>
+          <w:tab w:val="left" w:pos="1" w:leader="none"/>
         </w:tabs>
         <w:spacing w:lineRule="auto" w:line="360" w:before="0" w:after="0"/>
         <w:jc w:val="both"/>
@@ -3734,41 +3811,29 @@
       <w:pPr>
         <w:pStyle w:val="13"/>
         <w:spacing w:lineRule="auto" w:line="360" w:before="0" w:after="0"/>
-        <w:ind w:start="0" w:end="0" w:firstLine="709"/>
-        <w:rPr/>
-      </w:pPr>
-      <w:r>
-        <w:rPr/>
-        <w:t>В этом задании нужно было собрать исходное предложение из нескольких переменных, каждая из которых хранит часть текста. Для объединения строк использовалась</w:t>
-      </w:r>
-    </w:p>
-    <w:p>
-      <w:pPr>
-        <w:pStyle w:val="13"/>
-        <w:spacing w:lineRule="auto" w:line="360" w:before="0" w:after="0"/>
-        <w:ind w:end="0" w:hanging="0"/>
-        <w:rPr/>
-      </w:pPr>
-      <w:r>
-        <w:rPr/>
-        <w:t>операция конкатенации при помощи знака +. На рисунке 10 представлен код программы.</w:t>
+        <w:ind w:left="0" w:right="0" w:hanging="0"/>
+        <w:rPr/>
+      </w:pPr>
+      <w:r>
+        <w:rPr/>
+        <w:t>В этом задании нужно было написать программу, которая из данного списка слов создавала словарь, где ключом является первая буква слова, а значением - все слова из списка, начинающиеся на эту букву. На рисунке 10 представлен код программы.</w:t>
       </w:r>
     </w:p>
     <w:p>
       <w:pPr>
         <w:pStyle w:val="13"/>
         <w:spacing w:before="0" w:after="221"/>
-        <w:ind w:end="121" w:hanging="0"/>
+        <w:ind w:right="121" w:hanging="0"/>
         <w:jc w:val="center"/>
         <w:rPr/>
       </w:pPr>
       <w:r>
         <w:rPr/>
         <w:drawing>
-          <wp:inline distT="0" distB="101600" distL="0" distR="0">
-            <wp:extent cx="3096260" cy="1895475"/>
+          <wp:inline distT="0" distB="0" distL="0" distR="0">
+            <wp:extent cx="4667885" cy="1705610"/>
             <wp:effectExtent l="0" t="0" r="0" b="0"/>
-            <wp:docPr id="9" name="Image8" descr="" title=""/>
+            <wp:docPr id="9" name="Изображение2" descr=""/>
             <wp:cNvGraphicFramePr>
               <a:graphicFrameLocks xmlns:a="http://schemas.openxmlformats.org/drawingml/2006/main" noChangeAspect="1"/>
             </wp:cNvGraphicFramePr>
@@ -3776,7 +3841,7 @@
               <a:graphicData uri="http://schemas.openxmlformats.org/drawingml/2006/picture">
                 <pic:pic xmlns:pic="http://schemas.openxmlformats.org/drawingml/2006/picture">
                   <pic:nvPicPr>
-                    <pic:cNvPr id="9" name="Image8" descr="" title=""/>
+                    <pic:cNvPr id="9" name="Изображение2" descr=""/>
                     <pic:cNvPicPr>
                       <a:picLocks noChangeAspect="1" noChangeArrowheads="1"/>
                     </pic:cNvPicPr>
@@ -3790,7 +3855,7 @@
                   <pic:spPr bwMode="auto">
                     <a:xfrm>
                       <a:off x="0" y="0"/>
-                      <a:ext cx="3096260" cy="1895475"/>
+                      <a:ext cx="4667885" cy="1705610"/>
                     </a:xfrm>
                     <a:prstGeom prst="rect">
                       <a:avLst/>
@@ -3807,7 +3872,7 @@
       <w:pPr>
         <w:pStyle w:val="13"/>
         <w:spacing w:before="0" w:after="221"/>
-        <w:ind w:end="121" w:hanging="0"/>
+        <w:ind w:right="121" w:hanging="0"/>
         <w:jc w:val="center"/>
         <w:rPr/>
       </w:pPr>
@@ -3820,7 +3885,7 @@
       <w:pPr>
         <w:pStyle w:val="13"/>
         <w:spacing w:lineRule="auto" w:line="360" w:before="0" w:after="0"/>
-        <w:ind w:start="703" w:end="0" w:hanging="11"/>
+        <w:ind w:left="703" w:right="0" w:hanging="11"/>
         <w:rPr/>
       </w:pPr>
       <w:r>
@@ -3839,12 +3904,12 @@
           <w:tab w:val="left" w:pos="1134" w:leader="none"/>
         </w:tabs>
         <w:spacing w:lineRule="auto" w:line="360" w:before="0" w:after="0"/>
-        <w:ind w:start="113" w:end="0" w:firstLine="709"/>
-        <w:rPr/>
-      </w:pPr>
-      <w:r>
-        <w:rPr/>
-        <w:t>Переменная inp9 принимает значение, введённое пользователем, и преобразует его в тип int.</w:t>
+        <w:ind w:left="0" w:right="0" w:firstLine="709"/>
+        <w:rPr/>
+      </w:pPr>
+      <w:r>
+        <w:rPr/>
+        <w:t>Переменной list9 задаём список слов, а также вводим пустой словарь dict9;</w:t>
       </w:r>
     </w:p>
     <w:p>
@@ -3858,12 +3923,12 @@
           <w:tab w:val="left" w:pos="1134" w:leader="none"/>
         </w:tabs>
         <w:spacing w:lineRule="auto" w:line="360" w:before="0" w:after="0"/>
-        <w:ind w:start="113" w:end="0" w:firstLine="709"/>
-        <w:rPr/>
-      </w:pPr>
-      <w:r>
-        <w:rPr/>
-        <w:t>При помощи условий if и операторов &gt;= и &lt;= определяем, к какому промежутку относится введённый час.</w:t>
+        <w:ind w:left="113" w:right="0" w:firstLine="709"/>
+        <w:rPr/>
+      </w:pPr>
+      <w:r>
+        <w:rPr/>
+        <w:t>При помощи функции for перебираем значения в list9;</w:t>
       </w:r>
     </w:p>
     <w:p>
@@ -3877,12 +3942,69 @@
           <w:tab w:val="left" w:pos="1134" w:leader="none"/>
         </w:tabs>
         <w:spacing w:lineRule="auto" w:line="360" w:before="0" w:after="0"/>
-        <w:ind w:start="113" w:end="0" w:firstLine="709"/>
-        <w:rPr/>
-      </w:pPr>
-      <w:r>
-        <w:rPr/>
-        <w:t>В зависимости от того, какое условие if верно, командой print выводится текущее время суток.</w:t>
+        <w:ind w:left="0" w:right="0" w:firstLine="709"/>
+        <w:rPr/>
+      </w:pPr>
+      <w:r>
+        <w:rPr/>
+        <w:t>Определяем первую букву перебираемого слова с помощью указания индекса первой буквы при помощи квадратных скобок, двоеточия и единицы;</w:t>
+      </w:r>
+    </w:p>
+    <w:p>
+      <w:pPr>
+        <w:pStyle w:val="13"/>
+        <w:numPr>
+          <w:ilvl w:val="0"/>
+          <w:numId w:val="13"/>
+        </w:numPr>
+        <w:tabs>
+          <w:tab w:val="left" w:pos="1134" w:leader="none"/>
+        </w:tabs>
+        <w:spacing w:lineRule="auto" w:line="360" w:before="0" w:after="0"/>
+        <w:ind w:left="0" w:right="0" w:firstLine="709"/>
+        <w:rPr/>
+      </w:pPr>
+      <w:r>
+        <w:rPr/>
+        <w:t>При помощи условия if определяем, имеется ли буква в словаре. Если нет, то буква добавляется в словарь как ключ, а также ей присваивается свой пустой список значений;</w:t>
+      </w:r>
+    </w:p>
+    <w:p>
+      <w:pPr>
+        <w:pStyle w:val="13"/>
+        <w:numPr>
+          <w:ilvl w:val="0"/>
+          <w:numId w:val="13"/>
+        </w:numPr>
+        <w:tabs>
+          <w:tab w:val="left" w:pos="1134" w:leader="none"/>
+        </w:tabs>
+        <w:spacing w:lineRule="auto" w:line="360" w:before="0" w:after="0"/>
+        <w:ind w:left="0" w:right="0" w:firstLine="709"/>
+        <w:rPr/>
+      </w:pPr>
+      <w:r>
+        <w:rPr/>
+        <w:t>С помощью .append добавляем перебираемое слово в список значений для ключа, являющегося первой буквой слова;</w:t>
+      </w:r>
+    </w:p>
+    <w:p>
+      <w:pPr>
+        <w:pStyle w:val="13"/>
+        <w:numPr>
+          <w:ilvl w:val="0"/>
+          <w:numId w:val="13"/>
+        </w:numPr>
+        <w:tabs>
+          <w:tab w:val="left" w:pos="1134" w:leader="none"/>
+        </w:tabs>
+        <w:spacing w:lineRule="auto" w:line="360" w:before="0" w:after="0"/>
+        <w:ind w:left="0" w:right="0" w:firstLine="709"/>
+        <w:rPr/>
+      </w:pPr>
+      <w:r>
+        <w:rPr/>
+        <w:t>Результат действия команды выводим командой print.</w:t>
       </w:r>
     </w:p>
     <w:p>
@@ -3890,7 +4012,7 @@
         <w:pStyle w:val="21"/>
         <w:tabs>
           <w:tab w:val="clear" w:pos="708"/>
-          <w:tab w:val="left" w:pos="568" w:leader="none"/>
+          <w:tab w:val="left" w:pos="143" w:leader="none"/>
         </w:tabs>
         <w:spacing w:lineRule="auto" w:line="360" w:before="0" w:after="0"/>
         <w:jc w:val="both"/>
@@ -3907,29 +4029,29 @@
       <w:pPr>
         <w:pStyle w:val="13"/>
         <w:spacing w:lineRule="auto" w:line="360" w:before="0" w:after="0"/>
-        <w:ind w:start="0" w:end="0" w:firstLine="454"/>
-        <w:rPr/>
-      </w:pPr>
-      <w:r>
-        <w:rPr/>
-        <w:t>В данном задании необходимо было написать программу, определяющую, является ли введённое пользователем число простым. При этом, если пользователем вводилось бы не число, программа вывела бы соответствующее уведомление На рисунке 10 представлен код программы.</w:t>
+        <w:ind w:left="0" w:right="0" w:firstLine="454"/>
+        <w:rPr/>
+      </w:pPr>
+      <w:r>
+        <w:rPr/>
+        <w:t>В данном задании нужно было написать программу, которая из кортежа составляла бы словарь, где ключ - имя студента, а значение - его средняя оценка, а также выводила бы имя студента с наивысшей средней оценкой. На рисунке 10 представлен код программы.</w:t>
       </w:r>
     </w:p>
     <w:p>
       <w:pPr>
         <w:pStyle w:val="13"/>
         <w:spacing w:before="0" w:after="185"/>
-        <w:ind w:end="120" w:hanging="0"/>
+        <w:ind w:right="120" w:hanging="0"/>
         <w:jc w:val="center"/>
         <w:rPr/>
       </w:pPr>
       <w:r>
         <w:rPr/>
         <w:drawing>
-          <wp:inline distT="0" distB="101600" distL="0" distR="0">
-            <wp:extent cx="3705860" cy="2705100"/>
+          <wp:inline distT="0" distB="0" distL="0" distR="0">
+            <wp:extent cx="5039360" cy="2639060"/>
             <wp:effectExtent l="0" t="0" r="0" b="0"/>
-            <wp:docPr id="10" name="Image9" descr="" title=""/>
+            <wp:docPr id="10" name="Изображение3" descr=""/>
             <wp:cNvGraphicFramePr>
               <a:graphicFrameLocks xmlns:a="http://schemas.openxmlformats.org/drawingml/2006/main" noChangeAspect="1"/>
             </wp:cNvGraphicFramePr>
@@ -3937,7 +4059,7 @@
               <a:graphicData uri="http://schemas.openxmlformats.org/drawingml/2006/picture">
                 <pic:pic xmlns:pic="http://schemas.openxmlformats.org/drawingml/2006/picture">
                   <pic:nvPicPr>
-                    <pic:cNvPr id="10" name="Image9" descr="" title=""/>
+                    <pic:cNvPr id="10" name="Изображение3" descr=""/>
                     <pic:cNvPicPr>
                       <a:picLocks noChangeAspect="1" noChangeArrowheads="1"/>
                     </pic:cNvPicPr>
@@ -3951,7 +4073,7 @@
                   <pic:spPr bwMode="auto">
                     <a:xfrm>
                       <a:off x="0" y="0"/>
-                      <a:ext cx="3705860" cy="2705100"/>
+                      <a:ext cx="5039360" cy="2639060"/>
                     </a:xfrm>
                     <a:prstGeom prst="rect">
                       <a:avLst/>
@@ -3968,7 +4090,7 @@
       <w:pPr>
         <w:pStyle w:val="13"/>
         <w:spacing w:before="0" w:after="185"/>
-        <w:ind w:end="120" w:hanging="0"/>
+        <w:ind w:right="120" w:hanging="0"/>
         <w:jc w:val="center"/>
         <w:rPr/>
       </w:pPr>
@@ -3981,7 +4103,7 @@
       <w:pPr>
         <w:pStyle w:val="13"/>
         <w:spacing w:lineRule="auto" w:line="360" w:before="0" w:after="0"/>
-        <w:ind w:start="704" w:end="0" w:hanging="0"/>
+        <w:ind w:left="704" w:right="0" w:hanging="0"/>
         <w:rPr/>
       </w:pPr>
       <w:r>
@@ -4000,12 +4122,12 @@
           <w:tab w:val="left" w:pos="1134" w:leader="none"/>
         </w:tabs>
         <w:spacing w:lineRule="auto" w:line="360" w:before="0" w:after="0"/>
-        <w:ind w:start="113" w:end="0" w:firstLine="709"/>
-        <w:rPr/>
-      </w:pPr>
-      <w:r>
-        <w:rPr/>
-        <w:t>Конструкция try и except ValueError работает таким образом, что, если пользователем будет введено не число, программа выведет соответствующую ошибку командой print.</w:t>
+        <w:ind w:left="0" w:right="0" w:firstLine="709"/>
+        <w:rPr/>
+      </w:pPr>
+      <w:r>
+        <w:rPr/>
+        <w:t>Переменной task10 задаём кортеж с именами студентов и их оценками;</w:t>
       </w:r>
     </w:p>
     <w:p>
@@ -4019,12 +4141,12 @@
           <w:tab w:val="left" w:pos="1134" w:leader="none"/>
         </w:tabs>
         <w:spacing w:lineRule="auto" w:line="360" w:before="0" w:after="0"/>
-        <w:ind w:start="113" w:end="0" w:firstLine="709"/>
-        <w:rPr/>
-      </w:pPr>
-      <w:r>
-        <w:rPr/>
-        <w:t>Вводится пустой массив m.</w:t>
+        <w:ind w:left="0" w:right="0" w:firstLine="709"/>
+        <w:rPr/>
+      </w:pPr>
+      <w:r>
+        <w:rPr/>
+        <w:t>Вводим пустой словарь dict10;</w:t>
       </w:r>
     </w:p>
     <w:p>
@@ -4038,12 +4160,12 @@
           <w:tab w:val="left" w:pos="1134" w:leader="none"/>
         </w:tabs>
         <w:spacing w:lineRule="auto" w:line="360" w:before="0" w:after="0"/>
-        <w:ind w:start="113" w:end="0" w:firstLine="709"/>
-        <w:rPr/>
-      </w:pPr>
-      <w:r>
-        <w:rPr/>
-        <w:t>Переменная inp10 принимает значение введённое пользователем.</w:t>
+        <w:ind w:left="0" w:right="0" w:firstLine="709"/>
+        <w:rPr/>
+      </w:pPr>
+      <w:r>
+        <w:rPr/>
+        <w:t>С помощью функции for перебираем значения кортежа task10, а дальше отделяем от него имя - присваиваем его переменной name10, список оценок - присваиваем его переменной marks10;</w:t>
       </w:r>
     </w:p>
     <w:p>
@@ -4057,12 +4179,12 @@
           <w:tab w:val="left" w:pos="1134" w:leader="none"/>
         </w:tabs>
         <w:spacing w:lineRule="auto" w:line="360" w:before="0" w:after="0"/>
-        <w:ind w:start="113" w:end="0" w:firstLine="709"/>
-        <w:rPr/>
-      </w:pPr>
-      <w:r>
-        <w:rPr/>
-        <w:t>При помощи цикла for для переменной x перебираем значения от 2 до числа, введённого пользователем. При этом переменная x не примет значения самого введенного числа из-за того, что Python берёт на единицу меньше.</w:t>
+        <w:ind w:left="0" w:right="0" w:firstLine="709"/>
+        <w:rPr/>
+      </w:pPr>
+      <w:r>
+        <w:rPr/>
+        <w:t>Переменной avgmarks10 задаём среднее значение оценок студента, вычисляя его путём сложения всех значений оценок командой sum и деления суммы на количество оценок;</w:t>
       </w:r>
     </w:p>
     <w:p>
@@ -4076,12 +4198,12 @@
           <w:tab w:val="left" w:pos="1134" w:leader="none"/>
         </w:tabs>
         <w:spacing w:lineRule="auto" w:line="360" w:before="0" w:after="0"/>
-        <w:ind w:start="113" w:end="0" w:firstLine="709"/>
-        <w:rPr/>
-      </w:pPr>
-      <w:r>
-        <w:rPr/>
-        <w:t>Через условие if проверяем, делится ли введённое пользователем число на переменную x. Если это так, то добавляем число x в массив m. Тут же, если количество значений в массиве m будет больше 0, командой print выведется, что введённое число - составное, а цикл for прервётся командой break.</w:t>
+        <w:ind w:left="0" w:right="0" w:firstLine="709"/>
+        <w:rPr/>
+      </w:pPr>
+      <w:r>
+        <w:rPr/>
+        <w:t>Сохраняем полученное число avgmarks10 в словарь dict[name10] как значение, после чего, при помощи функции max, для переменной highmarks10 присваиваем ключ из словаря dict10 с наибольшим числовым значением.</w:t>
       </w:r>
     </w:p>
     <w:p>
@@ -4095,12 +4217,12 @@
           <w:tab w:val="left" w:pos="1134" w:leader="none"/>
         </w:tabs>
         <w:spacing w:lineRule="auto" w:line="360" w:before="0" w:after="0"/>
-        <w:ind w:start="113" w:end="0" w:firstLine="709"/>
-        <w:rPr/>
-      </w:pPr>
-      <w:r>
-        <w:rPr/>
-        <w:t>Если же после всех переборок переменной x массив m останется пустым, то командой print выведется, что введённое число - простое.</w:t>
+        <w:ind w:left="0" w:right="0" w:firstLine="709"/>
+        <w:rPr/>
+      </w:pPr>
+      <w:r>
+        <w:rPr/>
+        <w:t>С помощью команды print выводим ответ.</w:t>
       </w:r>
     </w:p>
     <w:sectPr>
@@ -4123,13 +4245,13 @@
   <w:tbl>
     <w:tblPr>
       <w:tblW w:w="9630" w:type="dxa"/>
-      <w:jc w:val="start"/>
+      <w:jc w:val="left"/>
       <w:tblInd w:w="108" w:type="dxa"/>
       <w:tblCellMar>
         <w:top w:w="0" w:type="dxa"/>
-        <w:start w:w="108" w:type="dxa"/>
+        <w:left w:w="108" w:type="dxa"/>
         <w:bottom w:w="0" w:type="dxa"/>
-        <w:end w:w="108" w:type="dxa"/>
+        <w:right w:w="108" w:type="dxa"/>
       </w:tblCellMar>
     </w:tblPr>
     <w:tblGrid>
@@ -4145,6 +4267,7 @@
         <w:tcPr>
           <w:tcW w:w="3210" w:type="dxa"/>
           <w:tcBorders/>
+          <w:shd w:fill="auto" w:val="clear"/>
         </w:tcPr>
         <w:p>
           <w:pPr>
@@ -4155,8 +4278,8 @@
               <w:tab w:val="center" w:pos="4680" w:leader="none"/>
               <w:tab w:val="right" w:pos="9360" w:leader="none"/>
             </w:tabs>
-            <w:ind w:start="-115" w:hanging="0"/>
-            <w:jc w:val="start"/>
+            <w:ind w:left="-115" w:hanging="0"/>
+            <w:jc w:val="left"/>
             <w:rPr/>
           </w:pPr>
           <w:r>
@@ -4168,6 +4291,7 @@
         <w:tcPr>
           <w:tcW w:w="3210" w:type="dxa"/>
           <w:tcBorders/>
+          <w:shd w:fill="auto" w:val="clear"/>
         </w:tcPr>
         <w:p>
           <w:pPr>
@@ -4184,12 +4308,13 @@
         <w:tcPr>
           <w:tcW w:w="3210" w:type="dxa"/>
           <w:tcBorders/>
+          <w:shd w:fill="auto" w:val="clear"/>
         </w:tcPr>
         <w:p>
           <w:pPr>
             <w:pStyle w:val="15"/>
-            <w:ind w:end="-115" w:hanging="0"/>
-            <w:jc w:val="end"/>
+            <w:ind w:right="-115" w:hanging="0"/>
+            <w:jc w:val="right"/>
             <w:rPr/>
           </w:pPr>
           <w:r>
@@ -4216,13 +4341,13 @@
   <w:tbl>
     <w:tblPr>
       <w:tblW w:w="9630" w:type="dxa"/>
-      <w:jc w:val="start"/>
+      <w:jc w:val="left"/>
       <w:tblInd w:w="108" w:type="dxa"/>
       <w:tblCellMar>
         <w:top w:w="0" w:type="dxa"/>
-        <w:start w:w="108" w:type="dxa"/>
+        <w:left w:w="108" w:type="dxa"/>
         <w:bottom w:w="0" w:type="dxa"/>
-        <w:end w:w="108" w:type="dxa"/>
+        <w:right w:w="108" w:type="dxa"/>
       </w:tblCellMar>
     </w:tblPr>
     <w:tblGrid>
@@ -4238,6 +4363,7 @@
         <w:tcPr>
           <w:tcW w:w="3210" w:type="dxa"/>
           <w:tcBorders/>
+          <w:shd w:fill="auto" w:val="clear"/>
         </w:tcPr>
         <w:p>
           <w:pPr>
@@ -4248,8 +4374,8 @@
               <w:tab w:val="center" w:pos="4680" w:leader="none"/>
               <w:tab w:val="right" w:pos="9360" w:leader="none"/>
             </w:tabs>
-            <w:ind w:start="-115" w:hanging="0"/>
-            <w:jc w:val="start"/>
+            <w:ind w:left="-115" w:hanging="0"/>
+            <w:jc w:val="left"/>
             <w:rPr/>
           </w:pPr>
           <w:r>
@@ -4261,12 +4387,13 @@
         <w:tcPr>
           <w:tcW w:w="3210" w:type="dxa"/>
           <w:tcBorders/>
+          <w:shd w:fill="auto" w:val="clear"/>
         </w:tcPr>
         <w:p>
           <w:pPr>
             <w:pStyle w:val="13"/>
             <w:spacing w:before="0" w:after="221"/>
-            <w:ind w:end="1" w:hanging="0"/>
+            <w:ind w:right="1" w:hanging="0"/>
             <w:jc w:val="center"/>
             <w:rPr/>
           </w:pPr>
@@ -4280,12 +4407,13 @@
         <w:tcPr>
           <w:tcW w:w="3210" w:type="dxa"/>
           <w:tcBorders/>
+          <w:shd w:fill="auto" w:val="clear"/>
         </w:tcPr>
         <w:p>
           <w:pPr>
             <w:pStyle w:val="15"/>
-            <w:ind w:end="-115" w:hanging="0"/>
-            <w:jc w:val="end"/>
+            <w:ind w:right="-115" w:hanging="0"/>
+            <w:jc w:val="right"/>
             <w:rPr/>
           </w:pPr>
           <w:r>
@@ -4326,9 +4454,9 @@
   <w:p>
     <w:pPr>
       <w:pStyle w:val="13"/>
-      <w:spacing w:lineRule="auto" w:line="254" w:before="0" w:after="160"/>
-      <w:ind w:start="0" w:end="0" w:hanging="0"/>
-      <w:jc w:val="start"/>
+      <w:spacing w:lineRule="auto" w:line="252" w:before="0" w:after="160"/>
+      <w:ind w:left="0" w:right="0" w:hanging="0"/>
+      <w:jc w:val="left"/>
       <w:rPr/>
     </w:pPr>
     <w:r>
@@ -4343,9 +4471,9 @@
   <w:p>
     <w:pPr>
       <w:pStyle w:val="13"/>
-      <w:spacing w:lineRule="auto" w:line="254" w:before="0" w:after="160"/>
-      <w:ind w:start="0" w:end="0" w:hanging="0"/>
-      <w:jc w:val="start"/>
+      <w:spacing w:lineRule="auto" w:line="252" w:before="0" w:after="160"/>
+      <w:ind w:left="0" w:right="0" w:hanging="0"/>
+      <w:jc w:val="left"/>
       <w:rPr/>
     </w:pPr>
     <w:r>
@@ -4360,9 +4488,9 @@
   <w:p>
     <w:pPr>
       <w:pStyle w:val="13"/>
-      <w:spacing w:lineRule="auto" w:line="254" w:before="0" w:after="0"/>
-      <w:ind w:start="0" w:end="1" w:hanging="0"/>
-      <w:jc w:val="end"/>
+      <w:spacing w:lineRule="auto" w:line="252" w:before="0" w:after="0"/>
+      <w:ind w:left="0" w:right="1" w:hanging="0"/>
+      <w:jc w:val="right"/>
       <w:rPr/>
     </w:pPr>
     <w:r>
@@ -4380,9 +4508,9 @@
       <w:pStyle w:val="111"/>
       <w:numFmt w:val="decimal"/>
       <w:lvlText w:val="%1"/>
-      <w:lvlJc w:val="start"/>
-      <w:pPr>
-        <w:ind w:start="425" w:hanging="0"/>
+      <w:lvlJc w:val="left"/>
+      <w:pPr>
+        <w:ind w:left="425" w:hanging="0"/>
       </w:pPr>
       <w:rPr>
         <w:dstrike w:val="false"/>
@@ -4404,9 +4532,9 @@
       <w:pStyle w:val="21"/>
       <w:numFmt w:val="decimal"/>
       <w:lvlText w:val="%1.%2"/>
-      <w:lvlJc w:val="start"/>
-      <w:pPr>
-        <w:ind w:start="425" w:hanging="0"/>
+      <w:lvlJc w:val="left"/>
+      <w:pPr>
+        <w:ind w:left="425" w:hanging="0"/>
       </w:pPr>
       <w:rPr>
         <w:dstrike w:val="false"/>
@@ -4428,9 +4556,9 @@
       <w:numFmt w:val="none"/>
       <w:suff w:val="nothing"/>
       <w:lvlText w:val=""/>
-      <w:lvlJc w:val="start"/>
-      <w:pPr>
-        <w:ind w:start="0" w:hanging="0"/>
+      <w:lvlJc w:val="left"/>
+      <w:pPr>
+        <w:ind w:left="0" w:hanging="0"/>
       </w:pPr>
     </w:lvl>
     <w:lvl w:ilvl="3">
@@ -4438,9 +4566,9 @@
       <w:numFmt w:val="none"/>
       <w:suff w:val="nothing"/>
       <w:lvlText w:val=""/>
-      <w:lvlJc w:val="start"/>
-      <w:pPr>
-        <w:ind w:start="0" w:hanging="0"/>
+      <w:lvlJc w:val="left"/>
+      <w:pPr>
+        <w:ind w:left="0" w:hanging="0"/>
       </w:pPr>
     </w:lvl>
     <w:lvl w:ilvl="4">
@@ -4448,9 +4576,9 @@
       <w:numFmt w:val="none"/>
       <w:suff w:val="nothing"/>
       <w:lvlText w:val=""/>
-      <w:lvlJc w:val="start"/>
-      <w:pPr>
-        <w:ind w:start="0" w:hanging="0"/>
+      <w:lvlJc w:val="left"/>
+      <w:pPr>
+        <w:ind w:left="0" w:hanging="0"/>
       </w:pPr>
     </w:lvl>
     <w:lvl w:ilvl="5">
@@ -4458,9 +4586,9 @@
       <w:numFmt w:val="none"/>
       <w:suff w:val="nothing"/>
       <w:lvlText w:val=""/>
-      <w:lvlJc w:val="start"/>
-      <w:pPr>
-        <w:ind w:start="0" w:hanging="0"/>
+      <w:lvlJc w:val="left"/>
+      <w:pPr>
+        <w:ind w:left="0" w:hanging="0"/>
       </w:pPr>
     </w:lvl>
     <w:lvl w:ilvl="6">
@@ -4468,9 +4596,9 @@
       <w:numFmt w:val="none"/>
       <w:suff w:val="nothing"/>
       <w:lvlText w:val=""/>
-      <w:lvlJc w:val="start"/>
-      <w:pPr>
-        <w:ind w:start="0" w:hanging="0"/>
+      <w:lvlJc w:val="left"/>
+      <w:pPr>
+        <w:ind w:left="0" w:hanging="0"/>
       </w:pPr>
     </w:lvl>
     <w:lvl w:ilvl="7">
@@ -4478,9 +4606,9 @@
       <w:numFmt w:val="none"/>
       <w:suff w:val="nothing"/>
       <w:lvlText w:val=""/>
-      <w:lvlJc w:val="start"/>
-      <w:pPr>
-        <w:ind w:start="0" w:hanging="0"/>
+      <w:lvlJc w:val="left"/>
+      <w:pPr>
+        <w:ind w:left="0" w:hanging="0"/>
       </w:pPr>
     </w:lvl>
     <w:lvl w:ilvl="8">
@@ -4488,9 +4616,9 @@
       <w:numFmt w:val="none"/>
       <w:suff w:val="nothing"/>
       <w:lvlText w:val=""/>
-      <w:lvlJc w:val="start"/>
-      <w:pPr>
-        <w:ind w:start="0" w:hanging="0"/>
+      <w:lvlJc w:val="left"/>
+      <w:pPr>
+        <w:ind w:left="0" w:hanging="0"/>
       </w:pPr>
     </w:lvl>
   </w:abstractNum>
@@ -4499,81 +4627,81 @@
       <w:start w:val="1"/>
       <w:numFmt w:val="decimal"/>
       <w:lvlText w:val="%1)"/>
-      <w:lvlJc w:val="start"/>
-      <w:pPr>
-        <w:ind w:start="720" w:hanging="360"/>
+      <w:lvlJc w:val="left"/>
+      <w:pPr>
+        <w:ind w:left="720" w:hanging="360"/>
       </w:pPr>
     </w:lvl>
     <w:lvl w:ilvl="1">
       <w:start w:val="1"/>
       <w:numFmt w:val="lowerLetter"/>
       <w:lvlText w:val="%2."/>
-      <w:lvlJc w:val="start"/>
-      <w:pPr>
-        <w:ind w:start="1440" w:hanging="360"/>
+      <w:lvlJc w:val="left"/>
+      <w:pPr>
+        <w:ind w:left="1440" w:hanging="360"/>
       </w:pPr>
     </w:lvl>
     <w:lvl w:ilvl="2">
       <w:start w:val="1"/>
       <w:numFmt w:val="lowerRoman"/>
       <w:lvlText w:val="%3."/>
-      <w:lvlJc w:val="end"/>
-      <w:pPr>
-        <w:ind w:start="2160" w:hanging="180"/>
+      <w:lvlJc w:val="right"/>
+      <w:pPr>
+        <w:ind w:left="2160" w:hanging="180"/>
       </w:pPr>
     </w:lvl>
     <w:lvl w:ilvl="3">
       <w:start w:val="1"/>
       <w:numFmt w:val="decimal"/>
       <w:lvlText w:val="%4."/>
-      <w:lvlJc w:val="start"/>
-      <w:pPr>
-        <w:ind w:start="2880" w:hanging="360"/>
+      <w:lvlJc w:val="left"/>
+      <w:pPr>
+        <w:ind w:left="2880" w:hanging="360"/>
       </w:pPr>
     </w:lvl>
     <w:lvl w:ilvl="4">
       <w:start w:val="1"/>
       <w:numFmt w:val="lowerLetter"/>
       <w:lvlText w:val="%5."/>
-      <w:lvlJc w:val="start"/>
-      <w:pPr>
-        <w:ind w:start="3600" w:hanging="360"/>
+      <w:lvlJc w:val="left"/>
+      <w:pPr>
+        <w:ind w:left="3600" w:hanging="360"/>
       </w:pPr>
     </w:lvl>
     <w:lvl w:ilvl="5">
       <w:start w:val="1"/>
       <w:numFmt w:val="lowerRoman"/>
       <w:lvlText w:val="%6."/>
-      <w:lvlJc w:val="end"/>
-      <w:pPr>
-        <w:ind w:start="4320" w:hanging="180"/>
+      <w:lvlJc w:val="right"/>
+      <w:pPr>
+        <w:ind w:left="4320" w:hanging="180"/>
       </w:pPr>
     </w:lvl>
     <w:lvl w:ilvl="6">
       <w:start w:val="1"/>
       <w:numFmt w:val="decimal"/>
       <w:lvlText w:val="%7."/>
-      <w:lvlJc w:val="start"/>
-      <w:pPr>
-        <w:ind w:start="5040" w:hanging="360"/>
+      <w:lvlJc w:val="left"/>
+      <w:pPr>
+        <w:ind w:left="5040" w:hanging="360"/>
       </w:pPr>
     </w:lvl>
     <w:lvl w:ilvl="7">
       <w:start w:val="1"/>
       <w:numFmt w:val="lowerLetter"/>
       <w:lvlText w:val="%8."/>
-      <w:lvlJc w:val="start"/>
-      <w:pPr>
-        <w:ind w:start="5760" w:hanging="360"/>
+      <w:lvlJc w:val="left"/>
+      <w:pPr>
+        <w:ind w:left="5760" w:hanging="360"/>
       </w:pPr>
     </w:lvl>
     <w:lvl w:ilvl="8">
       <w:start w:val="1"/>
       <w:numFmt w:val="lowerRoman"/>
       <w:lvlText w:val="%9."/>
-      <w:lvlJc w:val="end"/>
-      <w:pPr>
-        <w:ind w:start="6480" w:hanging="180"/>
+      <w:lvlJc w:val="right"/>
+      <w:pPr>
+        <w:ind w:left="6480" w:hanging="180"/>
       </w:pPr>
     </w:lvl>
   </w:abstractNum>
@@ -4582,81 +4710,81 @@
       <w:start w:val="1"/>
       <w:numFmt w:val="decimal"/>
       <w:lvlText w:val="%1)"/>
-      <w:lvlJc w:val="start"/>
-      <w:pPr>
-        <w:ind w:start="720" w:hanging="360"/>
+      <w:lvlJc w:val="left"/>
+      <w:pPr>
+        <w:ind w:left="720" w:hanging="360"/>
       </w:pPr>
     </w:lvl>
     <w:lvl w:ilvl="1">
       <w:start w:val="1"/>
       <w:numFmt w:val="lowerLetter"/>
       <w:lvlText w:val="%2."/>
-      <w:lvlJc w:val="start"/>
-      <w:pPr>
-        <w:ind w:start="1440" w:hanging="360"/>
+      <w:lvlJc w:val="left"/>
+      <w:pPr>
+        <w:ind w:left="1440" w:hanging="360"/>
       </w:pPr>
     </w:lvl>
     <w:lvl w:ilvl="2">
       <w:start w:val="1"/>
       <w:numFmt w:val="lowerRoman"/>
       <w:lvlText w:val="%3."/>
-      <w:lvlJc w:val="end"/>
-      <w:pPr>
-        <w:ind w:start="2160" w:hanging="180"/>
+      <w:lvlJc w:val="right"/>
+      <w:pPr>
+        <w:ind w:left="2160" w:hanging="180"/>
       </w:pPr>
     </w:lvl>
     <w:lvl w:ilvl="3">
       <w:start w:val="1"/>
       <w:numFmt w:val="decimal"/>
       <w:lvlText w:val="%4."/>
-      <w:lvlJc w:val="start"/>
-      <w:pPr>
-        <w:ind w:start="2880" w:hanging="360"/>
+      <w:lvlJc w:val="left"/>
+      <w:pPr>
+        <w:ind w:left="2880" w:hanging="360"/>
       </w:pPr>
     </w:lvl>
     <w:lvl w:ilvl="4">
       <w:start w:val="1"/>
       <w:numFmt w:val="lowerLetter"/>
       <w:lvlText w:val="%5."/>
-      <w:lvlJc w:val="start"/>
-      <w:pPr>
-        <w:ind w:start="3600" w:hanging="360"/>
+      <w:lvlJc w:val="left"/>
+      <w:pPr>
+        <w:ind w:left="3600" w:hanging="360"/>
       </w:pPr>
     </w:lvl>
     <w:lvl w:ilvl="5">
       <w:start w:val="1"/>
       <w:numFmt w:val="lowerRoman"/>
       <w:lvlText w:val="%6."/>
-      <w:lvlJc w:val="end"/>
-      <w:pPr>
-        <w:ind w:start="4320" w:hanging="180"/>
+      <w:lvlJc w:val="right"/>
+      <w:pPr>
+        <w:ind w:left="4320" w:hanging="180"/>
       </w:pPr>
     </w:lvl>
     <w:lvl w:ilvl="6">
       <w:start w:val="1"/>
       <w:numFmt w:val="decimal"/>
       <w:lvlText w:val="%7."/>
-      <w:lvlJc w:val="start"/>
-      <w:pPr>
-        <w:ind w:start="5040" w:hanging="360"/>
+      <w:lvlJc w:val="left"/>
+      <w:pPr>
+        <w:ind w:left="5040" w:hanging="360"/>
       </w:pPr>
     </w:lvl>
     <w:lvl w:ilvl="7">
       <w:start w:val="1"/>
       <w:numFmt w:val="lowerLetter"/>
       <w:lvlText w:val="%8."/>
-      <w:lvlJc w:val="start"/>
-      <w:pPr>
-        <w:ind w:start="5760" w:hanging="360"/>
+      <w:lvlJc w:val="left"/>
+      <w:pPr>
+        <w:ind w:left="5760" w:hanging="360"/>
       </w:pPr>
     </w:lvl>
     <w:lvl w:ilvl="8">
       <w:start w:val="1"/>
       <w:numFmt w:val="lowerRoman"/>
       <w:lvlText w:val="%9."/>
-      <w:lvlJc w:val="end"/>
-      <w:pPr>
-        <w:ind w:start="6480" w:hanging="180"/>
+      <w:lvlJc w:val="right"/>
+      <w:pPr>
+        <w:ind w:left="6480" w:hanging="180"/>
       </w:pPr>
     </w:lvl>
   </w:abstractNum>
@@ -4665,81 +4793,81 @@
       <w:start w:val="1"/>
       <w:numFmt w:val="decimal"/>
       <w:lvlText w:val="%1."/>
-      <w:lvlJc w:val="start"/>
-      <w:pPr>
-        <w:ind w:start="720" w:hanging="360"/>
+      <w:lvlJc w:val="left"/>
+      <w:pPr>
+        <w:ind w:left="720" w:hanging="360"/>
       </w:pPr>
     </w:lvl>
     <w:lvl w:ilvl="1">
       <w:start w:val="1"/>
       <w:numFmt w:val="lowerLetter"/>
       <w:lvlText w:val="%2."/>
-      <w:lvlJc w:val="start"/>
-      <w:pPr>
-        <w:ind w:start="1440" w:hanging="360"/>
+      <w:lvlJc w:val="left"/>
+      <w:pPr>
+        <w:ind w:left="1440" w:hanging="360"/>
       </w:pPr>
     </w:lvl>
     <w:lvl w:ilvl="2">
       <w:start w:val="1"/>
       <w:numFmt w:val="lowerRoman"/>
       <w:lvlText w:val="%3."/>
-      <w:lvlJc w:val="end"/>
-      <w:pPr>
-        <w:ind w:start="2160" w:hanging="180"/>
+      <w:lvlJc w:val="right"/>
+      <w:pPr>
+        <w:ind w:left="2160" w:hanging="180"/>
       </w:pPr>
     </w:lvl>
     <w:lvl w:ilvl="3">
       <w:start w:val="1"/>
       <w:numFmt w:val="decimal"/>
       <w:lvlText w:val="%4."/>
-      <w:lvlJc w:val="start"/>
-      <w:pPr>
-        <w:ind w:start="2880" w:hanging="360"/>
+      <w:lvlJc w:val="left"/>
+      <w:pPr>
+        <w:ind w:left="2880" w:hanging="360"/>
       </w:pPr>
     </w:lvl>
     <w:lvl w:ilvl="4">
       <w:start w:val="1"/>
       <w:numFmt w:val="lowerLetter"/>
       <w:lvlText w:val="%5."/>
-      <w:lvlJc w:val="start"/>
-      <w:pPr>
-        <w:ind w:start="3600" w:hanging="360"/>
+      <w:lvlJc w:val="left"/>
+      <w:pPr>
+        <w:ind w:left="3600" w:hanging="360"/>
       </w:pPr>
     </w:lvl>
     <w:lvl w:ilvl="5">
       <w:start w:val="1"/>
       <w:numFmt w:val="lowerRoman"/>
       <w:lvlText w:val="%6."/>
-      <w:lvlJc w:val="end"/>
-      <w:pPr>
-        <w:ind w:start="4320" w:hanging="180"/>
+      <w:lvlJc w:val="right"/>
+      <w:pPr>
+        <w:ind w:left="4320" w:hanging="180"/>
       </w:pPr>
     </w:lvl>
     <w:lvl w:ilvl="6">
       <w:start w:val="1"/>
       <w:numFmt w:val="decimal"/>
       <w:lvlText w:val="%7."/>
-      <w:lvlJc w:val="start"/>
-      <w:pPr>
-        <w:ind w:start="5040" w:hanging="360"/>
+      <w:lvlJc w:val="left"/>
+      <w:pPr>
+        <w:ind w:left="5040" w:hanging="360"/>
       </w:pPr>
     </w:lvl>
     <w:lvl w:ilvl="7">
       <w:start w:val="1"/>
       <w:numFmt w:val="lowerLetter"/>
       <w:lvlText w:val="%8."/>
-      <w:lvlJc w:val="start"/>
-      <w:pPr>
-        <w:ind w:start="5760" w:hanging="360"/>
+      <w:lvlJc w:val="left"/>
+      <w:pPr>
+        <w:ind w:left="5760" w:hanging="360"/>
       </w:pPr>
     </w:lvl>
     <w:lvl w:ilvl="8">
       <w:start w:val="1"/>
       <w:numFmt w:val="lowerRoman"/>
       <w:lvlText w:val="%9."/>
-      <w:lvlJc w:val="end"/>
-      <w:pPr>
-        <w:ind w:start="6480" w:hanging="180"/>
+      <w:lvlJc w:val="right"/>
+      <w:pPr>
+        <w:ind w:left="6480" w:hanging="180"/>
       </w:pPr>
     </w:lvl>
   </w:abstractNum>
@@ -4748,9 +4876,9 @@
       <w:start w:val="1"/>
       <w:numFmt w:val="decimal"/>
       <w:lvlText w:val="%1)"/>
-      <w:lvlJc w:val="start"/>
-      <w:pPr>
-        <w:ind w:start="1012" w:hanging="0"/>
+      <w:lvlJc w:val="left"/>
+      <w:pPr>
+        <w:ind w:left="1012" w:hanging="0"/>
       </w:pPr>
       <w:rPr>
         <w:dstrike w:val="false"/>
@@ -4771,9 +4899,9 @@
       <w:start w:val="1"/>
       <w:numFmt w:val="lowerLetter"/>
       <w:lvlText w:val="%2"/>
-      <w:lvlJc w:val="start"/>
-      <w:pPr>
-        <w:ind w:start="1789" w:hanging="0"/>
+      <w:lvlJc w:val="left"/>
+      <w:pPr>
+        <w:ind w:left="1789" w:hanging="0"/>
       </w:pPr>
       <w:rPr>
         <w:dstrike w:val="false"/>
@@ -4794,9 +4922,9 @@
       <w:start w:val="1"/>
       <w:numFmt w:val="lowerRoman"/>
       <w:lvlText w:val="%3"/>
-      <w:lvlJc w:val="start"/>
-      <w:pPr>
-        <w:ind w:start="2509" w:hanging="0"/>
+      <w:lvlJc w:val="left"/>
+      <w:pPr>
+        <w:ind w:left="2509" w:hanging="0"/>
       </w:pPr>
       <w:rPr>
         <w:dstrike w:val="false"/>
@@ -4817,9 +4945,9 @@
       <w:start w:val="1"/>
       <w:numFmt w:val="decimal"/>
       <w:lvlText w:val="%4"/>
-      <w:lvlJc w:val="start"/>
-      <w:pPr>
-        <w:ind w:start="3229" w:hanging="0"/>
+      <w:lvlJc w:val="left"/>
+      <w:pPr>
+        <w:ind w:left="3229" w:hanging="0"/>
       </w:pPr>
       <w:rPr>
         <w:dstrike w:val="false"/>
@@ -4840,9 +4968,9 @@
       <w:start w:val="1"/>
       <w:numFmt w:val="lowerLetter"/>
       <w:lvlText w:val="%5"/>
-      <w:lvlJc w:val="start"/>
-      <w:pPr>
-        <w:ind w:start="3949" w:hanging="0"/>
+      <w:lvlJc w:val="left"/>
+      <w:pPr>
+        <w:ind w:left="3949" w:hanging="0"/>
       </w:pPr>
       <w:rPr>
         <w:dstrike w:val="false"/>
@@ -4863,9 +4991,9 @@
       <w:start w:val="1"/>
       <w:numFmt w:val="lowerRoman"/>
       <w:lvlText w:val="%6"/>
-      <w:lvlJc w:val="start"/>
-      <w:pPr>
-        <w:ind w:start="4669" w:hanging="0"/>
+      <w:lvlJc w:val="left"/>
+      <w:pPr>
+        <w:ind w:left="4669" w:hanging="0"/>
       </w:pPr>
       <w:rPr>
         <w:dstrike w:val="false"/>
@@ -4886,9 +5014,9 @@
       <w:start w:val="1"/>
       <w:numFmt w:val="decimal"/>
       <w:lvlText w:val="%7"/>
-      <w:lvlJc w:val="start"/>
-      <w:pPr>
-        <w:ind w:start="5389" w:hanging="0"/>
+      <w:lvlJc w:val="left"/>
+      <w:pPr>
+        <w:ind w:left="5389" w:hanging="0"/>
       </w:pPr>
       <w:rPr>
         <w:dstrike w:val="false"/>
@@ -4909,9 +5037,9 @@
       <w:start w:val="1"/>
       <w:numFmt w:val="lowerLetter"/>
       <w:lvlText w:val="%8"/>
-      <w:lvlJc w:val="start"/>
-      <w:pPr>
-        <w:ind w:start="6109" w:hanging="0"/>
+      <w:lvlJc w:val="left"/>
+      <w:pPr>
+        <w:ind w:left="6109" w:hanging="0"/>
       </w:pPr>
       <w:rPr>
         <w:dstrike w:val="false"/>
@@ -4932,9 +5060,9 @@
       <w:start w:val="1"/>
       <w:numFmt w:val="lowerRoman"/>
       <w:lvlText w:val="%9"/>
-      <w:lvlJc w:val="start"/>
-      <w:pPr>
-        <w:ind w:start="6829" w:hanging="0"/>
+      <w:lvlJc w:val="left"/>
+      <w:pPr>
+        <w:ind w:left="6829" w:hanging="0"/>
       </w:pPr>
       <w:rPr>
         <w:dstrike w:val="false"/>
@@ -4957,9 +5085,9 @@
       <w:start w:val="1"/>
       <w:numFmt w:val="decimal"/>
       <w:lvlText w:val="%1)"/>
-      <w:lvlJc w:val="start"/>
-      <w:pPr>
-        <w:ind w:start="1012" w:hanging="0"/>
+      <w:lvlJc w:val="left"/>
+      <w:pPr>
+        <w:ind w:left="1012" w:hanging="0"/>
       </w:pPr>
       <w:rPr>
         <w:dstrike w:val="false"/>
@@ -4980,9 +5108,9 @@
       <w:start w:val="1"/>
       <w:numFmt w:val="lowerLetter"/>
       <w:lvlText w:val="%2"/>
-      <w:lvlJc w:val="start"/>
-      <w:pPr>
-        <w:ind w:start="1789" w:hanging="0"/>
+      <w:lvlJc w:val="left"/>
+      <w:pPr>
+        <w:ind w:left="1789" w:hanging="0"/>
       </w:pPr>
       <w:rPr>
         <w:dstrike w:val="false"/>
@@ -5003,9 +5131,9 @@
       <w:start w:val="1"/>
       <w:numFmt w:val="lowerRoman"/>
       <w:lvlText w:val="%3"/>
-      <w:lvlJc w:val="start"/>
-      <w:pPr>
-        <w:ind w:start="2509" w:hanging="0"/>
+      <w:lvlJc w:val="left"/>
+      <w:pPr>
+        <w:ind w:left="2509" w:hanging="0"/>
       </w:pPr>
       <w:rPr>
         <w:dstrike w:val="false"/>
@@ -5026,9 +5154,9 @@
       <w:start w:val="1"/>
       <w:numFmt w:val="decimal"/>
       <w:lvlText w:val="%4"/>
-      <w:lvlJc w:val="start"/>
-      <w:pPr>
-        <w:ind w:start="3229" w:hanging="0"/>
+      <w:lvlJc w:val="left"/>
+      <w:pPr>
+        <w:ind w:left="3229" w:hanging="0"/>
       </w:pPr>
       <w:rPr>
         <w:dstrike w:val="false"/>
@@ -5049,9 +5177,9 @@
       <w:start w:val="1"/>
       <w:numFmt w:val="lowerLetter"/>
       <w:lvlText w:val="%5"/>
-      <w:lvlJc w:val="start"/>
-      <w:pPr>
-        <w:ind w:start="3949" w:hanging="0"/>
+      <w:lvlJc w:val="left"/>
+      <w:pPr>
+        <w:ind w:left="3949" w:hanging="0"/>
       </w:pPr>
       <w:rPr>
         <w:dstrike w:val="false"/>
@@ -5072,9 +5200,9 @@
       <w:start w:val="1"/>
       <w:numFmt w:val="lowerRoman"/>
       <w:lvlText w:val="%6"/>
-      <w:lvlJc w:val="start"/>
-      <w:pPr>
-        <w:ind w:start="4669" w:hanging="0"/>
+      <w:lvlJc w:val="left"/>
+      <w:pPr>
+        <w:ind w:left="4669" w:hanging="0"/>
       </w:pPr>
       <w:rPr>
         <w:dstrike w:val="false"/>
@@ -5095,9 +5223,9 @@
       <w:start w:val="1"/>
       <w:numFmt w:val="decimal"/>
       <w:lvlText w:val="%7"/>
-      <w:lvlJc w:val="start"/>
-      <w:pPr>
-        <w:ind w:start="5389" w:hanging="0"/>
+      <w:lvlJc w:val="left"/>
+      <w:pPr>
+        <w:ind w:left="5389" w:hanging="0"/>
       </w:pPr>
       <w:rPr>
         <w:dstrike w:val="false"/>
@@ -5118,9 +5246,9 @@
       <w:start w:val="1"/>
       <w:numFmt w:val="lowerLetter"/>
       <w:lvlText w:val="%8"/>
-      <w:lvlJc w:val="start"/>
-      <w:pPr>
-        <w:ind w:start="6109" w:hanging="0"/>
+      <w:lvlJc w:val="left"/>
+      <w:pPr>
+        <w:ind w:left="6109" w:hanging="0"/>
       </w:pPr>
       <w:rPr>
         <w:dstrike w:val="false"/>
@@ -5141,9 +5269,9 @@
       <w:start w:val="1"/>
       <w:numFmt w:val="lowerRoman"/>
       <w:lvlText w:val="%9"/>
-      <w:lvlJc w:val="start"/>
-      <w:pPr>
-        <w:ind w:start="6829" w:hanging="0"/>
+      <w:lvlJc w:val="left"/>
+      <w:pPr>
+        <w:ind w:left="6829" w:hanging="0"/>
       </w:pPr>
       <w:rPr>
         <w:dstrike w:val="false"/>
@@ -5166,9 +5294,9 @@
       <w:start w:val="1"/>
       <w:numFmt w:val="decimal"/>
       <w:lvlText w:val="%1)"/>
-      <w:lvlJc w:val="start"/>
-      <w:pPr>
-        <w:ind w:start="1012" w:hanging="0"/>
+      <w:lvlJc w:val="left"/>
+      <w:pPr>
+        <w:ind w:left="1012" w:hanging="0"/>
       </w:pPr>
       <w:rPr>
         <w:dstrike w:val="false"/>
@@ -5189,9 +5317,9 @@
       <w:start w:val="1"/>
       <w:numFmt w:val="lowerLetter"/>
       <w:lvlText w:val="%2"/>
-      <w:lvlJc w:val="start"/>
-      <w:pPr>
-        <w:ind w:start="1789" w:hanging="0"/>
+      <w:lvlJc w:val="left"/>
+      <w:pPr>
+        <w:ind w:left="1789" w:hanging="0"/>
       </w:pPr>
       <w:rPr>
         <w:dstrike w:val="false"/>
@@ -5212,9 +5340,9 @@
       <w:start w:val="1"/>
       <w:numFmt w:val="lowerRoman"/>
       <w:lvlText w:val="%3"/>
-      <w:lvlJc w:val="start"/>
-      <w:pPr>
-        <w:ind w:start="2509" w:hanging="0"/>
+      <w:lvlJc w:val="left"/>
+      <w:pPr>
+        <w:ind w:left="2509" w:hanging="0"/>
       </w:pPr>
       <w:rPr>
         <w:dstrike w:val="false"/>
@@ -5235,9 +5363,9 @@
       <w:start w:val="1"/>
       <w:numFmt w:val="decimal"/>
       <w:lvlText w:val="%4"/>
-      <w:lvlJc w:val="start"/>
-      <w:pPr>
-        <w:ind w:start="3229" w:hanging="0"/>
+      <w:lvlJc w:val="left"/>
+      <w:pPr>
+        <w:ind w:left="3229" w:hanging="0"/>
       </w:pPr>
       <w:rPr>
         <w:dstrike w:val="false"/>
@@ -5258,9 +5386,9 @@
       <w:start w:val="1"/>
       <w:numFmt w:val="lowerLetter"/>
       <w:lvlText w:val="%5"/>
-      <w:lvlJc w:val="start"/>
-      <w:pPr>
-        <w:ind w:start="3949" w:hanging="0"/>
+      <w:lvlJc w:val="left"/>
+      <w:pPr>
+        <w:ind w:left="3949" w:hanging="0"/>
       </w:pPr>
       <w:rPr>
         <w:dstrike w:val="false"/>
@@ -5281,9 +5409,9 @@
       <w:start w:val="1"/>
       <w:numFmt w:val="lowerRoman"/>
       <w:lvlText w:val="%6"/>
-      <w:lvlJc w:val="start"/>
-      <w:pPr>
-        <w:ind w:start="4669" w:hanging="0"/>
+      <w:lvlJc w:val="left"/>
+      <w:pPr>
+        <w:ind w:left="4669" w:hanging="0"/>
       </w:pPr>
       <w:rPr>
         <w:dstrike w:val="false"/>
@@ -5304,9 +5432,9 @@
       <w:start w:val="1"/>
       <w:numFmt w:val="decimal"/>
       <w:lvlText w:val="%7"/>
-      <w:lvlJc w:val="start"/>
-      <w:pPr>
-        <w:ind w:start="5389" w:hanging="0"/>
+      <w:lvlJc w:val="left"/>
+      <w:pPr>
+        <w:ind w:left="5389" w:hanging="0"/>
       </w:pPr>
       <w:rPr>
         <w:dstrike w:val="false"/>
@@ -5327,9 +5455,9 @@
       <w:start w:val="1"/>
       <w:numFmt w:val="lowerLetter"/>
       <w:lvlText w:val="%8"/>
-      <w:lvlJc w:val="start"/>
-      <w:pPr>
-        <w:ind w:start="6109" w:hanging="0"/>
+      <w:lvlJc w:val="left"/>
+      <w:pPr>
+        <w:ind w:left="6109" w:hanging="0"/>
       </w:pPr>
       <w:rPr>
         <w:dstrike w:val="false"/>
@@ -5350,9 +5478,9 @@
       <w:start w:val="1"/>
       <w:numFmt w:val="lowerRoman"/>
       <w:lvlText w:val="%9"/>
-      <w:lvlJc w:val="start"/>
-      <w:pPr>
-        <w:ind w:start="6829" w:hanging="0"/>
+      <w:lvlJc w:val="left"/>
+      <w:pPr>
+        <w:ind w:left="6829" w:hanging="0"/>
       </w:pPr>
       <w:rPr>
         <w:dstrike w:val="false"/>
@@ -5375,9 +5503,9 @@
       <w:start w:val="1"/>
       <w:numFmt w:val="decimal"/>
       <w:lvlText w:val="%1)"/>
-      <w:lvlJc w:val="start"/>
-      <w:pPr>
-        <w:ind w:start="1012" w:hanging="0"/>
+      <w:lvlJc w:val="left"/>
+      <w:pPr>
+        <w:ind w:left="1012" w:hanging="0"/>
       </w:pPr>
       <w:rPr>
         <w:dstrike w:val="false"/>
@@ -5398,9 +5526,9 @@
       <w:start w:val="1"/>
       <w:numFmt w:val="lowerLetter"/>
       <w:lvlText w:val="%2"/>
-      <w:lvlJc w:val="start"/>
-      <w:pPr>
-        <w:ind w:start="1789" w:hanging="0"/>
+      <w:lvlJc w:val="left"/>
+      <w:pPr>
+        <w:ind w:left="1789" w:hanging="0"/>
       </w:pPr>
       <w:rPr>
         <w:dstrike w:val="false"/>
@@ -5421,9 +5549,9 @@
       <w:start w:val="1"/>
       <w:numFmt w:val="lowerRoman"/>
       <w:lvlText w:val="%3"/>
-      <w:lvlJc w:val="start"/>
-      <w:pPr>
-        <w:ind w:start="2509" w:hanging="0"/>
+      <w:lvlJc w:val="left"/>
+      <w:pPr>
+        <w:ind w:left="2509" w:hanging="0"/>
       </w:pPr>
       <w:rPr>
         <w:dstrike w:val="false"/>
@@ -5444,9 +5572,9 @@
       <w:start w:val="1"/>
       <w:numFmt w:val="decimal"/>
       <w:lvlText w:val="%4"/>
-      <w:lvlJc w:val="start"/>
-      <w:pPr>
-        <w:ind w:start="3229" w:hanging="0"/>
+      <w:lvlJc w:val="left"/>
+      <w:pPr>
+        <w:ind w:left="3229" w:hanging="0"/>
       </w:pPr>
       <w:rPr>
         <w:dstrike w:val="false"/>
@@ -5467,9 +5595,9 @@
       <w:start w:val="1"/>
       <w:numFmt w:val="lowerLetter"/>
       <w:lvlText w:val="%5"/>
-      <w:lvlJc w:val="start"/>
-      <w:pPr>
-        <w:ind w:start="3949" w:hanging="0"/>
+      <w:lvlJc w:val="left"/>
+      <w:pPr>
+        <w:ind w:left="3949" w:hanging="0"/>
       </w:pPr>
       <w:rPr>
         <w:dstrike w:val="false"/>
@@ -5490,9 +5618,9 @@
       <w:start w:val="1"/>
       <w:numFmt w:val="lowerRoman"/>
       <w:lvlText w:val="%6"/>
-      <w:lvlJc w:val="start"/>
-      <w:pPr>
-        <w:ind w:start="4669" w:hanging="0"/>
+      <w:lvlJc w:val="left"/>
+      <w:pPr>
+        <w:ind w:left="4669" w:hanging="0"/>
       </w:pPr>
       <w:rPr>
         <w:dstrike w:val="false"/>
@@ -5513,9 +5641,9 @@
       <w:start w:val="1"/>
       <w:numFmt w:val="decimal"/>
       <w:lvlText w:val="%7"/>
-      <w:lvlJc w:val="start"/>
-      <w:pPr>
-        <w:ind w:start="5389" w:hanging="0"/>
+      <w:lvlJc w:val="left"/>
+      <w:pPr>
+        <w:ind w:left="5389" w:hanging="0"/>
       </w:pPr>
       <w:rPr>
         <w:dstrike w:val="false"/>
@@ -5536,9 +5664,9 @@
       <w:start w:val="1"/>
       <w:numFmt w:val="lowerLetter"/>
       <w:lvlText w:val="%8"/>
-      <w:lvlJc w:val="start"/>
-      <w:pPr>
-        <w:ind w:start="6109" w:hanging="0"/>
+      <w:lvlJc w:val="left"/>
+      <w:pPr>
+        <w:ind w:left="6109" w:hanging="0"/>
       </w:pPr>
       <w:rPr>
         <w:dstrike w:val="false"/>
@@ -5559,9 +5687,9 @@
       <w:start w:val="1"/>
       <w:numFmt w:val="lowerRoman"/>
       <w:lvlText w:val="%9"/>
-      <w:lvlJc w:val="start"/>
-      <w:pPr>
-        <w:ind w:start="6829" w:hanging="0"/>
+      <w:lvlJc w:val="left"/>
+      <w:pPr>
+        <w:ind w:left="6829" w:hanging="0"/>
       </w:pPr>
       <w:rPr>
         <w:dstrike w:val="false"/>
@@ -5584,9 +5712,9 @@
       <w:start w:val="1"/>
       <w:numFmt w:val="decimal"/>
       <w:lvlText w:val="%1)"/>
-      <w:lvlJc w:val="start"/>
-      <w:pPr>
-        <w:ind w:start="1012" w:hanging="0"/>
+      <w:lvlJc w:val="left"/>
+      <w:pPr>
+        <w:ind w:left="1012" w:hanging="0"/>
       </w:pPr>
       <w:rPr>
         <w:dstrike w:val="false"/>
@@ -5607,9 +5735,9 @@
       <w:start w:val="1"/>
       <w:numFmt w:val="lowerLetter"/>
       <w:lvlText w:val="%2"/>
-      <w:lvlJc w:val="start"/>
-      <w:pPr>
-        <w:ind w:start="1789" w:hanging="0"/>
+      <w:lvlJc w:val="left"/>
+      <w:pPr>
+        <w:ind w:left="1789" w:hanging="0"/>
       </w:pPr>
       <w:rPr>
         <w:dstrike w:val="false"/>
@@ -5630,9 +5758,9 @@
       <w:start w:val="1"/>
       <w:numFmt w:val="lowerRoman"/>
       <w:lvlText w:val="%3"/>
-      <w:lvlJc w:val="start"/>
-      <w:pPr>
-        <w:ind w:start="2509" w:hanging="0"/>
+      <w:lvlJc w:val="left"/>
+      <w:pPr>
+        <w:ind w:left="2509" w:hanging="0"/>
       </w:pPr>
       <w:rPr>
         <w:dstrike w:val="false"/>
@@ -5653,9 +5781,9 @@
       <w:start w:val="1"/>
       <w:numFmt w:val="decimal"/>
       <w:lvlText w:val="%4"/>
-      <w:lvlJc w:val="start"/>
-      <w:pPr>
-        <w:ind w:start="3229" w:hanging="0"/>
+      <w:lvlJc w:val="left"/>
+      <w:pPr>
+        <w:ind w:left="3229" w:hanging="0"/>
       </w:pPr>
       <w:rPr>
         <w:dstrike w:val="false"/>
@@ -5676,9 +5804,9 @@
       <w:start w:val="1"/>
       <w:numFmt w:val="lowerLetter"/>
       <w:lvlText w:val="%5"/>
-      <w:lvlJc w:val="start"/>
-      <w:pPr>
-        <w:ind w:start="3949" w:hanging="0"/>
+      <w:lvlJc w:val="left"/>
+      <w:pPr>
+        <w:ind w:left="3949" w:hanging="0"/>
       </w:pPr>
       <w:rPr>
         <w:dstrike w:val="false"/>
@@ -5699,9 +5827,9 @@
       <w:start w:val="1"/>
       <w:numFmt w:val="lowerRoman"/>
       <w:lvlText w:val="%6"/>
-      <w:lvlJc w:val="start"/>
-      <w:pPr>
-        <w:ind w:start="4669" w:hanging="0"/>
+      <w:lvlJc w:val="left"/>
+      <w:pPr>
+        <w:ind w:left="4669" w:hanging="0"/>
       </w:pPr>
       <w:rPr>
         <w:dstrike w:val="false"/>
@@ -5722,9 +5850,9 @@
       <w:start w:val="1"/>
       <w:numFmt w:val="decimal"/>
       <w:lvlText w:val="%7"/>
-      <w:lvlJc w:val="start"/>
-      <w:pPr>
-        <w:ind w:start="5389" w:hanging="0"/>
+      <w:lvlJc w:val="left"/>
+      <w:pPr>
+        <w:ind w:left="5389" w:hanging="0"/>
       </w:pPr>
       <w:rPr>
         <w:dstrike w:val="false"/>
@@ -5745,9 +5873,9 @@
       <w:start w:val="1"/>
       <w:numFmt w:val="lowerLetter"/>
       <w:lvlText w:val="%8"/>
-      <w:lvlJc w:val="start"/>
-      <w:pPr>
-        <w:ind w:start="6109" w:hanging="0"/>
+      <w:lvlJc w:val="left"/>
+      <w:pPr>
+        <w:ind w:left="6109" w:hanging="0"/>
       </w:pPr>
       <w:rPr>
         <w:dstrike w:val="false"/>
@@ -5768,9 +5896,9 @@
       <w:start w:val="1"/>
       <w:numFmt w:val="lowerRoman"/>
       <w:lvlText w:val="%9"/>
-      <w:lvlJc w:val="start"/>
-      <w:pPr>
-        <w:ind w:start="6829" w:hanging="0"/>
+      <w:lvlJc w:val="left"/>
+      <w:pPr>
+        <w:ind w:left="6829" w:hanging="0"/>
       </w:pPr>
       <w:rPr>
         <w:dstrike w:val="false"/>
@@ -5793,9 +5921,9 @@
       <w:start w:val="1"/>
       <w:numFmt w:val="decimal"/>
       <w:lvlText w:val="%1)"/>
-      <w:lvlJc w:val="start"/>
-      <w:pPr>
-        <w:ind w:start="1012" w:hanging="0"/>
+      <w:lvlJc w:val="left"/>
+      <w:pPr>
+        <w:ind w:left="1012" w:hanging="0"/>
       </w:pPr>
       <w:rPr>
         <w:dstrike w:val="false"/>
@@ -5816,9 +5944,9 @@
       <w:start w:val="1"/>
       <w:numFmt w:val="lowerLetter"/>
       <w:lvlText w:val="%2"/>
-      <w:lvlJc w:val="start"/>
-      <w:pPr>
-        <w:ind w:start="1789" w:hanging="0"/>
+      <w:lvlJc w:val="left"/>
+      <w:pPr>
+        <w:ind w:left="1789" w:hanging="0"/>
       </w:pPr>
       <w:rPr>
         <w:dstrike w:val="false"/>
@@ -5839,9 +5967,9 @@
       <w:start w:val="1"/>
       <w:numFmt w:val="lowerRoman"/>
       <w:lvlText w:val="%3"/>
-      <w:lvlJc w:val="start"/>
-      <w:pPr>
-        <w:ind w:start="2509" w:hanging="0"/>
+      <w:lvlJc w:val="left"/>
+      <w:pPr>
+        <w:ind w:left="2509" w:hanging="0"/>
       </w:pPr>
       <w:rPr>
         <w:dstrike w:val="false"/>
@@ -5862,9 +5990,9 @@
       <w:start w:val="1"/>
       <w:numFmt w:val="decimal"/>
       <w:lvlText w:val="%4"/>
-      <w:lvlJc w:val="start"/>
-      <w:pPr>
-        <w:ind w:start="3229" w:hanging="0"/>
+      <w:lvlJc w:val="left"/>
+      <w:pPr>
+        <w:ind w:left="3229" w:hanging="0"/>
       </w:pPr>
       <w:rPr>
         <w:dstrike w:val="false"/>
@@ -5885,9 +6013,9 @@
       <w:start w:val="1"/>
       <w:numFmt w:val="lowerLetter"/>
       <w:lvlText w:val="%5"/>
-      <w:lvlJc w:val="start"/>
-      <w:pPr>
-        <w:ind w:start="3949" w:hanging="0"/>
+      <w:lvlJc w:val="left"/>
+      <w:pPr>
+        <w:ind w:left="3949" w:hanging="0"/>
       </w:pPr>
       <w:rPr>
         <w:dstrike w:val="false"/>
@@ -5908,9 +6036,9 @@
       <w:start w:val="1"/>
       <w:numFmt w:val="lowerRoman"/>
       <w:lvlText w:val="%6"/>
-      <w:lvlJc w:val="start"/>
-      <w:pPr>
-        <w:ind w:start="4669" w:hanging="0"/>
+      <w:lvlJc w:val="left"/>
+      <w:pPr>
+        <w:ind w:left="4669" w:hanging="0"/>
       </w:pPr>
       <w:rPr>
         <w:dstrike w:val="false"/>
@@ -5931,9 +6059,9 @@
       <w:start w:val="1"/>
       <w:numFmt w:val="decimal"/>
       <w:lvlText w:val="%7"/>
-      <w:lvlJc w:val="start"/>
-      <w:pPr>
-        <w:ind w:start="5389" w:hanging="0"/>
+      <w:lvlJc w:val="left"/>
+      <w:pPr>
+        <w:ind w:left="5389" w:hanging="0"/>
       </w:pPr>
       <w:rPr>
         <w:dstrike w:val="false"/>
@@ -5954,9 +6082,9 @@
       <w:start w:val="1"/>
       <w:numFmt w:val="lowerLetter"/>
       <w:lvlText w:val="%8"/>
-      <w:lvlJc w:val="start"/>
-      <w:pPr>
-        <w:ind w:start="6109" w:hanging="0"/>
+      <w:lvlJc w:val="left"/>
+      <w:pPr>
+        <w:ind w:left="6109" w:hanging="0"/>
       </w:pPr>
       <w:rPr>
         <w:dstrike w:val="false"/>
@@ -5977,9 +6105,9 @@
       <w:start w:val="1"/>
       <w:numFmt w:val="lowerRoman"/>
       <w:lvlText w:val="%9"/>
-      <w:lvlJc w:val="start"/>
-      <w:pPr>
-        <w:ind w:start="6829" w:hanging="0"/>
+      <w:lvlJc w:val="left"/>
+      <w:pPr>
+        <w:ind w:left="6829" w:hanging="0"/>
       </w:pPr>
       <w:rPr>
         <w:dstrike w:val="false"/>
@@ -6002,9 +6130,9 @@
       <w:start w:val="1"/>
       <w:numFmt w:val="decimal"/>
       <w:lvlText w:val="%1)"/>
-      <w:lvlJc w:val="start"/>
-      <w:pPr>
-        <w:ind w:start="1012" w:hanging="0"/>
+      <w:lvlJc w:val="left"/>
+      <w:pPr>
+        <w:ind w:left="1012" w:hanging="0"/>
       </w:pPr>
       <w:rPr>
         <w:dstrike w:val="false"/>
@@ -6025,9 +6153,9 @@
       <w:start w:val="1"/>
       <w:numFmt w:val="lowerLetter"/>
       <w:lvlText w:val="%2"/>
-      <w:lvlJc w:val="start"/>
-      <w:pPr>
-        <w:ind w:start="1789" w:hanging="0"/>
+      <w:lvlJc w:val="left"/>
+      <w:pPr>
+        <w:ind w:left="1789" w:hanging="0"/>
       </w:pPr>
       <w:rPr>
         <w:dstrike w:val="false"/>
@@ -6048,9 +6176,9 @@
       <w:start w:val="1"/>
       <w:numFmt w:val="lowerRoman"/>
       <w:lvlText w:val="%3"/>
-      <w:lvlJc w:val="start"/>
-      <w:pPr>
-        <w:ind w:start="2509" w:hanging="0"/>
+      <w:lvlJc w:val="left"/>
+      <w:pPr>
+        <w:ind w:left="2509" w:hanging="0"/>
       </w:pPr>
       <w:rPr>
         <w:dstrike w:val="false"/>
@@ -6071,9 +6199,9 @@
       <w:start w:val="1"/>
       <w:numFmt w:val="decimal"/>
       <w:lvlText w:val="%4"/>
-      <w:lvlJc w:val="start"/>
-      <w:pPr>
-        <w:ind w:start="3229" w:hanging="0"/>
+      <w:lvlJc w:val="left"/>
+      <w:pPr>
+        <w:ind w:left="3229" w:hanging="0"/>
       </w:pPr>
       <w:rPr>
         <w:dstrike w:val="false"/>
@@ -6094,9 +6222,9 @@
       <w:start w:val="1"/>
       <w:numFmt w:val="lowerLetter"/>
       <w:lvlText w:val="%5"/>
-      <w:lvlJc w:val="start"/>
-      <w:pPr>
-        <w:ind w:start="3949" w:hanging="0"/>
+      <w:lvlJc w:val="left"/>
+      <w:pPr>
+        <w:ind w:left="3949" w:hanging="0"/>
       </w:pPr>
       <w:rPr>
         <w:dstrike w:val="false"/>
@@ -6117,9 +6245,9 @@
       <w:start w:val="1"/>
       <w:numFmt w:val="lowerRoman"/>
       <w:lvlText w:val="%6"/>
-      <w:lvlJc w:val="start"/>
-      <w:pPr>
-        <w:ind w:start="4669" w:hanging="0"/>
+      <w:lvlJc w:val="left"/>
+      <w:pPr>
+        <w:ind w:left="4669" w:hanging="0"/>
       </w:pPr>
       <w:rPr>
         <w:dstrike w:val="false"/>
@@ -6140,9 +6268,9 @@
       <w:start w:val="1"/>
       <w:numFmt w:val="decimal"/>
       <w:lvlText w:val="%7"/>
-      <w:lvlJc w:val="start"/>
-      <w:pPr>
-        <w:ind w:start="5389" w:hanging="0"/>
+      <w:lvlJc w:val="left"/>
+      <w:pPr>
+        <w:ind w:left="5389" w:hanging="0"/>
       </w:pPr>
       <w:rPr>
         <w:dstrike w:val="false"/>
@@ -6163,9 +6291,9 @@
       <w:start w:val="1"/>
       <w:numFmt w:val="lowerLetter"/>
       <w:lvlText w:val="%8"/>
-      <w:lvlJc w:val="start"/>
-      <w:pPr>
-        <w:ind w:start="6109" w:hanging="0"/>
+      <w:lvlJc w:val="left"/>
+      <w:pPr>
+        <w:ind w:left="6109" w:hanging="0"/>
       </w:pPr>
       <w:rPr>
         <w:dstrike w:val="false"/>
@@ -6186,9 +6314,9 @@
       <w:start w:val="1"/>
       <w:numFmt w:val="lowerRoman"/>
       <w:lvlText w:val="%9"/>
-      <w:lvlJc w:val="start"/>
-      <w:pPr>
-        <w:ind w:start="6829" w:hanging="0"/>
+      <w:lvlJc w:val="left"/>
+      <w:pPr>
+        <w:ind w:left="6829" w:hanging="0"/>
       </w:pPr>
       <w:rPr>
         <w:dstrike w:val="false"/>
@@ -6211,9 +6339,9 @@
       <w:start w:val="1"/>
       <w:numFmt w:val="decimal"/>
       <w:lvlText w:val="%1)"/>
-      <w:lvlJc w:val="start"/>
-      <w:pPr>
-        <w:ind w:start="1012" w:hanging="0"/>
+      <w:lvlJc w:val="left"/>
+      <w:pPr>
+        <w:ind w:left="1012" w:hanging="0"/>
       </w:pPr>
       <w:rPr>
         <w:dstrike w:val="false"/>
@@ -6234,9 +6362,9 @@
       <w:start w:val="1"/>
       <w:numFmt w:val="lowerLetter"/>
       <w:lvlText w:val="%2"/>
-      <w:lvlJc w:val="start"/>
-      <w:pPr>
-        <w:ind w:start="1789" w:hanging="0"/>
+      <w:lvlJc w:val="left"/>
+      <w:pPr>
+        <w:ind w:left="1789" w:hanging="0"/>
       </w:pPr>
       <w:rPr>
         <w:dstrike w:val="false"/>
@@ -6257,9 +6385,9 @@
       <w:start w:val="1"/>
       <w:numFmt w:val="lowerRoman"/>
       <w:lvlText w:val="%3"/>
-      <w:lvlJc w:val="start"/>
-      <w:pPr>
-        <w:ind w:start="2509" w:hanging="0"/>
+      <w:lvlJc w:val="left"/>
+      <w:pPr>
+        <w:ind w:left="2509" w:hanging="0"/>
       </w:pPr>
       <w:rPr>
         <w:dstrike w:val="false"/>
@@ -6280,9 +6408,9 @@
       <w:start w:val="1"/>
       <w:numFmt w:val="decimal"/>
       <w:lvlText w:val="%4"/>
-      <w:lvlJc w:val="start"/>
-      <w:pPr>
-        <w:ind w:start="3229" w:hanging="0"/>
+      <w:lvlJc w:val="left"/>
+      <w:pPr>
+        <w:ind w:left="3229" w:hanging="0"/>
       </w:pPr>
       <w:rPr>
         <w:dstrike w:val="false"/>
@@ -6303,9 +6431,9 @@
       <w:start w:val="1"/>
       <w:numFmt w:val="lowerLetter"/>
       <w:lvlText w:val="%5"/>
-      <w:lvlJc w:val="start"/>
-      <w:pPr>
-        <w:ind w:start="3949" w:hanging="0"/>
+      <w:lvlJc w:val="left"/>
+      <w:pPr>
+        <w:ind w:left="3949" w:hanging="0"/>
       </w:pPr>
       <w:rPr>
         <w:dstrike w:val="false"/>
@@ -6326,9 +6454,9 @@
       <w:start w:val="1"/>
       <w:numFmt w:val="lowerRoman"/>
       <w:lvlText w:val="%6"/>
-      <w:lvlJc w:val="start"/>
-      <w:pPr>
-        <w:ind w:start="4669" w:hanging="0"/>
+      <w:lvlJc w:val="left"/>
+      <w:pPr>
+        <w:ind w:left="4669" w:hanging="0"/>
       </w:pPr>
       <w:rPr>
         <w:dstrike w:val="false"/>
@@ -6349,9 +6477,9 @@
       <w:start w:val="1"/>
       <w:numFmt w:val="decimal"/>
       <w:lvlText w:val="%7"/>
-      <w:lvlJc w:val="start"/>
-      <w:pPr>
-        <w:ind w:start="5389" w:hanging="0"/>
+      <w:lvlJc w:val="left"/>
+      <w:pPr>
+        <w:ind w:left="5389" w:hanging="0"/>
       </w:pPr>
       <w:rPr>
         <w:dstrike w:val="false"/>
@@ -6372,9 +6500,9 @@
       <w:start w:val="1"/>
       <w:numFmt w:val="lowerLetter"/>
       <w:lvlText w:val="%8"/>
-      <w:lvlJc w:val="start"/>
-      <w:pPr>
-        <w:ind w:start="6109" w:hanging="0"/>
+      <w:lvlJc w:val="left"/>
+      <w:pPr>
+        <w:ind w:left="6109" w:hanging="0"/>
       </w:pPr>
       <w:rPr>
         <w:dstrike w:val="false"/>
@@ -6395,9 +6523,9 @@
       <w:start w:val="1"/>
       <w:numFmt w:val="lowerRoman"/>
       <w:lvlText w:val="%9"/>
-      <w:lvlJc w:val="start"/>
-      <w:pPr>
-        <w:ind w:start="6829" w:hanging="0"/>
+      <w:lvlJc w:val="left"/>
+      <w:pPr>
+        <w:ind w:left="6829" w:hanging="0"/>
       </w:pPr>
       <w:rPr>
         <w:dstrike w:val="false"/>
@@ -6420,9 +6548,9 @@
       <w:start w:val="1"/>
       <w:numFmt w:val="decimal"/>
       <w:lvlText w:val="%1)"/>
-      <w:lvlJc w:val="start"/>
-      <w:pPr>
-        <w:ind w:start="1012" w:hanging="0"/>
+      <w:lvlJc w:val="left"/>
+      <w:pPr>
+        <w:ind w:left="1012" w:hanging="0"/>
       </w:pPr>
       <w:rPr>
         <w:dstrike w:val="false"/>
@@ -6443,9 +6571,9 @@
       <w:start w:val="1"/>
       <w:numFmt w:val="lowerLetter"/>
       <w:lvlText w:val="%2"/>
-      <w:lvlJc w:val="start"/>
-      <w:pPr>
-        <w:ind w:start="1789" w:hanging="0"/>
+      <w:lvlJc w:val="left"/>
+      <w:pPr>
+        <w:ind w:left="1789" w:hanging="0"/>
       </w:pPr>
       <w:rPr>
         <w:dstrike w:val="false"/>
@@ -6466,9 +6594,9 @@
       <w:start w:val="1"/>
       <w:numFmt w:val="lowerRoman"/>
       <w:lvlText w:val="%3"/>
-      <w:lvlJc w:val="start"/>
-      <w:pPr>
-        <w:ind w:start="2509" w:hanging="0"/>
+      <w:lvlJc w:val="left"/>
+      <w:pPr>
+        <w:ind w:left="2509" w:hanging="0"/>
       </w:pPr>
       <w:rPr>
         <w:dstrike w:val="false"/>
@@ -6489,9 +6617,9 @@
       <w:start w:val="1"/>
       <w:numFmt w:val="decimal"/>
       <w:lvlText w:val="%4"/>
-      <w:lvlJc w:val="start"/>
-      <w:pPr>
-        <w:ind w:start="3229" w:hanging="0"/>
+      <w:lvlJc w:val="left"/>
+      <w:pPr>
+        <w:ind w:left="3229" w:hanging="0"/>
       </w:pPr>
       <w:rPr>
         <w:dstrike w:val="false"/>
@@ -6512,9 +6640,9 @@
       <w:start w:val="1"/>
       <w:numFmt w:val="lowerLetter"/>
       <w:lvlText w:val="%5"/>
-      <w:lvlJc w:val="start"/>
-      <w:pPr>
-        <w:ind w:start="3949" w:hanging="0"/>
+      <w:lvlJc w:val="left"/>
+      <w:pPr>
+        <w:ind w:left="3949" w:hanging="0"/>
       </w:pPr>
       <w:rPr>
         <w:dstrike w:val="false"/>
@@ -6535,9 +6663,9 @@
       <w:start w:val="1"/>
       <w:numFmt w:val="lowerRoman"/>
       <w:lvlText w:val="%6"/>
-      <w:lvlJc w:val="start"/>
-      <w:pPr>
-        <w:ind w:start="4669" w:hanging="0"/>
+      <w:lvlJc w:val="left"/>
+      <w:pPr>
+        <w:ind w:left="4669" w:hanging="0"/>
       </w:pPr>
       <w:rPr>
         <w:dstrike w:val="false"/>
@@ -6558,9 +6686,9 @@
       <w:start w:val="1"/>
       <w:numFmt w:val="decimal"/>
       <w:lvlText w:val="%7"/>
-      <w:lvlJc w:val="start"/>
-      <w:pPr>
-        <w:ind w:start="5389" w:hanging="0"/>
+      <w:lvlJc w:val="left"/>
+      <w:pPr>
+        <w:ind w:left="5389" w:hanging="0"/>
       </w:pPr>
       <w:rPr>
         <w:dstrike w:val="false"/>
@@ -6581,9 +6709,9 @@
       <w:start w:val="1"/>
       <w:numFmt w:val="lowerLetter"/>
       <w:lvlText w:val="%8"/>
-      <w:lvlJc w:val="start"/>
-      <w:pPr>
-        <w:ind w:start="6109" w:hanging="0"/>
+      <w:lvlJc w:val="left"/>
+      <w:pPr>
+        <w:ind w:left="6109" w:hanging="0"/>
       </w:pPr>
       <w:rPr>
         <w:dstrike w:val="false"/>
@@ -6604,9 +6732,9 @@
       <w:start w:val="1"/>
       <w:numFmt w:val="lowerRoman"/>
       <w:lvlText w:val="%9"/>
-      <w:lvlJc w:val="start"/>
-      <w:pPr>
-        <w:ind w:start="6829" w:hanging="0"/>
+      <w:lvlJc w:val="left"/>
+      <w:pPr>
+        <w:ind w:left="6829" w:hanging="0"/>
       </w:pPr>
       <w:rPr>
         <w:dstrike w:val="false"/>
@@ -6629,9 +6757,9 @@
       <w:start w:val="1"/>
       <w:numFmt w:val="decimal"/>
       <w:lvlText w:val="%1)"/>
-      <w:lvlJc w:val="start"/>
-      <w:pPr>
-        <w:ind w:start="1012" w:hanging="0"/>
+      <w:lvlJc w:val="left"/>
+      <w:pPr>
+        <w:ind w:left="1012" w:hanging="0"/>
       </w:pPr>
       <w:rPr>
         <w:dstrike w:val="false"/>
@@ -6652,9 +6780,9 @@
       <w:start w:val="1"/>
       <w:numFmt w:val="lowerLetter"/>
       <w:lvlText w:val="%2"/>
-      <w:lvlJc w:val="start"/>
-      <w:pPr>
-        <w:ind w:start="1789" w:hanging="0"/>
+      <w:lvlJc w:val="left"/>
+      <w:pPr>
+        <w:ind w:left="1789" w:hanging="0"/>
       </w:pPr>
       <w:rPr>
         <w:dstrike w:val="false"/>
@@ -6675,9 +6803,9 @@
       <w:start w:val="1"/>
       <w:numFmt w:val="lowerRoman"/>
       <w:lvlText w:val="%3"/>
-      <w:lvlJc w:val="start"/>
-      <w:pPr>
-        <w:ind w:start="2509" w:hanging="0"/>
+      <w:lvlJc w:val="left"/>
+      <w:pPr>
+        <w:ind w:left="2509" w:hanging="0"/>
       </w:pPr>
       <w:rPr>
         <w:dstrike w:val="false"/>
@@ -6698,9 +6826,9 @@
       <w:start w:val="1"/>
       <w:numFmt w:val="decimal"/>
       <w:lvlText w:val="%4"/>
-      <w:lvlJc w:val="start"/>
-      <w:pPr>
-        <w:ind w:start="3229" w:hanging="0"/>
+      <w:lvlJc w:val="left"/>
+      <w:pPr>
+        <w:ind w:left="3229" w:hanging="0"/>
       </w:pPr>
       <w:rPr>
         <w:dstrike w:val="false"/>
@@ -6721,9 +6849,9 @@
       <w:start w:val="1"/>
       <w:numFmt w:val="lowerLetter"/>
       <w:lvlText w:val="%5"/>
-      <w:lvlJc w:val="start"/>
-      <w:pPr>
-        <w:ind w:start="3949" w:hanging="0"/>
+      <w:lvlJc w:val="left"/>
+      <w:pPr>
+        <w:ind w:left="3949" w:hanging="0"/>
       </w:pPr>
       <w:rPr>
         <w:dstrike w:val="false"/>
@@ -6744,9 +6872,9 @@
       <w:start w:val="1"/>
       <w:numFmt w:val="lowerRoman"/>
       <w:lvlText w:val="%6"/>
-      <w:lvlJc w:val="start"/>
-      <w:pPr>
-        <w:ind w:start="4669" w:hanging="0"/>
+      <w:lvlJc w:val="left"/>
+      <w:pPr>
+        <w:ind w:left="4669" w:hanging="0"/>
       </w:pPr>
       <w:rPr>
         <w:dstrike w:val="false"/>
@@ -6767,9 +6895,9 @@
       <w:start w:val="1"/>
       <w:numFmt w:val="decimal"/>
       <w:lvlText w:val="%7"/>
-      <w:lvlJc w:val="start"/>
-      <w:pPr>
-        <w:ind w:start="5389" w:hanging="0"/>
+      <w:lvlJc w:val="left"/>
+      <w:pPr>
+        <w:ind w:left="5389" w:hanging="0"/>
       </w:pPr>
       <w:rPr>
         <w:dstrike w:val="false"/>
@@ -6790,9 +6918,9 @@
       <w:start w:val="1"/>
       <w:numFmt w:val="lowerLetter"/>
       <w:lvlText w:val="%8"/>
-      <w:lvlJc w:val="start"/>
-      <w:pPr>
-        <w:ind w:start="6109" w:hanging="0"/>
+      <w:lvlJc w:val="left"/>
+      <w:pPr>
+        <w:ind w:left="6109" w:hanging="0"/>
       </w:pPr>
       <w:rPr>
         <w:dstrike w:val="false"/>
@@ -6813,9 +6941,9 @@
       <w:start w:val="1"/>
       <w:numFmt w:val="lowerRoman"/>
       <w:lvlText w:val="%9"/>
-      <w:lvlJc w:val="start"/>
-      <w:pPr>
-        <w:ind w:start="6829" w:hanging="0"/>
+      <w:lvlJc w:val="left"/>
+      <w:pPr>
+        <w:ind w:left="6829" w:hanging="0"/>
       </w:pPr>
       <w:rPr>
         <w:dstrike w:val="false"/>
@@ -6893,7 +7021,7 @@
       <w:pPr>
         <w:widowControl/>
         <w:suppressAutoHyphens w:val="false"/>
-        <w:spacing w:lineRule="auto" w:line="254"/>
+        <w:spacing w:lineRule="auto" w:line="252"/>
         <w:textAlignment w:val="baseline"/>
       </w:pPr>
     </w:pPrDefault>
@@ -6913,8 +7041,8 @@
       <w:autoSpaceDE w:val="true"/>
       <w:bidi w:val="0"/>
       <w:snapToGrid w:val="true"/>
-      <w:spacing w:lineRule="auto" w:line="254" w:before="0" w:after="160"/>
-      <w:jc w:val="start"/>
+      <w:spacing w:lineRule="auto" w:line="252"/>
+      <w:jc w:val="left"/>
       <w:textAlignment w:val="baseline"/>
     </w:pPr>
     <w:rPr>
@@ -8822,8 +8950,1708 @@
       <w:vertAlign w:val="baseline"/>
     </w:rPr>
   </w:style>
-  <w:style w:type="character" w:styleId="InternetLink">
-    <w:name w:val="Hyperlink"/>
+  <w:style w:type="character" w:styleId="Style18">
+    <w:name w:val="Гиперссылка"/>
+    <w:qFormat/>
+    <w:rPr>
+      <w:color w:val="000080"/>
+      <w:u w:val="single"/>
+    </w:rPr>
+  </w:style>
+  <w:style w:type="character" w:styleId="WWCharOUTLINELVL11">
+    <w:name w:val="WW_CharOUTLINELVL1_1"/>
+    <w:qFormat/>
+    <w:rPr>
+      <w:rFonts w:ascii="Arial" w:hAnsi="Arial" w:eastAsia="Arial" w:cs="Arial"/>
+      <w:b w:val="false"/>
+      <w:i w:val="false"/>
+      <w:strike w:val="false"/>
+      <w:dstrike w:val="false"/>
+      <w:color w:val="000000"/>
+      <w:position w:val="0"/>
+      <w:sz w:val="28"/>
+      <w:sz w:val="28"/>
+      <w:szCs w:val="28"/>
+      <w:u w:val="none" w:color="000000"/>
+      <w:vertAlign w:val="baseline"/>
+    </w:rPr>
+  </w:style>
+  <w:style w:type="character" w:styleId="WWCharOUTLINELVL21">
+    <w:name w:val="WW_CharOUTLINELVL2_1"/>
+    <w:qFormat/>
+    <w:rPr>
+      <w:rFonts w:ascii="Arial" w:hAnsi="Arial" w:eastAsia="Arial" w:cs="Arial"/>
+      <w:b w:val="false"/>
+      <w:i w:val="false"/>
+      <w:strike w:val="false"/>
+      <w:dstrike w:val="false"/>
+      <w:color w:val="000000"/>
+      <w:position w:val="0"/>
+      <w:sz w:val="26"/>
+      <w:sz w:val="26"/>
+      <w:szCs w:val="26"/>
+      <w:u w:val="none" w:color="000000"/>
+      <w:vertAlign w:val="baseline"/>
+    </w:rPr>
+  </w:style>
+  <w:style w:type="character" w:styleId="WWCharLFO1LVL1">
+    <w:name w:val="WW_CharLFO1LVL1"/>
+    <w:qFormat/>
+    <w:rPr>
+      <w:rFonts w:ascii="Arial" w:hAnsi="Arial" w:eastAsia="Arial" w:cs="Arial"/>
+      <w:b w:val="false"/>
+      <w:i w:val="false"/>
+      <w:strike w:val="false"/>
+      <w:dstrike w:val="false"/>
+      <w:color w:val="000000"/>
+      <w:position w:val="0"/>
+      <w:sz w:val="28"/>
+      <w:sz w:val="28"/>
+      <w:szCs w:val="28"/>
+      <w:u w:val="none" w:color="000000"/>
+      <w:vertAlign w:val="baseline"/>
+    </w:rPr>
+  </w:style>
+  <w:style w:type="character" w:styleId="WWCharLFO1LVL2">
+    <w:name w:val="WW_CharLFO1LVL2"/>
+    <w:qFormat/>
+    <w:rPr>
+      <w:rFonts w:ascii="Arial" w:hAnsi="Arial" w:eastAsia="Arial" w:cs="Arial"/>
+      <w:b w:val="false"/>
+      <w:i w:val="false"/>
+      <w:strike w:val="false"/>
+      <w:dstrike w:val="false"/>
+      <w:color w:val="000000"/>
+      <w:position w:val="0"/>
+      <w:sz w:val="26"/>
+      <w:sz w:val="26"/>
+      <w:szCs w:val="26"/>
+      <w:u w:val="none" w:color="000000"/>
+      <w:vertAlign w:val="baseline"/>
+    </w:rPr>
+  </w:style>
+  <w:style w:type="character" w:styleId="WWCharLFO5LVL11">
+    <w:name w:val="WW_CharLFO5LVL1_1"/>
+    <w:qFormat/>
+    <w:rPr>
+      <w:rFonts w:ascii="Times New Roman" w:hAnsi="Times New Roman" w:eastAsia="Times New Roman" w:cs="Times New Roman"/>
+      <w:b w:val="false"/>
+      <w:i w:val="false"/>
+      <w:strike w:val="false"/>
+      <w:dstrike w:val="false"/>
+      <w:color w:val="000000"/>
+      <w:position w:val="0"/>
+      <w:sz w:val="24"/>
+      <w:sz w:val="24"/>
+      <w:szCs w:val="24"/>
+      <w:u w:val="none" w:color="000000"/>
+      <w:vertAlign w:val="baseline"/>
+    </w:rPr>
+  </w:style>
+  <w:style w:type="character" w:styleId="WWCharLFO5LVL21">
+    <w:name w:val="WW_CharLFO5LVL2_1"/>
+    <w:qFormat/>
+    <w:rPr>
+      <w:rFonts w:ascii="Times New Roman" w:hAnsi="Times New Roman" w:eastAsia="Times New Roman" w:cs="Times New Roman"/>
+      <w:b w:val="false"/>
+      <w:i w:val="false"/>
+      <w:strike w:val="false"/>
+      <w:dstrike w:val="false"/>
+      <w:color w:val="000000"/>
+      <w:position w:val="0"/>
+      <w:sz w:val="24"/>
+      <w:sz w:val="24"/>
+      <w:szCs w:val="24"/>
+      <w:u w:val="none" w:color="000000"/>
+      <w:vertAlign w:val="baseline"/>
+    </w:rPr>
+  </w:style>
+  <w:style w:type="character" w:styleId="WWCharLFO5LVL31">
+    <w:name w:val="WW_CharLFO5LVL3_1"/>
+    <w:qFormat/>
+    <w:rPr>
+      <w:rFonts w:ascii="Times New Roman" w:hAnsi="Times New Roman" w:eastAsia="Times New Roman" w:cs="Times New Roman"/>
+      <w:b w:val="false"/>
+      <w:i w:val="false"/>
+      <w:strike w:val="false"/>
+      <w:dstrike w:val="false"/>
+      <w:color w:val="000000"/>
+      <w:position w:val="0"/>
+      <w:sz w:val="24"/>
+      <w:sz w:val="24"/>
+      <w:szCs w:val="24"/>
+      <w:u w:val="none" w:color="000000"/>
+      <w:vertAlign w:val="baseline"/>
+    </w:rPr>
+  </w:style>
+  <w:style w:type="character" w:styleId="WWCharLFO5LVL41">
+    <w:name w:val="WW_CharLFO5LVL4_1"/>
+    <w:qFormat/>
+    <w:rPr>
+      <w:rFonts w:ascii="Times New Roman" w:hAnsi="Times New Roman" w:eastAsia="Times New Roman" w:cs="Times New Roman"/>
+      <w:b w:val="false"/>
+      <w:i w:val="false"/>
+      <w:strike w:val="false"/>
+      <w:dstrike w:val="false"/>
+      <w:color w:val="000000"/>
+      <w:position w:val="0"/>
+      <w:sz w:val="24"/>
+      <w:sz w:val="24"/>
+      <w:szCs w:val="24"/>
+      <w:u w:val="none" w:color="000000"/>
+      <w:vertAlign w:val="baseline"/>
+    </w:rPr>
+  </w:style>
+  <w:style w:type="character" w:styleId="WWCharLFO5LVL51">
+    <w:name w:val="WW_CharLFO5LVL5_1"/>
+    <w:qFormat/>
+    <w:rPr>
+      <w:rFonts w:ascii="Times New Roman" w:hAnsi="Times New Roman" w:eastAsia="Times New Roman" w:cs="Times New Roman"/>
+      <w:b w:val="false"/>
+      <w:i w:val="false"/>
+      <w:strike w:val="false"/>
+      <w:dstrike w:val="false"/>
+      <w:color w:val="000000"/>
+      <w:position w:val="0"/>
+      <w:sz w:val="24"/>
+      <w:sz w:val="24"/>
+      <w:szCs w:val="24"/>
+      <w:u w:val="none" w:color="000000"/>
+      <w:vertAlign w:val="baseline"/>
+    </w:rPr>
+  </w:style>
+  <w:style w:type="character" w:styleId="WWCharLFO5LVL61">
+    <w:name w:val="WW_CharLFO5LVL6_1"/>
+    <w:qFormat/>
+    <w:rPr>
+      <w:rFonts w:ascii="Times New Roman" w:hAnsi="Times New Roman" w:eastAsia="Times New Roman" w:cs="Times New Roman"/>
+      <w:b w:val="false"/>
+      <w:i w:val="false"/>
+      <w:strike w:val="false"/>
+      <w:dstrike w:val="false"/>
+      <w:color w:val="000000"/>
+      <w:position w:val="0"/>
+      <w:sz w:val="24"/>
+      <w:sz w:val="24"/>
+      <w:szCs w:val="24"/>
+      <w:u w:val="none" w:color="000000"/>
+      <w:vertAlign w:val="baseline"/>
+    </w:rPr>
+  </w:style>
+  <w:style w:type="character" w:styleId="WWCharLFO5LVL71">
+    <w:name w:val="WW_CharLFO5LVL7_1"/>
+    <w:qFormat/>
+    <w:rPr>
+      <w:rFonts w:ascii="Times New Roman" w:hAnsi="Times New Roman" w:eastAsia="Times New Roman" w:cs="Times New Roman"/>
+      <w:b w:val="false"/>
+      <w:i w:val="false"/>
+      <w:strike w:val="false"/>
+      <w:dstrike w:val="false"/>
+      <w:color w:val="000000"/>
+      <w:position w:val="0"/>
+      <w:sz w:val="24"/>
+      <w:sz w:val="24"/>
+      <w:szCs w:val="24"/>
+      <w:u w:val="none" w:color="000000"/>
+      <w:vertAlign w:val="baseline"/>
+    </w:rPr>
+  </w:style>
+  <w:style w:type="character" w:styleId="WWCharLFO5LVL81">
+    <w:name w:val="WW_CharLFO5LVL8_1"/>
+    <w:qFormat/>
+    <w:rPr>
+      <w:rFonts w:ascii="Times New Roman" w:hAnsi="Times New Roman" w:eastAsia="Times New Roman" w:cs="Times New Roman"/>
+      <w:b w:val="false"/>
+      <w:i w:val="false"/>
+      <w:strike w:val="false"/>
+      <w:dstrike w:val="false"/>
+      <w:color w:val="000000"/>
+      <w:position w:val="0"/>
+      <w:sz w:val="24"/>
+      <w:sz w:val="24"/>
+      <w:szCs w:val="24"/>
+      <w:u w:val="none" w:color="000000"/>
+      <w:vertAlign w:val="baseline"/>
+    </w:rPr>
+  </w:style>
+  <w:style w:type="character" w:styleId="WWCharLFO5LVL91">
+    <w:name w:val="WW_CharLFO5LVL9_1"/>
+    <w:qFormat/>
+    <w:rPr>
+      <w:rFonts w:ascii="Times New Roman" w:hAnsi="Times New Roman" w:eastAsia="Times New Roman" w:cs="Times New Roman"/>
+      <w:b w:val="false"/>
+      <w:i w:val="false"/>
+      <w:strike w:val="false"/>
+      <w:dstrike w:val="false"/>
+      <w:color w:val="000000"/>
+      <w:position w:val="0"/>
+      <w:sz w:val="24"/>
+      <w:sz w:val="24"/>
+      <w:szCs w:val="24"/>
+      <w:u w:val="none" w:color="000000"/>
+      <w:vertAlign w:val="baseline"/>
+    </w:rPr>
+  </w:style>
+  <w:style w:type="character" w:styleId="WWCharLFO6LVL1">
+    <w:name w:val="WW_CharLFO6LVL1"/>
+    <w:qFormat/>
+    <w:rPr>
+      <w:rFonts w:ascii="Times New Roman" w:hAnsi="Times New Roman" w:eastAsia="Times New Roman" w:cs="Times New Roman"/>
+      <w:b w:val="false"/>
+      <w:i w:val="false"/>
+      <w:strike w:val="false"/>
+      <w:dstrike w:val="false"/>
+      <w:color w:val="000000"/>
+      <w:position w:val="0"/>
+      <w:sz w:val="24"/>
+      <w:sz w:val="24"/>
+      <w:szCs w:val="24"/>
+      <w:u w:val="none" w:color="000000"/>
+      <w:vertAlign w:val="baseline"/>
+    </w:rPr>
+  </w:style>
+  <w:style w:type="character" w:styleId="WWCharLFO6LVL2">
+    <w:name w:val="WW_CharLFO6LVL2"/>
+    <w:qFormat/>
+    <w:rPr>
+      <w:rFonts w:ascii="Times New Roman" w:hAnsi="Times New Roman" w:eastAsia="Times New Roman" w:cs="Times New Roman"/>
+      <w:b w:val="false"/>
+      <w:i w:val="false"/>
+      <w:strike w:val="false"/>
+      <w:dstrike w:val="false"/>
+      <w:color w:val="000000"/>
+      <w:position w:val="0"/>
+      <w:sz w:val="24"/>
+      <w:sz w:val="24"/>
+      <w:szCs w:val="24"/>
+      <w:u w:val="none" w:color="000000"/>
+      <w:vertAlign w:val="baseline"/>
+    </w:rPr>
+  </w:style>
+  <w:style w:type="character" w:styleId="WWCharLFO6LVL3">
+    <w:name w:val="WW_CharLFO6LVL3"/>
+    <w:qFormat/>
+    <w:rPr>
+      <w:rFonts w:ascii="Times New Roman" w:hAnsi="Times New Roman" w:eastAsia="Times New Roman" w:cs="Times New Roman"/>
+      <w:b w:val="false"/>
+      <w:i w:val="false"/>
+      <w:strike w:val="false"/>
+      <w:dstrike w:val="false"/>
+      <w:color w:val="000000"/>
+      <w:position w:val="0"/>
+      <w:sz w:val="24"/>
+      <w:sz w:val="24"/>
+      <w:szCs w:val="24"/>
+      <w:u w:val="none" w:color="000000"/>
+      <w:vertAlign w:val="baseline"/>
+    </w:rPr>
+  </w:style>
+  <w:style w:type="character" w:styleId="WWCharLFO6LVL4">
+    <w:name w:val="WW_CharLFO6LVL4"/>
+    <w:qFormat/>
+    <w:rPr>
+      <w:rFonts w:ascii="Times New Roman" w:hAnsi="Times New Roman" w:eastAsia="Times New Roman" w:cs="Times New Roman"/>
+      <w:b w:val="false"/>
+      <w:i w:val="false"/>
+      <w:strike w:val="false"/>
+      <w:dstrike w:val="false"/>
+      <w:color w:val="000000"/>
+      <w:position w:val="0"/>
+      <w:sz w:val="24"/>
+      <w:sz w:val="24"/>
+      <w:szCs w:val="24"/>
+      <w:u w:val="none" w:color="000000"/>
+      <w:vertAlign w:val="baseline"/>
+    </w:rPr>
+  </w:style>
+  <w:style w:type="character" w:styleId="WWCharLFO6LVL5">
+    <w:name w:val="WW_CharLFO6LVL5"/>
+    <w:qFormat/>
+    <w:rPr>
+      <w:rFonts w:ascii="Times New Roman" w:hAnsi="Times New Roman" w:eastAsia="Times New Roman" w:cs="Times New Roman"/>
+      <w:b w:val="false"/>
+      <w:i w:val="false"/>
+      <w:strike w:val="false"/>
+      <w:dstrike w:val="false"/>
+      <w:color w:val="000000"/>
+      <w:position w:val="0"/>
+      <w:sz w:val="24"/>
+      <w:sz w:val="24"/>
+      <w:szCs w:val="24"/>
+      <w:u w:val="none" w:color="000000"/>
+      <w:vertAlign w:val="baseline"/>
+    </w:rPr>
+  </w:style>
+  <w:style w:type="character" w:styleId="WWCharLFO6LVL6">
+    <w:name w:val="WW_CharLFO6LVL6"/>
+    <w:qFormat/>
+    <w:rPr>
+      <w:rFonts w:ascii="Times New Roman" w:hAnsi="Times New Roman" w:eastAsia="Times New Roman" w:cs="Times New Roman"/>
+      <w:b w:val="false"/>
+      <w:i w:val="false"/>
+      <w:strike w:val="false"/>
+      <w:dstrike w:val="false"/>
+      <w:color w:val="000000"/>
+      <w:position w:val="0"/>
+      <w:sz w:val="24"/>
+      <w:sz w:val="24"/>
+      <w:szCs w:val="24"/>
+      <w:u w:val="none" w:color="000000"/>
+      <w:vertAlign w:val="baseline"/>
+    </w:rPr>
+  </w:style>
+  <w:style w:type="character" w:styleId="WWCharLFO6LVL7">
+    <w:name w:val="WW_CharLFO6LVL7"/>
+    <w:qFormat/>
+    <w:rPr>
+      <w:rFonts w:ascii="Times New Roman" w:hAnsi="Times New Roman" w:eastAsia="Times New Roman" w:cs="Times New Roman"/>
+      <w:b w:val="false"/>
+      <w:i w:val="false"/>
+      <w:strike w:val="false"/>
+      <w:dstrike w:val="false"/>
+      <w:color w:val="000000"/>
+      <w:position w:val="0"/>
+      <w:sz w:val="24"/>
+      <w:sz w:val="24"/>
+      <w:szCs w:val="24"/>
+      <w:u w:val="none" w:color="000000"/>
+      <w:vertAlign w:val="baseline"/>
+    </w:rPr>
+  </w:style>
+  <w:style w:type="character" w:styleId="WWCharLFO6LVL8">
+    <w:name w:val="WW_CharLFO6LVL8"/>
+    <w:qFormat/>
+    <w:rPr>
+      <w:rFonts w:ascii="Times New Roman" w:hAnsi="Times New Roman" w:eastAsia="Times New Roman" w:cs="Times New Roman"/>
+      <w:b w:val="false"/>
+      <w:i w:val="false"/>
+      <w:strike w:val="false"/>
+      <w:dstrike w:val="false"/>
+      <w:color w:val="000000"/>
+      <w:position w:val="0"/>
+      <w:sz w:val="24"/>
+      <w:sz w:val="24"/>
+      <w:szCs w:val="24"/>
+      <w:u w:val="none" w:color="000000"/>
+      <w:vertAlign w:val="baseline"/>
+    </w:rPr>
+  </w:style>
+  <w:style w:type="character" w:styleId="WWCharLFO6LVL9">
+    <w:name w:val="WW_CharLFO6LVL9"/>
+    <w:qFormat/>
+    <w:rPr>
+      <w:rFonts w:ascii="Times New Roman" w:hAnsi="Times New Roman" w:eastAsia="Times New Roman" w:cs="Times New Roman"/>
+      <w:b w:val="false"/>
+      <w:i w:val="false"/>
+      <w:strike w:val="false"/>
+      <w:dstrike w:val="false"/>
+      <w:color w:val="000000"/>
+      <w:position w:val="0"/>
+      <w:sz w:val="24"/>
+      <w:sz w:val="24"/>
+      <w:szCs w:val="24"/>
+      <w:u w:val="none" w:color="000000"/>
+      <w:vertAlign w:val="baseline"/>
+    </w:rPr>
+  </w:style>
+  <w:style w:type="character" w:styleId="WWCharLFO7LVL1">
+    <w:name w:val="WW_CharLFO7LVL1"/>
+    <w:qFormat/>
+    <w:rPr>
+      <w:rFonts w:ascii="Times New Roman" w:hAnsi="Times New Roman" w:eastAsia="Times New Roman" w:cs="Times New Roman"/>
+      <w:b w:val="false"/>
+      <w:i w:val="false"/>
+      <w:strike w:val="false"/>
+      <w:dstrike w:val="false"/>
+      <w:color w:val="000000"/>
+      <w:position w:val="0"/>
+      <w:sz w:val="24"/>
+      <w:sz w:val="24"/>
+      <w:szCs w:val="24"/>
+      <w:u w:val="none" w:color="000000"/>
+      <w:vertAlign w:val="baseline"/>
+    </w:rPr>
+  </w:style>
+  <w:style w:type="character" w:styleId="WWCharLFO7LVL2">
+    <w:name w:val="WW_CharLFO7LVL2"/>
+    <w:qFormat/>
+    <w:rPr>
+      <w:rFonts w:ascii="Times New Roman" w:hAnsi="Times New Roman" w:eastAsia="Times New Roman" w:cs="Times New Roman"/>
+      <w:b w:val="false"/>
+      <w:i w:val="false"/>
+      <w:strike w:val="false"/>
+      <w:dstrike w:val="false"/>
+      <w:color w:val="000000"/>
+      <w:position w:val="0"/>
+      <w:sz w:val="24"/>
+      <w:sz w:val="24"/>
+      <w:szCs w:val="24"/>
+      <w:u w:val="none" w:color="000000"/>
+      <w:vertAlign w:val="baseline"/>
+    </w:rPr>
+  </w:style>
+  <w:style w:type="character" w:styleId="WWCharLFO7LVL3">
+    <w:name w:val="WW_CharLFO7LVL3"/>
+    <w:qFormat/>
+    <w:rPr>
+      <w:rFonts w:ascii="Times New Roman" w:hAnsi="Times New Roman" w:eastAsia="Times New Roman" w:cs="Times New Roman"/>
+      <w:b w:val="false"/>
+      <w:i w:val="false"/>
+      <w:strike w:val="false"/>
+      <w:dstrike w:val="false"/>
+      <w:color w:val="000000"/>
+      <w:position w:val="0"/>
+      <w:sz w:val="24"/>
+      <w:sz w:val="24"/>
+      <w:szCs w:val="24"/>
+      <w:u w:val="none" w:color="000000"/>
+      <w:vertAlign w:val="baseline"/>
+    </w:rPr>
+  </w:style>
+  <w:style w:type="character" w:styleId="WWCharLFO7LVL4">
+    <w:name w:val="WW_CharLFO7LVL4"/>
+    <w:qFormat/>
+    <w:rPr>
+      <w:rFonts w:ascii="Times New Roman" w:hAnsi="Times New Roman" w:eastAsia="Times New Roman" w:cs="Times New Roman"/>
+      <w:b w:val="false"/>
+      <w:i w:val="false"/>
+      <w:strike w:val="false"/>
+      <w:dstrike w:val="false"/>
+      <w:color w:val="000000"/>
+      <w:position w:val="0"/>
+      <w:sz w:val="24"/>
+      <w:sz w:val="24"/>
+      <w:szCs w:val="24"/>
+      <w:u w:val="none" w:color="000000"/>
+      <w:vertAlign w:val="baseline"/>
+    </w:rPr>
+  </w:style>
+  <w:style w:type="character" w:styleId="WWCharLFO7LVL5">
+    <w:name w:val="WW_CharLFO7LVL5"/>
+    <w:qFormat/>
+    <w:rPr>
+      <w:rFonts w:ascii="Times New Roman" w:hAnsi="Times New Roman" w:eastAsia="Times New Roman" w:cs="Times New Roman"/>
+      <w:b w:val="false"/>
+      <w:i w:val="false"/>
+      <w:strike w:val="false"/>
+      <w:dstrike w:val="false"/>
+      <w:color w:val="000000"/>
+      <w:position w:val="0"/>
+      <w:sz w:val="24"/>
+      <w:sz w:val="24"/>
+      <w:szCs w:val="24"/>
+      <w:u w:val="none" w:color="000000"/>
+      <w:vertAlign w:val="baseline"/>
+    </w:rPr>
+  </w:style>
+  <w:style w:type="character" w:styleId="WWCharLFO7LVL6">
+    <w:name w:val="WW_CharLFO7LVL6"/>
+    <w:qFormat/>
+    <w:rPr>
+      <w:rFonts w:ascii="Times New Roman" w:hAnsi="Times New Roman" w:eastAsia="Times New Roman" w:cs="Times New Roman"/>
+      <w:b w:val="false"/>
+      <w:i w:val="false"/>
+      <w:strike w:val="false"/>
+      <w:dstrike w:val="false"/>
+      <w:color w:val="000000"/>
+      <w:position w:val="0"/>
+      <w:sz w:val="24"/>
+      <w:sz w:val="24"/>
+      <w:szCs w:val="24"/>
+      <w:u w:val="none" w:color="000000"/>
+      <w:vertAlign w:val="baseline"/>
+    </w:rPr>
+  </w:style>
+  <w:style w:type="character" w:styleId="WWCharLFO7LVL7">
+    <w:name w:val="WW_CharLFO7LVL7"/>
+    <w:qFormat/>
+    <w:rPr>
+      <w:rFonts w:ascii="Times New Roman" w:hAnsi="Times New Roman" w:eastAsia="Times New Roman" w:cs="Times New Roman"/>
+      <w:b w:val="false"/>
+      <w:i w:val="false"/>
+      <w:strike w:val="false"/>
+      <w:dstrike w:val="false"/>
+      <w:color w:val="000000"/>
+      <w:position w:val="0"/>
+      <w:sz w:val="24"/>
+      <w:sz w:val="24"/>
+      <w:szCs w:val="24"/>
+      <w:u w:val="none" w:color="000000"/>
+      <w:vertAlign w:val="baseline"/>
+    </w:rPr>
+  </w:style>
+  <w:style w:type="character" w:styleId="WWCharLFO7LVL8">
+    <w:name w:val="WW_CharLFO7LVL8"/>
+    <w:qFormat/>
+    <w:rPr>
+      <w:rFonts w:ascii="Times New Roman" w:hAnsi="Times New Roman" w:eastAsia="Times New Roman" w:cs="Times New Roman"/>
+      <w:b w:val="false"/>
+      <w:i w:val="false"/>
+      <w:strike w:val="false"/>
+      <w:dstrike w:val="false"/>
+      <w:color w:val="000000"/>
+      <w:position w:val="0"/>
+      <w:sz w:val="24"/>
+      <w:sz w:val="24"/>
+      <w:szCs w:val="24"/>
+      <w:u w:val="none" w:color="000000"/>
+      <w:vertAlign w:val="baseline"/>
+    </w:rPr>
+  </w:style>
+  <w:style w:type="character" w:styleId="WWCharLFO7LVL9">
+    <w:name w:val="WW_CharLFO7LVL9"/>
+    <w:qFormat/>
+    <w:rPr>
+      <w:rFonts w:ascii="Times New Roman" w:hAnsi="Times New Roman" w:eastAsia="Times New Roman" w:cs="Times New Roman"/>
+      <w:b w:val="false"/>
+      <w:i w:val="false"/>
+      <w:strike w:val="false"/>
+      <w:dstrike w:val="false"/>
+      <w:color w:val="000000"/>
+      <w:position w:val="0"/>
+      <w:sz w:val="24"/>
+      <w:sz w:val="24"/>
+      <w:szCs w:val="24"/>
+      <w:u w:val="none" w:color="000000"/>
+      <w:vertAlign w:val="baseline"/>
+    </w:rPr>
+  </w:style>
+  <w:style w:type="character" w:styleId="WWCharLFO8LVL1">
+    <w:name w:val="WW_CharLFO8LVL1"/>
+    <w:qFormat/>
+    <w:rPr>
+      <w:rFonts w:ascii="Times New Roman" w:hAnsi="Times New Roman" w:eastAsia="Times New Roman" w:cs="Times New Roman"/>
+      <w:b w:val="false"/>
+      <w:i w:val="false"/>
+      <w:strike w:val="false"/>
+      <w:dstrike w:val="false"/>
+      <w:color w:val="000000"/>
+      <w:position w:val="0"/>
+      <w:sz w:val="24"/>
+      <w:sz w:val="24"/>
+      <w:szCs w:val="24"/>
+      <w:u w:val="none" w:color="000000"/>
+      <w:vertAlign w:val="baseline"/>
+    </w:rPr>
+  </w:style>
+  <w:style w:type="character" w:styleId="WWCharLFO8LVL2">
+    <w:name w:val="WW_CharLFO8LVL2"/>
+    <w:qFormat/>
+    <w:rPr>
+      <w:rFonts w:ascii="Times New Roman" w:hAnsi="Times New Roman" w:eastAsia="Times New Roman" w:cs="Times New Roman"/>
+      <w:b w:val="false"/>
+      <w:i w:val="false"/>
+      <w:strike w:val="false"/>
+      <w:dstrike w:val="false"/>
+      <w:color w:val="000000"/>
+      <w:position w:val="0"/>
+      <w:sz w:val="24"/>
+      <w:sz w:val="24"/>
+      <w:szCs w:val="24"/>
+      <w:u w:val="none" w:color="000000"/>
+      <w:vertAlign w:val="baseline"/>
+    </w:rPr>
+  </w:style>
+  <w:style w:type="character" w:styleId="WWCharLFO8LVL3">
+    <w:name w:val="WW_CharLFO8LVL3"/>
+    <w:qFormat/>
+    <w:rPr>
+      <w:rFonts w:ascii="Times New Roman" w:hAnsi="Times New Roman" w:eastAsia="Times New Roman" w:cs="Times New Roman"/>
+      <w:b w:val="false"/>
+      <w:i w:val="false"/>
+      <w:strike w:val="false"/>
+      <w:dstrike w:val="false"/>
+      <w:color w:val="000000"/>
+      <w:position w:val="0"/>
+      <w:sz w:val="24"/>
+      <w:sz w:val="24"/>
+      <w:szCs w:val="24"/>
+      <w:u w:val="none" w:color="000000"/>
+      <w:vertAlign w:val="baseline"/>
+    </w:rPr>
+  </w:style>
+  <w:style w:type="character" w:styleId="WWCharLFO8LVL4">
+    <w:name w:val="WW_CharLFO8LVL4"/>
+    <w:qFormat/>
+    <w:rPr>
+      <w:rFonts w:ascii="Times New Roman" w:hAnsi="Times New Roman" w:eastAsia="Times New Roman" w:cs="Times New Roman"/>
+      <w:b w:val="false"/>
+      <w:i w:val="false"/>
+      <w:strike w:val="false"/>
+      <w:dstrike w:val="false"/>
+      <w:color w:val="000000"/>
+      <w:position w:val="0"/>
+      <w:sz w:val="24"/>
+      <w:sz w:val="24"/>
+      <w:szCs w:val="24"/>
+      <w:u w:val="none" w:color="000000"/>
+      <w:vertAlign w:val="baseline"/>
+    </w:rPr>
+  </w:style>
+  <w:style w:type="character" w:styleId="WWCharLFO8LVL5">
+    <w:name w:val="WW_CharLFO8LVL5"/>
+    <w:qFormat/>
+    <w:rPr>
+      <w:rFonts w:ascii="Times New Roman" w:hAnsi="Times New Roman" w:eastAsia="Times New Roman" w:cs="Times New Roman"/>
+      <w:b w:val="false"/>
+      <w:i w:val="false"/>
+      <w:strike w:val="false"/>
+      <w:dstrike w:val="false"/>
+      <w:color w:val="000000"/>
+      <w:position w:val="0"/>
+      <w:sz w:val="24"/>
+      <w:sz w:val="24"/>
+      <w:szCs w:val="24"/>
+      <w:u w:val="none" w:color="000000"/>
+      <w:vertAlign w:val="baseline"/>
+    </w:rPr>
+  </w:style>
+  <w:style w:type="character" w:styleId="WWCharLFO8LVL6">
+    <w:name w:val="WW_CharLFO8LVL6"/>
+    <w:qFormat/>
+    <w:rPr>
+      <w:rFonts w:ascii="Times New Roman" w:hAnsi="Times New Roman" w:eastAsia="Times New Roman" w:cs="Times New Roman"/>
+      <w:b w:val="false"/>
+      <w:i w:val="false"/>
+      <w:strike w:val="false"/>
+      <w:dstrike w:val="false"/>
+      <w:color w:val="000000"/>
+      <w:position w:val="0"/>
+      <w:sz w:val="24"/>
+      <w:sz w:val="24"/>
+      <w:szCs w:val="24"/>
+      <w:u w:val="none" w:color="000000"/>
+      <w:vertAlign w:val="baseline"/>
+    </w:rPr>
+  </w:style>
+  <w:style w:type="character" w:styleId="WWCharLFO8LVL7">
+    <w:name w:val="WW_CharLFO8LVL7"/>
+    <w:qFormat/>
+    <w:rPr>
+      <w:rFonts w:ascii="Times New Roman" w:hAnsi="Times New Roman" w:eastAsia="Times New Roman" w:cs="Times New Roman"/>
+      <w:b w:val="false"/>
+      <w:i w:val="false"/>
+      <w:strike w:val="false"/>
+      <w:dstrike w:val="false"/>
+      <w:color w:val="000000"/>
+      <w:position w:val="0"/>
+      <w:sz w:val="24"/>
+      <w:sz w:val="24"/>
+      <w:szCs w:val="24"/>
+      <w:u w:val="none" w:color="000000"/>
+      <w:vertAlign w:val="baseline"/>
+    </w:rPr>
+  </w:style>
+  <w:style w:type="character" w:styleId="WWCharLFO8LVL8">
+    <w:name w:val="WW_CharLFO8LVL8"/>
+    <w:qFormat/>
+    <w:rPr>
+      <w:rFonts w:ascii="Times New Roman" w:hAnsi="Times New Roman" w:eastAsia="Times New Roman" w:cs="Times New Roman"/>
+      <w:b w:val="false"/>
+      <w:i w:val="false"/>
+      <w:strike w:val="false"/>
+      <w:dstrike w:val="false"/>
+      <w:color w:val="000000"/>
+      <w:position w:val="0"/>
+      <w:sz w:val="24"/>
+      <w:sz w:val="24"/>
+      <w:szCs w:val="24"/>
+      <w:u w:val="none" w:color="000000"/>
+      <w:vertAlign w:val="baseline"/>
+    </w:rPr>
+  </w:style>
+  <w:style w:type="character" w:styleId="WWCharLFO8LVL9">
+    <w:name w:val="WW_CharLFO8LVL9"/>
+    <w:qFormat/>
+    <w:rPr>
+      <w:rFonts w:ascii="Times New Roman" w:hAnsi="Times New Roman" w:eastAsia="Times New Roman" w:cs="Times New Roman"/>
+      <w:b w:val="false"/>
+      <w:i w:val="false"/>
+      <w:strike w:val="false"/>
+      <w:dstrike w:val="false"/>
+      <w:color w:val="000000"/>
+      <w:position w:val="0"/>
+      <w:sz w:val="24"/>
+      <w:sz w:val="24"/>
+      <w:szCs w:val="24"/>
+      <w:u w:val="none" w:color="000000"/>
+      <w:vertAlign w:val="baseline"/>
+    </w:rPr>
+  </w:style>
+  <w:style w:type="character" w:styleId="WWCharLFO9LVL1">
+    <w:name w:val="WW_CharLFO9LVL1"/>
+    <w:qFormat/>
+    <w:rPr>
+      <w:rFonts w:ascii="Times New Roman" w:hAnsi="Times New Roman" w:eastAsia="Times New Roman" w:cs="Times New Roman"/>
+      <w:b w:val="false"/>
+      <w:i w:val="false"/>
+      <w:strike w:val="false"/>
+      <w:dstrike w:val="false"/>
+      <w:color w:val="000000"/>
+      <w:position w:val="0"/>
+      <w:sz w:val="24"/>
+      <w:sz w:val="24"/>
+      <w:szCs w:val="24"/>
+      <w:u w:val="none" w:color="000000"/>
+      <w:vertAlign w:val="baseline"/>
+    </w:rPr>
+  </w:style>
+  <w:style w:type="character" w:styleId="WWCharLFO9LVL2">
+    <w:name w:val="WW_CharLFO9LVL2"/>
+    <w:qFormat/>
+    <w:rPr>
+      <w:rFonts w:ascii="Times New Roman" w:hAnsi="Times New Roman" w:eastAsia="Times New Roman" w:cs="Times New Roman"/>
+      <w:b w:val="false"/>
+      <w:i w:val="false"/>
+      <w:strike w:val="false"/>
+      <w:dstrike w:val="false"/>
+      <w:color w:val="000000"/>
+      <w:position w:val="0"/>
+      <w:sz w:val="24"/>
+      <w:sz w:val="24"/>
+      <w:szCs w:val="24"/>
+      <w:u w:val="none" w:color="000000"/>
+      <w:vertAlign w:val="baseline"/>
+    </w:rPr>
+  </w:style>
+  <w:style w:type="character" w:styleId="WWCharLFO9LVL3">
+    <w:name w:val="WW_CharLFO9LVL3"/>
+    <w:qFormat/>
+    <w:rPr>
+      <w:rFonts w:ascii="Times New Roman" w:hAnsi="Times New Roman" w:eastAsia="Times New Roman" w:cs="Times New Roman"/>
+      <w:b w:val="false"/>
+      <w:i w:val="false"/>
+      <w:strike w:val="false"/>
+      <w:dstrike w:val="false"/>
+      <w:color w:val="000000"/>
+      <w:position w:val="0"/>
+      <w:sz w:val="24"/>
+      <w:sz w:val="24"/>
+      <w:szCs w:val="24"/>
+      <w:u w:val="none" w:color="000000"/>
+      <w:vertAlign w:val="baseline"/>
+    </w:rPr>
+  </w:style>
+  <w:style w:type="character" w:styleId="WWCharLFO9LVL4">
+    <w:name w:val="WW_CharLFO9LVL4"/>
+    <w:qFormat/>
+    <w:rPr>
+      <w:rFonts w:ascii="Times New Roman" w:hAnsi="Times New Roman" w:eastAsia="Times New Roman" w:cs="Times New Roman"/>
+      <w:b w:val="false"/>
+      <w:i w:val="false"/>
+      <w:strike w:val="false"/>
+      <w:dstrike w:val="false"/>
+      <w:color w:val="000000"/>
+      <w:position w:val="0"/>
+      <w:sz w:val="24"/>
+      <w:sz w:val="24"/>
+      <w:szCs w:val="24"/>
+      <w:u w:val="none" w:color="000000"/>
+      <w:vertAlign w:val="baseline"/>
+    </w:rPr>
+  </w:style>
+  <w:style w:type="character" w:styleId="WWCharLFO9LVL5">
+    <w:name w:val="WW_CharLFO9LVL5"/>
+    <w:qFormat/>
+    <w:rPr>
+      <w:rFonts w:ascii="Times New Roman" w:hAnsi="Times New Roman" w:eastAsia="Times New Roman" w:cs="Times New Roman"/>
+      <w:b w:val="false"/>
+      <w:i w:val="false"/>
+      <w:strike w:val="false"/>
+      <w:dstrike w:val="false"/>
+      <w:color w:val="000000"/>
+      <w:position w:val="0"/>
+      <w:sz w:val="24"/>
+      <w:sz w:val="24"/>
+      <w:szCs w:val="24"/>
+      <w:u w:val="none" w:color="000000"/>
+      <w:vertAlign w:val="baseline"/>
+    </w:rPr>
+  </w:style>
+  <w:style w:type="character" w:styleId="WWCharLFO9LVL6">
+    <w:name w:val="WW_CharLFO9LVL6"/>
+    <w:qFormat/>
+    <w:rPr>
+      <w:rFonts w:ascii="Times New Roman" w:hAnsi="Times New Roman" w:eastAsia="Times New Roman" w:cs="Times New Roman"/>
+      <w:b w:val="false"/>
+      <w:i w:val="false"/>
+      <w:strike w:val="false"/>
+      <w:dstrike w:val="false"/>
+      <w:color w:val="000000"/>
+      <w:position w:val="0"/>
+      <w:sz w:val="24"/>
+      <w:sz w:val="24"/>
+      <w:szCs w:val="24"/>
+      <w:u w:val="none" w:color="000000"/>
+      <w:vertAlign w:val="baseline"/>
+    </w:rPr>
+  </w:style>
+  <w:style w:type="character" w:styleId="WWCharLFO9LVL7">
+    <w:name w:val="WW_CharLFO9LVL7"/>
+    <w:qFormat/>
+    <w:rPr>
+      <w:rFonts w:ascii="Times New Roman" w:hAnsi="Times New Roman" w:eastAsia="Times New Roman" w:cs="Times New Roman"/>
+      <w:b w:val="false"/>
+      <w:i w:val="false"/>
+      <w:strike w:val="false"/>
+      <w:dstrike w:val="false"/>
+      <w:color w:val="000000"/>
+      <w:position w:val="0"/>
+      <w:sz w:val="24"/>
+      <w:sz w:val="24"/>
+      <w:szCs w:val="24"/>
+      <w:u w:val="none" w:color="000000"/>
+      <w:vertAlign w:val="baseline"/>
+    </w:rPr>
+  </w:style>
+  <w:style w:type="character" w:styleId="WWCharLFO9LVL8">
+    <w:name w:val="WW_CharLFO9LVL8"/>
+    <w:qFormat/>
+    <w:rPr>
+      <w:rFonts w:ascii="Times New Roman" w:hAnsi="Times New Roman" w:eastAsia="Times New Roman" w:cs="Times New Roman"/>
+      <w:b w:val="false"/>
+      <w:i w:val="false"/>
+      <w:strike w:val="false"/>
+      <w:dstrike w:val="false"/>
+      <w:color w:val="000000"/>
+      <w:position w:val="0"/>
+      <w:sz w:val="24"/>
+      <w:sz w:val="24"/>
+      <w:szCs w:val="24"/>
+      <w:u w:val="none" w:color="000000"/>
+      <w:vertAlign w:val="baseline"/>
+    </w:rPr>
+  </w:style>
+  <w:style w:type="character" w:styleId="WWCharLFO9LVL9">
+    <w:name w:val="WW_CharLFO9LVL9"/>
+    <w:qFormat/>
+    <w:rPr>
+      <w:rFonts w:ascii="Times New Roman" w:hAnsi="Times New Roman" w:eastAsia="Times New Roman" w:cs="Times New Roman"/>
+      <w:b w:val="false"/>
+      <w:i w:val="false"/>
+      <w:strike w:val="false"/>
+      <w:dstrike w:val="false"/>
+      <w:color w:val="000000"/>
+      <w:position w:val="0"/>
+      <w:sz w:val="24"/>
+      <w:sz w:val="24"/>
+      <w:szCs w:val="24"/>
+      <w:u w:val="none" w:color="000000"/>
+      <w:vertAlign w:val="baseline"/>
+    </w:rPr>
+  </w:style>
+  <w:style w:type="character" w:styleId="WWCharLFO10LVL11">
+    <w:name w:val="WW_CharLFO10LVL1_1"/>
+    <w:qFormat/>
+    <w:rPr>
+      <w:rFonts w:ascii="Times New Roman" w:hAnsi="Times New Roman" w:eastAsia="Times New Roman" w:cs="Times New Roman"/>
+      <w:b w:val="false"/>
+      <w:i w:val="false"/>
+      <w:strike w:val="false"/>
+      <w:dstrike w:val="false"/>
+      <w:color w:val="000000"/>
+      <w:position w:val="0"/>
+      <w:sz w:val="24"/>
+      <w:sz w:val="24"/>
+      <w:szCs w:val="24"/>
+      <w:u w:val="none" w:color="000000"/>
+      <w:vertAlign w:val="baseline"/>
+    </w:rPr>
+  </w:style>
+  <w:style w:type="character" w:styleId="WWCharLFO10LVL21">
+    <w:name w:val="WW_CharLFO10LVL2_1"/>
+    <w:qFormat/>
+    <w:rPr>
+      <w:rFonts w:ascii="Times New Roman" w:hAnsi="Times New Roman" w:eastAsia="Times New Roman" w:cs="Times New Roman"/>
+      <w:b w:val="false"/>
+      <w:i w:val="false"/>
+      <w:strike w:val="false"/>
+      <w:dstrike w:val="false"/>
+      <w:color w:val="000000"/>
+      <w:position w:val="0"/>
+      <w:sz w:val="24"/>
+      <w:sz w:val="24"/>
+      <w:szCs w:val="24"/>
+      <w:u w:val="none" w:color="000000"/>
+      <w:vertAlign w:val="baseline"/>
+    </w:rPr>
+  </w:style>
+  <w:style w:type="character" w:styleId="WWCharLFO10LVL31">
+    <w:name w:val="WW_CharLFO10LVL3_1"/>
+    <w:qFormat/>
+    <w:rPr>
+      <w:rFonts w:ascii="Times New Roman" w:hAnsi="Times New Roman" w:eastAsia="Times New Roman" w:cs="Times New Roman"/>
+      <w:b w:val="false"/>
+      <w:i w:val="false"/>
+      <w:strike w:val="false"/>
+      <w:dstrike w:val="false"/>
+      <w:color w:val="000000"/>
+      <w:position w:val="0"/>
+      <w:sz w:val="24"/>
+      <w:sz w:val="24"/>
+      <w:szCs w:val="24"/>
+      <w:u w:val="none" w:color="000000"/>
+      <w:vertAlign w:val="baseline"/>
+    </w:rPr>
+  </w:style>
+  <w:style w:type="character" w:styleId="WWCharLFO10LVL41">
+    <w:name w:val="WW_CharLFO10LVL4_1"/>
+    <w:qFormat/>
+    <w:rPr>
+      <w:rFonts w:ascii="Times New Roman" w:hAnsi="Times New Roman" w:eastAsia="Times New Roman" w:cs="Times New Roman"/>
+      <w:b w:val="false"/>
+      <w:i w:val="false"/>
+      <w:strike w:val="false"/>
+      <w:dstrike w:val="false"/>
+      <w:color w:val="000000"/>
+      <w:position w:val="0"/>
+      <w:sz w:val="24"/>
+      <w:sz w:val="24"/>
+      <w:szCs w:val="24"/>
+      <w:u w:val="none" w:color="000000"/>
+      <w:vertAlign w:val="baseline"/>
+    </w:rPr>
+  </w:style>
+  <w:style w:type="character" w:styleId="WWCharLFO10LVL51">
+    <w:name w:val="WW_CharLFO10LVL5_1"/>
+    <w:qFormat/>
+    <w:rPr>
+      <w:rFonts w:ascii="Times New Roman" w:hAnsi="Times New Roman" w:eastAsia="Times New Roman" w:cs="Times New Roman"/>
+      <w:b w:val="false"/>
+      <w:i w:val="false"/>
+      <w:strike w:val="false"/>
+      <w:dstrike w:val="false"/>
+      <w:color w:val="000000"/>
+      <w:position w:val="0"/>
+      <w:sz w:val="24"/>
+      <w:sz w:val="24"/>
+      <w:szCs w:val="24"/>
+      <w:u w:val="none" w:color="000000"/>
+      <w:vertAlign w:val="baseline"/>
+    </w:rPr>
+  </w:style>
+  <w:style w:type="character" w:styleId="WWCharLFO10LVL61">
+    <w:name w:val="WW_CharLFO10LVL6_1"/>
+    <w:qFormat/>
+    <w:rPr>
+      <w:rFonts w:ascii="Times New Roman" w:hAnsi="Times New Roman" w:eastAsia="Times New Roman" w:cs="Times New Roman"/>
+      <w:b w:val="false"/>
+      <w:i w:val="false"/>
+      <w:strike w:val="false"/>
+      <w:dstrike w:val="false"/>
+      <w:color w:val="000000"/>
+      <w:position w:val="0"/>
+      <w:sz w:val="24"/>
+      <w:sz w:val="24"/>
+      <w:szCs w:val="24"/>
+      <w:u w:val="none" w:color="000000"/>
+      <w:vertAlign w:val="baseline"/>
+    </w:rPr>
+  </w:style>
+  <w:style w:type="character" w:styleId="WWCharLFO10LVL71">
+    <w:name w:val="WW_CharLFO10LVL7_1"/>
+    <w:qFormat/>
+    <w:rPr>
+      <w:rFonts w:ascii="Times New Roman" w:hAnsi="Times New Roman" w:eastAsia="Times New Roman" w:cs="Times New Roman"/>
+      <w:b w:val="false"/>
+      <w:i w:val="false"/>
+      <w:strike w:val="false"/>
+      <w:dstrike w:val="false"/>
+      <w:color w:val="000000"/>
+      <w:position w:val="0"/>
+      <w:sz w:val="24"/>
+      <w:sz w:val="24"/>
+      <w:szCs w:val="24"/>
+      <w:u w:val="none" w:color="000000"/>
+      <w:vertAlign w:val="baseline"/>
+    </w:rPr>
+  </w:style>
+  <w:style w:type="character" w:styleId="WWCharLFO10LVL81">
+    <w:name w:val="WW_CharLFO10LVL8_1"/>
+    <w:qFormat/>
+    <w:rPr>
+      <w:rFonts w:ascii="Times New Roman" w:hAnsi="Times New Roman" w:eastAsia="Times New Roman" w:cs="Times New Roman"/>
+      <w:b w:val="false"/>
+      <w:i w:val="false"/>
+      <w:strike w:val="false"/>
+      <w:dstrike w:val="false"/>
+      <w:color w:val="000000"/>
+      <w:position w:val="0"/>
+      <w:sz w:val="24"/>
+      <w:sz w:val="24"/>
+      <w:szCs w:val="24"/>
+      <w:u w:val="none" w:color="000000"/>
+      <w:vertAlign w:val="baseline"/>
+    </w:rPr>
+  </w:style>
+  <w:style w:type="character" w:styleId="WWCharLFO10LVL91">
+    <w:name w:val="WW_CharLFO10LVL9_1"/>
+    <w:qFormat/>
+    <w:rPr>
+      <w:rFonts w:ascii="Times New Roman" w:hAnsi="Times New Roman" w:eastAsia="Times New Roman" w:cs="Times New Roman"/>
+      <w:b w:val="false"/>
+      <w:i w:val="false"/>
+      <w:strike w:val="false"/>
+      <w:dstrike w:val="false"/>
+      <w:color w:val="000000"/>
+      <w:position w:val="0"/>
+      <w:sz w:val="24"/>
+      <w:sz w:val="24"/>
+      <w:szCs w:val="24"/>
+      <w:u w:val="none" w:color="000000"/>
+      <w:vertAlign w:val="baseline"/>
+    </w:rPr>
+  </w:style>
+  <w:style w:type="character" w:styleId="WWCharLFO11LVL11">
+    <w:name w:val="WW_CharLFO11LVL1_1"/>
+    <w:qFormat/>
+    <w:rPr>
+      <w:rFonts w:ascii="Times New Roman" w:hAnsi="Times New Roman" w:eastAsia="Times New Roman" w:cs="Times New Roman"/>
+      <w:b w:val="false"/>
+      <w:i w:val="false"/>
+      <w:strike w:val="false"/>
+      <w:dstrike w:val="false"/>
+      <w:color w:val="000000"/>
+      <w:position w:val="0"/>
+      <w:sz w:val="24"/>
+      <w:sz w:val="24"/>
+      <w:szCs w:val="24"/>
+      <w:u w:val="none" w:color="000000"/>
+      <w:vertAlign w:val="baseline"/>
+    </w:rPr>
+  </w:style>
+  <w:style w:type="character" w:styleId="WWCharLFO11LVL21">
+    <w:name w:val="WW_CharLFO11LVL2_1"/>
+    <w:qFormat/>
+    <w:rPr>
+      <w:rFonts w:ascii="Times New Roman" w:hAnsi="Times New Roman" w:eastAsia="Times New Roman" w:cs="Times New Roman"/>
+      <w:b w:val="false"/>
+      <w:i w:val="false"/>
+      <w:strike w:val="false"/>
+      <w:dstrike w:val="false"/>
+      <w:color w:val="000000"/>
+      <w:position w:val="0"/>
+      <w:sz w:val="24"/>
+      <w:sz w:val="24"/>
+      <w:szCs w:val="24"/>
+      <w:u w:val="none" w:color="000000"/>
+      <w:vertAlign w:val="baseline"/>
+    </w:rPr>
+  </w:style>
+  <w:style w:type="character" w:styleId="WWCharLFO11LVL31">
+    <w:name w:val="WW_CharLFO11LVL3_1"/>
+    <w:qFormat/>
+    <w:rPr>
+      <w:rFonts w:ascii="Times New Roman" w:hAnsi="Times New Roman" w:eastAsia="Times New Roman" w:cs="Times New Roman"/>
+      <w:b w:val="false"/>
+      <w:i w:val="false"/>
+      <w:strike w:val="false"/>
+      <w:dstrike w:val="false"/>
+      <w:color w:val="000000"/>
+      <w:position w:val="0"/>
+      <w:sz w:val="24"/>
+      <w:sz w:val="24"/>
+      <w:szCs w:val="24"/>
+      <w:u w:val="none" w:color="000000"/>
+      <w:vertAlign w:val="baseline"/>
+    </w:rPr>
+  </w:style>
+  <w:style w:type="character" w:styleId="WWCharLFO11LVL41">
+    <w:name w:val="WW_CharLFO11LVL4_1"/>
+    <w:qFormat/>
+    <w:rPr>
+      <w:rFonts w:ascii="Times New Roman" w:hAnsi="Times New Roman" w:eastAsia="Times New Roman" w:cs="Times New Roman"/>
+      <w:b w:val="false"/>
+      <w:i w:val="false"/>
+      <w:strike w:val="false"/>
+      <w:dstrike w:val="false"/>
+      <w:color w:val="000000"/>
+      <w:position w:val="0"/>
+      <w:sz w:val="24"/>
+      <w:sz w:val="24"/>
+      <w:szCs w:val="24"/>
+      <w:u w:val="none" w:color="000000"/>
+      <w:vertAlign w:val="baseline"/>
+    </w:rPr>
+  </w:style>
+  <w:style w:type="character" w:styleId="WWCharLFO11LVL51">
+    <w:name w:val="WW_CharLFO11LVL5_1"/>
+    <w:qFormat/>
+    <w:rPr>
+      <w:rFonts w:ascii="Times New Roman" w:hAnsi="Times New Roman" w:eastAsia="Times New Roman" w:cs="Times New Roman"/>
+      <w:b w:val="false"/>
+      <w:i w:val="false"/>
+      <w:strike w:val="false"/>
+      <w:dstrike w:val="false"/>
+      <w:color w:val="000000"/>
+      <w:position w:val="0"/>
+      <w:sz w:val="24"/>
+      <w:sz w:val="24"/>
+      <w:szCs w:val="24"/>
+      <w:u w:val="none" w:color="000000"/>
+      <w:vertAlign w:val="baseline"/>
+    </w:rPr>
+  </w:style>
+  <w:style w:type="character" w:styleId="WWCharLFO11LVL61">
+    <w:name w:val="WW_CharLFO11LVL6_1"/>
+    <w:qFormat/>
+    <w:rPr>
+      <w:rFonts w:ascii="Times New Roman" w:hAnsi="Times New Roman" w:eastAsia="Times New Roman" w:cs="Times New Roman"/>
+      <w:b w:val="false"/>
+      <w:i w:val="false"/>
+      <w:strike w:val="false"/>
+      <w:dstrike w:val="false"/>
+      <w:color w:val="000000"/>
+      <w:position w:val="0"/>
+      <w:sz w:val="24"/>
+      <w:sz w:val="24"/>
+      <w:szCs w:val="24"/>
+      <w:u w:val="none" w:color="000000"/>
+      <w:vertAlign w:val="baseline"/>
+    </w:rPr>
+  </w:style>
+  <w:style w:type="character" w:styleId="WWCharLFO11LVL71">
+    <w:name w:val="WW_CharLFO11LVL7_1"/>
+    <w:qFormat/>
+    <w:rPr>
+      <w:rFonts w:ascii="Times New Roman" w:hAnsi="Times New Roman" w:eastAsia="Times New Roman" w:cs="Times New Roman"/>
+      <w:b w:val="false"/>
+      <w:i w:val="false"/>
+      <w:strike w:val="false"/>
+      <w:dstrike w:val="false"/>
+      <w:color w:val="000000"/>
+      <w:position w:val="0"/>
+      <w:sz w:val="24"/>
+      <w:sz w:val="24"/>
+      <w:szCs w:val="24"/>
+      <w:u w:val="none" w:color="000000"/>
+      <w:vertAlign w:val="baseline"/>
+    </w:rPr>
+  </w:style>
+  <w:style w:type="character" w:styleId="WWCharLFO11LVL81">
+    <w:name w:val="WW_CharLFO11LVL8_1"/>
+    <w:qFormat/>
+    <w:rPr>
+      <w:rFonts w:ascii="Times New Roman" w:hAnsi="Times New Roman" w:eastAsia="Times New Roman" w:cs="Times New Roman"/>
+      <w:b w:val="false"/>
+      <w:i w:val="false"/>
+      <w:strike w:val="false"/>
+      <w:dstrike w:val="false"/>
+      <w:color w:val="000000"/>
+      <w:position w:val="0"/>
+      <w:sz w:val="24"/>
+      <w:sz w:val="24"/>
+      <w:szCs w:val="24"/>
+      <w:u w:val="none" w:color="000000"/>
+      <w:vertAlign w:val="baseline"/>
+    </w:rPr>
+  </w:style>
+  <w:style w:type="character" w:styleId="WWCharLFO11LVL91">
+    <w:name w:val="WW_CharLFO11LVL9_1"/>
+    <w:qFormat/>
+    <w:rPr>
+      <w:rFonts w:ascii="Times New Roman" w:hAnsi="Times New Roman" w:eastAsia="Times New Roman" w:cs="Times New Roman"/>
+      <w:b w:val="false"/>
+      <w:i w:val="false"/>
+      <w:strike w:val="false"/>
+      <w:dstrike w:val="false"/>
+      <w:color w:val="000000"/>
+      <w:position w:val="0"/>
+      <w:sz w:val="24"/>
+      <w:sz w:val="24"/>
+      <w:szCs w:val="24"/>
+      <w:u w:val="none" w:color="000000"/>
+      <w:vertAlign w:val="baseline"/>
+    </w:rPr>
+  </w:style>
+  <w:style w:type="character" w:styleId="WWCharLFO12LVL11">
+    <w:name w:val="WW_CharLFO12LVL1_1"/>
+    <w:qFormat/>
+    <w:rPr>
+      <w:rFonts w:ascii="Times New Roman" w:hAnsi="Times New Roman" w:eastAsia="Times New Roman" w:cs="Times New Roman"/>
+      <w:b w:val="false"/>
+      <w:i w:val="false"/>
+      <w:strike w:val="false"/>
+      <w:dstrike w:val="false"/>
+      <w:color w:val="000000"/>
+      <w:position w:val="0"/>
+      <w:sz w:val="24"/>
+      <w:sz w:val="24"/>
+      <w:szCs w:val="24"/>
+      <w:u w:val="none" w:color="000000"/>
+      <w:vertAlign w:val="baseline"/>
+    </w:rPr>
+  </w:style>
+  <w:style w:type="character" w:styleId="WWCharLFO12LVL21">
+    <w:name w:val="WW_CharLFO12LVL2_1"/>
+    <w:qFormat/>
+    <w:rPr>
+      <w:rFonts w:ascii="Times New Roman" w:hAnsi="Times New Roman" w:eastAsia="Times New Roman" w:cs="Times New Roman"/>
+      <w:b w:val="false"/>
+      <w:i w:val="false"/>
+      <w:strike w:val="false"/>
+      <w:dstrike w:val="false"/>
+      <w:color w:val="000000"/>
+      <w:position w:val="0"/>
+      <w:sz w:val="24"/>
+      <w:sz w:val="24"/>
+      <w:szCs w:val="24"/>
+      <w:u w:val="none" w:color="000000"/>
+      <w:vertAlign w:val="baseline"/>
+    </w:rPr>
+  </w:style>
+  <w:style w:type="character" w:styleId="WWCharLFO12LVL31">
+    <w:name w:val="WW_CharLFO12LVL3_1"/>
+    <w:qFormat/>
+    <w:rPr>
+      <w:rFonts w:ascii="Times New Roman" w:hAnsi="Times New Roman" w:eastAsia="Times New Roman" w:cs="Times New Roman"/>
+      <w:b w:val="false"/>
+      <w:i w:val="false"/>
+      <w:strike w:val="false"/>
+      <w:dstrike w:val="false"/>
+      <w:color w:val="000000"/>
+      <w:position w:val="0"/>
+      <w:sz w:val="24"/>
+      <w:sz w:val="24"/>
+      <w:szCs w:val="24"/>
+      <w:u w:val="none" w:color="000000"/>
+      <w:vertAlign w:val="baseline"/>
+    </w:rPr>
+  </w:style>
+  <w:style w:type="character" w:styleId="WWCharLFO12LVL41">
+    <w:name w:val="WW_CharLFO12LVL4_1"/>
+    <w:qFormat/>
+    <w:rPr>
+      <w:rFonts w:ascii="Times New Roman" w:hAnsi="Times New Roman" w:eastAsia="Times New Roman" w:cs="Times New Roman"/>
+      <w:b w:val="false"/>
+      <w:i w:val="false"/>
+      <w:strike w:val="false"/>
+      <w:dstrike w:val="false"/>
+      <w:color w:val="000000"/>
+      <w:position w:val="0"/>
+      <w:sz w:val="24"/>
+      <w:sz w:val="24"/>
+      <w:szCs w:val="24"/>
+      <w:u w:val="none" w:color="000000"/>
+      <w:vertAlign w:val="baseline"/>
+    </w:rPr>
+  </w:style>
+  <w:style w:type="character" w:styleId="WWCharLFO12LVL51">
+    <w:name w:val="WW_CharLFO12LVL5_1"/>
+    <w:qFormat/>
+    <w:rPr>
+      <w:rFonts w:ascii="Times New Roman" w:hAnsi="Times New Roman" w:eastAsia="Times New Roman" w:cs="Times New Roman"/>
+      <w:b w:val="false"/>
+      <w:i w:val="false"/>
+      <w:strike w:val="false"/>
+      <w:dstrike w:val="false"/>
+      <w:color w:val="000000"/>
+      <w:position w:val="0"/>
+      <w:sz w:val="24"/>
+      <w:sz w:val="24"/>
+      <w:szCs w:val="24"/>
+      <w:u w:val="none" w:color="000000"/>
+      <w:vertAlign w:val="baseline"/>
+    </w:rPr>
+  </w:style>
+  <w:style w:type="character" w:styleId="WWCharLFO12LVL61">
+    <w:name w:val="WW_CharLFO12LVL6_1"/>
+    <w:qFormat/>
+    <w:rPr>
+      <w:rFonts w:ascii="Times New Roman" w:hAnsi="Times New Roman" w:eastAsia="Times New Roman" w:cs="Times New Roman"/>
+      <w:b w:val="false"/>
+      <w:i w:val="false"/>
+      <w:strike w:val="false"/>
+      <w:dstrike w:val="false"/>
+      <w:color w:val="000000"/>
+      <w:position w:val="0"/>
+      <w:sz w:val="24"/>
+      <w:sz w:val="24"/>
+      <w:szCs w:val="24"/>
+      <w:u w:val="none" w:color="000000"/>
+      <w:vertAlign w:val="baseline"/>
+    </w:rPr>
+  </w:style>
+  <w:style w:type="character" w:styleId="WWCharLFO12LVL71">
+    <w:name w:val="WW_CharLFO12LVL7_1"/>
+    <w:qFormat/>
+    <w:rPr>
+      <w:rFonts w:ascii="Times New Roman" w:hAnsi="Times New Roman" w:eastAsia="Times New Roman" w:cs="Times New Roman"/>
+      <w:b w:val="false"/>
+      <w:i w:val="false"/>
+      <w:strike w:val="false"/>
+      <w:dstrike w:val="false"/>
+      <w:color w:val="000000"/>
+      <w:position w:val="0"/>
+      <w:sz w:val="24"/>
+      <w:sz w:val="24"/>
+      <w:szCs w:val="24"/>
+      <w:u w:val="none" w:color="000000"/>
+      <w:vertAlign w:val="baseline"/>
+    </w:rPr>
+  </w:style>
+  <w:style w:type="character" w:styleId="WWCharLFO12LVL81">
+    <w:name w:val="WW_CharLFO12LVL8_1"/>
+    <w:qFormat/>
+    <w:rPr>
+      <w:rFonts w:ascii="Times New Roman" w:hAnsi="Times New Roman" w:eastAsia="Times New Roman" w:cs="Times New Roman"/>
+      <w:b w:val="false"/>
+      <w:i w:val="false"/>
+      <w:strike w:val="false"/>
+      <w:dstrike w:val="false"/>
+      <w:color w:val="000000"/>
+      <w:position w:val="0"/>
+      <w:sz w:val="24"/>
+      <w:sz w:val="24"/>
+      <w:szCs w:val="24"/>
+      <w:u w:val="none" w:color="000000"/>
+      <w:vertAlign w:val="baseline"/>
+    </w:rPr>
+  </w:style>
+  <w:style w:type="character" w:styleId="WWCharLFO12LVL91">
+    <w:name w:val="WW_CharLFO12LVL9_1"/>
+    <w:qFormat/>
+    <w:rPr>
+      <w:rFonts w:ascii="Times New Roman" w:hAnsi="Times New Roman" w:eastAsia="Times New Roman" w:cs="Times New Roman"/>
+      <w:b w:val="false"/>
+      <w:i w:val="false"/>
+      <w:strike w:val="false"/>
+      <w:dstrike w:val="false"/>
+      <w:color w:val="000000"/>
+      <w:position w:val="0"/>
+      <w:sz w:val="24"/>
+      <w:sz w:val="24"/>
+      <w:szCs w:val="24"/>
+      <w:u w:val="none" w:color="000000"/>
+      <w:vertAlign w:val="baseline"/>
+    </w:rPr>
+  </w:style>
+  <w:style w:type="character" w:styleId="WWCharLFO13LVL11">
+    <w:name w:val="WW_CharLFO13LVL1_1"/>
+    <w:qFormat/>
+    <w:rPr>
+      <w:rFonts w:ascii="Times New Roman" w:hAnsi="Times New Roman" w:eastAsia="Times New Roman" w:cs="Times New Roman"/>
+      <w:b w:val="false"/>
+      <w:i w:val="false"/>
+      <w:strike w:val="false"/>
+      <w:dstrike w:val="false"/>
+      <w:color w:val="000000"/>
+      <w:position w:val="0"/>
+      <w:sz w:val="24"/>
+      <w:sz w:val="24"/>
+      <w:szCs w:val="24"/>
+      <w:u w:val="none" w:color="000000"/>
+      <w:vertAlign w:val="baseline"/>
+    </w:rPr>
+  </w:style>
+  <w:style w:type="character" w:styleId="WWCharLFO13LVL21">
+    <w:name w:val="WW_CharLFO13LVL2_1"/>
+    <w:qFormat/>
+    <w:rPr>
+      <w:rFonts w:ascii="Times New Roman" w:hAnsi="Times New Roman" w:eastAsia="Times New Roman" w:cs="Times New Roman"/>
+      <w:b w:val="false"/>
+      <w:i w:val="false"/>
+      <w:strike w:val="false"/>
+      <w:dstrike w:val="false"/>
+      <w:color w:val="000000"/>
+      <w:position w:val="0"/>
+      <w:sz w:val="24"/>
+      <w:sz w:val="24"/>
+      <w:szCs w:val="24"/>
+      <w:u w:val="none" w:color="000000"/>
+      <w:vertAlign w:val="baseline"/>
+    </w:rPr>
+  </w:style>
+  <w:style w:type="character" w:styleId="WWCharLFO13LVL31">
+    <w:name w:val="WW_CharLFO13LVL3_1"/>
+    <w:qFormat/>
+    <w:rPr>
+      <w:rFonts w:ascii="Times New Roman" w:hAnsi="Times New Roman" w:eastAsia="Times New Roman" w:cs="Times New Roman"/>
+      <w:b w:val="false"/>
+      <w:i w:val="false"/>
+      <w:strike w:val="false"/>
+      <w:dstrike w:val="false"/>
+      <w:color w:val="000000"/>
+      <w:position w:val="0"/>
+      <w:sz w:val="24"/>
+      <w:sz w:val="24"/>
+      <w:szCs w:val="24"/>
+      <w:u w:val="none" w:color="000000"/>
+      <w:vertAlign w:val="baseline"/>
+    </w:rPr>
+  </w:style>
+  <w:style w:type="character" w:styleId="WWCharLFO13LVL41">
+    <w:name w:val="WW_CharLFO13LVL4_1"/>
+    <w:qFormat/>
+    <w:rPr>
+      <w:rFonts w:ascii="Times New Roman" w:hAnsi="Times New Roman" w:eastAsia="Times New Roman" w:cs="Times New Roman"/>
+      <w:b w:val="false"/>
+      <w:i w:val="false"/>
+      <w:strike w:val="false"/>
+      <w:dstrike w:val="false"/>
+      <w:color w:val="000000"/>
+      <w:position w:val="0"/>
+      <w:sz w:val="24"/>
+      <w:sz w:val="24"/>
+      <w:szCs w:val="24"/>
+      <w:u w:val="none" w:color="000000"/>
+      <w:vertAlign w:val="baseline"/>
+    </w:rPr>
+  </w:style>
+  <w:style w:type="character" w:styleId="WWCharLFO13LVL51">
+    <w:name w:val="WW_CharLFO13LVL5_1"/>
+    <w:qFormat/>
+    <w:rPr>
+      <w:rFonts w:ascii="Times New Roman" w:hAnsi="Times New Roman" w:eastAsia="Times New Roman" w:cs="Times New Roman"/>
+      <w:b w:val="false"/>
+      <w:i w:val="false"/>
+      <w:strike w:val="false"/>
+      <w:dstrike w:val="false"/>
+      <w:color w:val="000000"/>
+      <w:position w:val="0"/>
+      <w:sz w:val="24"/>
+      <w:sz w:val="24"/>
+      <w:szCs w:val="24"/>
+      <w:u w:val="none" w:color="000000"/>
+      <w:vertAlign w:val="baseline"/>
+    </w:rPr>
+  </w:style>
+  <w:style w:type="character" w:styleId="WWCharLFO13LVL61">
+    <w:name w:val="WW_CharLFO13LVL6_1"/>
+    <w:qFormat/>
+    <w:rPr>
+      <w:rFonts w:ascii="Times New Roman" w:hAnsi="Times New Roman" w:eastAsia="Times New Roman" w:cs="Times New Roman"/>
+      <w:b w:val="false"/>
+      <w:i w:val="false"/>
+      <w:strike w:val="false"/>
+      <w:dstrike w:val="false"/>
+      <w:color w:val="000000"/>
+      <w:position w:val="0"/>
+      <w:sz w:val="24"/>
+      <w:sz w:val="24"/>
+      <w:szCs w:val="24"/>
+      <w:u w:val="none" w:color="000000"/>
+      <w:vertAlign w:val="baseline"/>
+    </w:rPr>
+  </w:style>
+  <w:style w:type="character" w:styleId="WWCharLFO13LVL71">
+    <w:name w:val="WW_CharLFO13LVL7_1"/>
+    <w:qFormat/>
+    <w:rPr>
+      <w:rFonts w:ascii="Times New Roman" w:hAnsi="Times New Roman" w:eastAsia="Times New Roman" w:cs="Times New Roman"/>
+      <w:b w:val="false"/>
+      <w:i w:val="false"/>
+      <w:strike w:val="false"/>
+      <w:dstrike w:val="false"/>
+      <w:color w:val="000000"/>
+      <w:position w:val="0"/>
+      <w:sz w:val="24"/>
+      <w:sz w:val="24"/>
+      <w:szCs w:val="24"/>
+      <w:u w:val="none" w:color="000000"/>
+      <w:vertAlign w:val="baseline"/>
+    </w:rPr>
+  </w:style>
+  <w:style w:type="character" w:styleId="WWCharLFO13LVL81">
+    <w:name w:val="WW_CharLFO13LVL8_1"/>
+    <w:qFormat/>
+    <w:rPr>
+      <w:rFonts w:ascii="Times New Roman" w:hAnsi="Times New Roman" w:eastAsia="Times New Roman" w:cs="Times New Roman"/>
+      <w:b w:val="false"/>
+      <w:i w:val="false"/>
+      <w:strike w:val="false"/>
+      <w:dstrike w:val="false"/>
+      <w:color w:val="000000"/>
+      <w:position w:val="0"/>
+      <w:sz w:val="24"/>
+      <w:sz w:val="24"/>
+      <w:szCs w:val="24"/>
+      <w:u w:val="none" w:color="000000"/>
+      <w:vertAlign w:val="baseline"/>
+    </w:rPr>
+  </w:style>
+  <w:style w:type="character" w:styleId="WWCharLFO13LVL91">
+    <w:name w:val="WW_CharLFO13LVL9_1"/>
+    <w:qFormat/>
+    <w:rPr>
+      <w:rFonts w:ascii="Times New Roman" w:hAnsi="Times New Roman" w:eastAsia="Times New Roman" w:cs="Times New Roman"/>
+      <w:b w:val="false"/>
+      <w:i w:val="false"/>
+      <w:strike w:val="false"/>
+      <w:dstrike w:val="false"/>
+      <w:color w:val="000000"/>
+      <w:position w:val="0"/>
+      <w:sz w:val="24"/>
+      <w:sz w:val="24"/>
+      <w:szCs w:val="24"/>
+      <w:u w:val="none" w:color="000000"/>
+      <w:vertAlign w:val="baseline"/>
+    </w:rPr>
+  </w:style>
+  <w:style w:type="character" w:styleId="WWCharLFO14LVL11">
+    <w:name w:val="WW_CharLFO14LVL1_1"/>
+    <w:qFormat/>
+    <w:rPr>
+      <w:rFonts w:ascii="Times New Roman" w:hAnsi="Times New Roman" w:eastAsia="Times New Roman" w:cs="Times New Roman"/>
+      <w:b w:val="false"/>
+      <w:i w:val="false"/>
+      <w:strike w:val="false"/>
+      <w:dstrike w:val="false"/>
+      <w:color w:val="000000"/>
+      <w:position w:val="0"/>
+      <w:sz w:val="24"/>
+      <w:sz w:val="24"/>
+      <w:szCs w:val="24"/>
+      <w:u w:val="none" w:color="000000"/>
+      <w:vertAlign w:val="baseline"/>
+    </w:rPr>
+  </w:style>
+  <w:style w:type="character" w:styleId="WWCharLFO14LVL21">
+    <w:name w:val="WW_CharLFO14LVL2_1"/>
+    <w:qFormat/>
+    <w:rPr>
+      <w:rFonts w:ascii="Times New Roman" w:hAnsi="Times New Roman" w:eastAsia="Times New Roman" w:cs="Times New Roman"/>
+      <w:b w:val="false"/>
+      <w:i w:val="false"/>
+      <w:strike w:val="false"/>
+      <w:dstrike w:val="false"/>
+      <w:color w:val="000000"/>
+      <w:position w:val="0"/>
+      <w:sz w:val="24"/>
+      <w:sz w:val="24"/>
+      <w:szCs w:val="24"/>
+      <w:u w:val="none" w:color="000000"/>
+      <w:vertAlign w:val="baseline"/>
+    </w:rPr>
+  </w:style>
+  <w:style w:type="character" w:styleId="WWCharLFO14LVL31">
+    <w:name w:val="WW_CharLFO14LVL3_1"/>
+    <w:qFormat/>
+    <w:rPr>
+      <w:rFonts w:ascii="Times New Roman" w:hAnsi="Times New Roman" w:eastAsia="Times New Roman" w:cs="Times New Roman"/>
+      <w:b w:val="false"/>
+      <w:i w:val="false"/>
+      <w:strike w:val="false"/>
+      <w:dstrike w:val="false"/>
+      <w:color w:val="000000"/>
+      <w:position w:val="0"/>
+      <w:sz w:val="24"/>
+      <w:sz w:val="24"/>
+      <w:szCs w:val="24"/>
+      <w:u w:val="none" w:color="000000"/>
+      <w:vertAlign w:val="baseline"/>
+    </w:rPr>
+  </w:style>
+  <w:style w:type="character" w:styleId="WWCharLFO14LVL41">
+    <w:name w:val="WW_CharLFO14LVL4_1"/>
+    <w:qFormat/>
+    <w:rPr>
+      <w:rFonts w:ascii="Times New Roman" w:hAnsi="Times New Roman" w:eastAsia="Times New Roman" w:cs="Times New Roman"/>
+      <w:b w:val="false"/>
+      <w:i w:val="false"/>
+      <w:strike w:val="false"/>
+      <w:dstrike w:val="false"/>
+      <w:color w:val="000000"/>
+      <w:position w:val="0"/>
+      <w:sz w:val="24"/>
+      <w:sz w:val="24"/>
+      <w:szCs w:val="24"/>
+      <w:u w:val="none" w:color="000000"/>
+      <w:vertAlign w:val="baseline"/>
+    </w:rPr>
+  </w:style>
+  <w:style w:type="character" w:styleId="WWCharLFO14LVL51">
+    <w:name w:val="WW_CharLFO14LVL5_1"/>
+    <w:qFormat/>
+    <w:rPr>
+      <w:rFonts w:ascii="Times New Roman" w:hAnsi="Times New Roman" w:eastAsia="Times New Roman" w:cs="Times New Roman"/>
+      <w:b w:val="false"/>
+      <w:i w:val="false"/>
+      <w:strike w:val="false"/>
+      <w:dstrike w:val="false"/>
+      <w:color w:val="000000"/>
+      <w:position w:val="0"/>
+      <w:sz w:val="24"/>
+      <w:sz w:val="24"/>
+      <w:szCs w:val="24"/>
+      <w:u w:val="none" w:color="000000"/>
+      <w:vertAlign w:val="baseline"/>
+    </w:rPr>
+  </w:style>
+  <w:style w:type="character" w:styleId="WWCharLFO14LVL61">
+    <w:name w:val="WW_CharLFO14LVL6_1"/>
+    <w:qFormat/>
+    <w:rPr>
+      <w:rFonts w:ascii="Times New Roman" w:hAnsi="Times New Roman" w:eastAsia="Times New Roman" w:cs="Times New Roman"/>
+      <w:b w:val="false"/>
+      <w:i w:val="false"/>
+      <w:strike w:val="false"/>
+      <w:dstrike w:val="false"/>
+      <w:color w:val="000000"/>
+      <w:position w:val="0"/>
+      <w:sz w:val="24"/>
+      <w:sz w:val="24"/>
+      <w:szCs w:val="24"/>
+      <w:u w:val="none" w:color="000000"/>
+      <w:vertAlign w:val="baseline"/>
+    </w:rPr>
+  </w:style>
+  <w:style w:type="character" w:styleId="WWCharLFO14LVL71">
+    <w:name w:val="WW_CharLFO14LVL7_1"/>
+    <w:qFormat/>
+    <w:rPr>
+      <w:rFonts w:ascii="Times New Roman" w:hAnsi="Times New Roman" w:eastAsia="Times New Roman" w:cs="Times New Roman"/>
+      <w:b w:val="false"/>
+      <w:i w:val="false"/>
+      <w:strike w:val="false"/>
+      <w:dstrike w:val="false"/>
+      <w:color w:val="000000"/>
+      <w:position w:val="0"/>
+      <w:sz w:val="24"/>
+      <w:sz w:val="24"/>
+      <w:szCs w:val="24"/>
+      <w:u w:val="none" w:color="000000"/>
+      <w:vertAlign w:val="baseline"/>
+    </w:rPr>
+  </w:style>
+  <w:style w:type="character" w:styleId="WWCharLFO14LVL81">
+    <w:name w:val="WW_CharLFO14LVL8_1"/>
+    <w:qFormat/>
+    <w:rPr>
+      <w:rFonts w:ascii="Times New Roman" w:hAnsi="Times New Roman" w:eastAsia="Times New Roman" w:cs="Times New Roman"/>
+      <w:b w:val="false"/>
+      <w:i w:val="false"/>
+      <w:strike w:val="false"/>
+      <w:dstrike w:val="false"/>
+      <w:color w:val="000000"/>
+      <w:position w:val="0"/>
+      <w:sz w:val="24"/>
+      <w:sz w:val="24"/>
+      <w:szCs w:val="24"/>
+      <w:u w:val="none" w:color="000000"/>
+      <w:vertAlign w:val="baseline"/>
+    </w:rPr>
+  </w:style>
+  <w:style w:type="character" w:styleId="WWCharLFO14LVL91">
+    <w:name w:val="WW_CharLFO14LVL9_1"/>
+    <w:qFormat/>
+    <w:rPr>
+      <w:rFonts w:ascii="Times New Roman" w:hAnsi="Times New Roman" w:eastAsia="Times New Roman" w:cs="Times New Roman"/>
+      <w:b w:val="false"/>
+      <w:i w:val="false"/>
+      <w:strike w:val="false"/>
+      <w:dstrike w:val="false"/>
+      <w:color w:val="000000"/>
+      <w:position w:val="0"/>
+      <w:sz w:val="24"/>
+      <w:sz w:val="24"/>
+      <w:szCs w:val="24"/>
+      <w:u w:val="none" w:color="000000"/>
+      <w:vertAlign w:val="baseline"/>
+    </w:rPr>
+  </w:style>
+  <w:style w:type="character" w:styleId="Style19">
+    <w:name w:val="Интернет-ссылка"/>
     <w:rPr>
       <w:color w:val="000080"/>
       <w:u w:val="single"/>
@@ -8851,9 +10679,9 @@
       <w:autoSpaceDE w:val="true"/>
       <w:bidi w:val="0"/>
       <w:snapToGrid w:val="true"/>
-      <w:spacing w:before="0" w:after="246" w:lineRule="auto" w:line="254"/>
-      <w:ind w:end="1" w:hanging="0"/>
-      <w:jc w:val="start"/>
+      <w:spacing w:before="0" w:after="246" w:lineRule="auto" w:line="252"/>
+      <w:ind w:right="1" w:hanging="0"/>
+      <w:jc w:val="left"/>
       <w:textAlignment w:val="baseline"/>
       <w:outlineLvl w:val="0"/>
     </w:pPr>
@@ -8905,8 +10733,8 @@
       <w:autoSpaceDE w:val="true"/>
       <w:bidi w:val="0"/>
       <w:snapToGrid w:val="true"/>
-      <w:spacing w:before="0" w:after="120" w:lineRule="auto" w:line="254"/>
-      <w:jc w:val="start"/>
+      <w:spacing w:before="0" w:after="120" w:lineRule="auto" w:line="252"/>
+      <w:jc w:val="left"/>
       <w:textAlignment w:val="baseline"/>
       <w:outlineLvl w:val="1"/>
     </w:pPr>
@@ -8937,7 +10765,7 @@
       <w:lang w:val="ru-RU" w:eastAsia="ru-RU" w:bidi="ar-SA"/>
     </w:rPr>
   </w:style>
-  <w:style w:type="paragraph" w:styleId="Style18">
+  <w:style w:type="paragraph" w:styleId="Style20">
     <w:name w:val="Обычный"/>
     <w:qFormat/>
     <w:pPr>
@@ -8953,8 +10781,8 @@
       <w:autoSpaceDE w:val="true"/>
       <w:bidi w:val="0"/>
       <w:snapToGrid w:val="true"/>
-      <w:spacing w:lineRule="auto" w:line="254" w:before="0" w:after="160"/>
-      <w:jc w:val="start"/>
+      <w:spacing w:before="0" w:after="160" w:lineRule="auto" w:line="252"/>
+      <w:jc w:val="left"/>
       <w:textAlignment w:val="baseline"/>
     </w:pPr>
     <w:rPr>
@@ -9004,7 +10832,7 @@
       <w:bidi w:val="0"/>
       <w:snapToGrid w:val="true"/>
       <w:spacing w:lineRule="auto" w:line="264" w:before="0" w:after="161"/>
-      <w:ind w:start="10" w:end="2" w:hanging="10"/>
+      <w:ind w:left="10" w:right="2" w:hanging="10"/>
       <w:jc w:val="both"/>
       <w:textAlignment w:val="baseline"/>
     </w:pPr>
@@ -9054,9 +10882,9 @@
       <w:autoSpaceDE w:val="true"/>
       <w:bidi w:val="0"/>
       <w:snapToGrid w:val="true"/>
-      <w:spacing w:lineRule="auto" w:line="254" w:before="0" w:after="160"/>
-      <w:ind w:start="15" w:end="15" w:hanging="0"/>
-      <w:jc w:val="start"/>
+      <w:spacing w:before="0" w:after="160" w:lineRule="auto" w:line="252"/>
+      <w:ind w:left="15" w:right="15" w:hanging="0"/>
+      <w:jc w:val="left"/>
       <w:textAlignment w:val="baseline"/>
     </w:pPr>
     <w:rPr>
@@ -9105,9 +10933,9 @@
       <w:autoSpaceDE w:val="true"/>
       <w:bidi w:val="0"/>
       <w:snapToGrid w:val="true"/>
-      <w:spacing w:lineRule="auto" w:line="254" w:before="0" w:after="160"/>
-      <w:ind w:start="15" w:end="15" w:hanging="0"/>
-      <w:jc w:val="start"/>
+      <w:spacing w:before="0" w:after="160" w:lineRule="auto" w:line="252"/>
+      <w:ind w:left="15" w:right="15" w:hanging="0"/>
+      <w:jc w:val="left"/>
       <w:textAlignment w:val="baseline"/>
     </w:pPr>
     <w:rPr>
@@ -9144,8 +10972,8 @@
     <w:pPr>
       <w:suppressAutoHyphens w:val="false"/>
       <w:spacing w:lineRule="auto" w:line="240" w:before="100" w:after="100"/>
-      <w:ind w:start="0" w:end="0" w:hanging="0"/>
-      <w:jc w:val="start"/>
+      <w:ind w:left="0" w:right="0" w:hanging="0"/>
+      <w:jc w:val="left"/>
     </w:pPr>
     <w:rPr>
       <w:color w:val="auto"/>
@@ -9186,43 +11014,29 @@
     <w:qFormat/>
     <w:pPr>
       <w:suppressAutoHyphens w:val="false"/>
-      <w:ind w:start="720" w:hanging="0"/>
+      <w:ind w:left="720" w:hanging="0"/>
     </w:pPr>
     <w:rPr/>
   </w:style>
-  <w:style w:type="paragraph" w:styleId="Style19">
-    <w:name w:val="Верхний колонтитул"/>
-    <w:basedOn w:val="Style18"/>
-    <w:qFormat/>
+  <w:style w:type="paragraph" w:styleId="Style21">
+    <w:name w:val="Header"/>
+    <w:basedOn w:val="HeaderandFooter"/>
     <w:pPr>
-      <w:tabs>
-        <w:tab w:val="clear" w:pos="708"/>
-        <w:tab w:val="center" w:pos="4680" w:leader="none"/>
-        <w:tab w:val="right" w:pos="9360" w:leader="none"/>
-      </w:tabs>
       <w:suppressAutoHyphens w:val="false"/>
-      <w:spacing w:lineRule="auto" w:line="240" w:before="0" w:after="0"/>
     </w:pPr>
     <w:rPr/>
   </w:style>
-  <w:style w:type="paragraph" w:styleId="Style20">
-    <w:name w:val="Нижний колонтитул"/>
-    <w:basedOn w:val="Style18"/>
-    <w:qFormat/>
+  <w:style w:type="paragraph" w:styleId="Style22">
+    <w:name w:val="Footer"/>
+    <w:basedOn w:val="HeaderandFooter"/>
     <w:pPr>
-      <w:tabs>
-        <w:tab w:val="clear" w:pos="708"/>
-        <w:tab w:val="center" w:pos="4680" w:leader="none"/>
-        <w:tab w:val="right" w:pos="9360" w:leader="none"/>
-      </w:tabs>
       <w:suppressAutoHyphens w:val="false"/>
-      <w:spacing w:lineRule="auto" w:line="240" w:before="0" w:after="0"/>
     </w:pPr>
     <w:rPr/>
   </w:style>
-  <w:style w:type="paragraph" w:styleId="Style21">
+  <w:style w:type="paragraph" w:styleId="Style23">
     <w:name w:val="Текст выноски"/>
-    <w:basedOn w:val="Style18"/>
+    <w:basedOn w:val="Style20"/>
     <w:qFormat/>
     <w:pPr>
       <w:suppressAutoHyphens w:val="false"/>
@@ -9234,22 +11048,22 @@
       <w:szCs w:val="18"/>
     </w:rPr>
   </w:style>
-  <w:style w:type="paragraph" w:styleId="Style22">
+  <w:style w:type="paragraph" w:styleId="Style24">
     <w:name w:val="Абзац списка"/>
-    <w:basedOn w:val="Style18"/>
+    <w:basedOn w:val="Style20"/>
     <w:qFormat/>
     <w:pPr>
       <w:tabs>
         <w:tab w:val="clear" w:pos="708"/>
       </w:tabs>
       <w:suppressAutoHyphens w:val="false"/>
-      <w:ind w:start="720" w:hanging="0"/>
+      <w:ind w:left="720" w:hanging="0"/>
     </w:pPr>
     <w:rPr/>
   </w:style>
   <w:style w:type="paragraph" w:styleId="HeaderandFooter">
     <w:name w:val="Header and Footer"/>
-    <w:basedOn w:val="Normal"/>
+    <w:basedOn w:val="Style20"/>
     <w:qFormat/>
     <w:pPr>
       <w:suppressLineNumbers/>
@@ -9258,37 +11072,19 @@
         <w:tab w:val="center" w:pos="4819" w:leader="none"/>
         <w:tab w:val="right" w:pos="9638" w:leader="none"/>
       </w:tabs>
+      <w:suppressAutoHyphens w:val="false"/>
     </w:pPr>
     <w:rPr/>
   </w:style>
-  <w:style w:type="paragraph" w:styleId="Header">
-    <w:name w:val="Header"/>
-    <w:basedOn w:val="HeaderandFooter"/>
+  <w:style w:type="paragraph" w:styleId="Style25">
+    <w:name w:val="Содержимое таблицы"/>
+    <w:basedOn w:val="Style20"/>
+    <w:qFormat/>
     <w:pPr>
       <w:suppressLineNumbers/>
+      <w:suppressAutoHyphens w:val="false"/>
     </w:pPr>
     <w:rPr/>
   </w:style>
-  <w:style w:type="paragraph" w:styleId="Footer">
-    <w:name w:val="Footer"/>
-    <w:basedOn w:val="HeaderandFooter"/>
-    <w:pPr>
-      <w:suppressLineNumbers/>
-    </w:pPr>
-    <w:rPr/>
-  </w:style>
-  <w:style w:type="paragraph" w:styleId="TableContents">
-    <w:name w:val="Table Contents"/>
-    <w:basedOn w:val="Normal"/>
-    <w:qFormat/>
-    <w:pPr>
-      <w:suppressLineNumbers/>
-    </w:pPr>
-    <w:rPr/>
-  </w:style>
-  <w:style w:type="numbering" w:styleId="WWOutlineListStyle">
-    <w:name w:val="WW_OutlineListStyle"/>
-    <w:qFormat/>
-  </w:style>
 </w:styles>
 </file>